--- a/TryHackMe/anonforce/IsabellaPassarelli/writeup.docx
+++ b/TryHackMe/anonforce/IsabellaPassarelli/writeup.docx
@@ -1,18 +1,18 @@
 
 <file path=word/document.xml><?xml version="1.0" encoding="utf-8"?>
-<w:document xmlns:wpc="http://schemas.microsoft.com/office/word/2010/wordprocessingCanvas" xmlns:cx="http://schemas.microsoft.com/office/drawing/2014/chartex" xmlns:cx1="http://schemas.microsoft.com/office/drawing/2015/9/8/chartex" xmlns:cx2="http://schemas.microsoft.com/office/drawing/2015/10/21/chartex" xmlns:cx3="http://schemas.microsoft.com/office/drawing/2016/5/9/chartex" xmlns:cx4="http://schemas.microsoft.com/office/drawing/2016/5/10/chartex" xmlns:cx5="http://schemas.microsoft.com/office/drawing/2016/5/11/chartex" xmlns:cx6="http://schemas.microsoft.com/office/drawing/2016/5/12/chartex" xmlns:cx7="http://schemas.microsoft.com/office/drawing/2016/5/13/chartex" xmlns:cx8="http://schemas.microsoft.com/office/drawing/2016/5/14/chartex" xmlns:mc="http://schemas.openxmlformats.org/markup-compatibility/2006" xmlns:aink="http://schemas.microsoft.com/office/drawing/2016/ink" xmlns:am3d="http://schemas.microsoft.com/office/drawing/2017/model3d" xmlns:o="urn:schemas-microsoft-com:office:office" xmlns:oel="http://schemas.microsoft.com/office/2019/extlst" xmlns:r="http://schemas.openxmlformats.org/officeDocument/2006/relationships" xmlns:m="http://schemas.openxmlformats.org/officeDocument/2006/math" xmlns:v="urn:schemas-microsoft-com:vml" xmlns:wp14="http://schemas.microsoft.com/office/word/2010/wordprocessingDrawing" xmlns:wp="http://schemas.openxmlformats.org/drawingml/2006/wordprocessingDrawing" xmlns:w10="urn:schemas-microsoft-com:office:word" xmlns:w="http://schemas.openxmlformats.org/wordprocessingml/2006/main" xmlns:w14="http://schemas.microsoft.com/office/word/2010/wordml" xmlns:w15="http://schemas.microsoft.com/office/word/2012/wordml" xmlns:w16cex="http://schemas.microsoft.com/office/word/2018/wordml/cex" xmlns:w16cid="http://schemas.microsoft.com/office/word/2016/wordml/cid" xmlns:w16="http://schemas.microsoft.com/office/word/2018/wordml" xmlns:w16du="http://schemas.microsoft.com/office/word/2023/wordml/word16du" xmlns:w16sdtdh="http://schemas.microsoft.com/office/word/2020/wordml/sdtdatahash" xmlns:w16sdtfl="http://schemas.microsoft.com/office/word/2024/wordml/sdtformatlock" xmlns:w16se="http://schemas.microsoft.com/office/word/2015/wordml/symex" xmlns:wpg="http://schemas.microsoft.com/office/word/2010/wordprocessingGroup" xmlns:wpi="http://schemas.microsoft.com/office/word/2010/wordprocessingInk" xmlns:wne="http://schemas.microsoft.com/office/word/2006/wordml" xmlns:wps="http://schemas.microsoft.com/office/word/2010/wordprocessingShape" xmlns:a="http://schemas.openxmlformats.org/drawingml/2006/main" xmlns:pic="http://schemas.openxmlformats.org/drawingml/2006/picture" xmlns:a14="http://schemas.microsoft.com/office/drawing/2010/main" mc:Ignorable="w14 w15 w16se w16cid w16 w16cex w16sdtdh w16sdtfl w16du wp14">
+<w:document xmlns:wpc="http://schemas.microsoft.com/office/word/2010/wordprocessingCanvas" xmlns:cx="http://schemas.microsoft.com/office/drawing/2014/chartex" xmlns:cx1="http://schemas.microsoft.com/office/drawing/2015/9/8/chartex" xmlns:cx2="http://schemas.microsoft.com/office/drawing/2015/10/21/chartex" xmlns:cx3="http://schemas.microsoft.com/office/drawing/2016/5/9/chartex" xmlns:cx4="http://schemas.microsoft.com/office/drawing/2016/5/10/chartex" xmlns:cx5="http://schemas.microsoft.com/office/drawing/2016/5/11/chartex" xmlns:cx6="http://schemas.microsoft.com/office/drawing/2016/5/12/chartex" xmlns:cx7="http://schemas.microsoft.com/office/drawing/2016/5/13/chartex" xmlns:cx8="http://schemas.microsoft.com/office/drawing/2016/5/14/chartex" xmlns:mc="http://schemas.openxmlformats.org/markup-compatibility/2006" xmlns:aink="http://schemas.microsoft.com/office/drawing/2016/ink" xmlns:am3d="http://schemas.microsoft.com/office/drawing/2017/model3d" xmlns:o="urn:schemas-microsoft-com:office:office" xmlns:oel="http://schemas.microsoft.com/office/2019/extlst" xmlns:r="http://schemas.openxmlformats.org/officeDocument/2006/relationships" xmlns:m="http://schemas.openxmlformats.org/officeDocument/2006/math" xmlns:v="urn:schemas-microsoft-com:vml" xmlns:wp14="http://schemas.microsoft.com/office/word/2010/wordprocessingDrawing" xmlns:wp="http://schemas.openxmlformats.org/drawingml/2006/wordprocessingDrawing" xmlns:w10="urn:schemas-microsoft-com:office:word" xmlns:w="http://schemas.openxmlformats.org/wordprocessingml/2006/main" xmlns:w14="http://schemas.microsoft.com/office/word/2010/wordml" xmlns:w15="http://schemas.microsoft.com/office/word/2012/wordml" xmlns:w16cex="http://schemas.microsoft.com/office/word/2018/wordml/cex" xmlns:w16cid="http://schemas.microsoft.com/office/word/2016/wordml/cid" xmlns:w16="http://schemas.microsoft.com/office/word/2018/wordml" xmlns:w16du="http://schemas.microsoft.com/office/word/2023/wordml/word16du" xmlns:w16sdtdh="http://schemas.microsoft.com/office/word/2020/wordml/sdtdatahash" xmlns:w16sdtfl="http://schemas.microsoft.com/office/word/2024/wordml/sdtformatlock" xmlns:w16se="http://schemas.microsoft.com/office/word/2015/wordml/symex" xmlns:wpg="http://schemas.microsoft.com/office/word/2010/wordprocessingGroup" xmlns:wpi="http://schemas.microsoft.com/office/word/2010/wordprocessingInk" xmlns:wne="http://schemas.microsoft.com/office/word/2006/wordml" xmlns:wps="http://schemas.microsoft.com/office/word/2010/wordprocessingShape" mc:Ignorable="w14 w15 w16se w16cid w16 w16cex w16sdtdh w16sdtfl w16du wp14">
   <w:body>
     <w:p>
       <w:pPr>
         <w:rPr>
-          <w:rFonts w:ascii="Arial" w:hAnsi="Arial" w:eastAsia="Arial" w:cs="Arial"/>
+          <w:rFonts w:ascii="Arial" w:eastAsia="Arial" w:hAnsi="Arial" w:cs="Arial"/>
           <w:sz w:val="24"/>
           <w:szCs w:val="24"/>
         </w:rPr>
       </w:pPr>
       <w:r>
         <w:rPr>
-          <w:rFonts w:ascii="Arial" w:hAnsi="Arial" w:eastAsia="Arial" w:cs="Arial"/>
+          <w:rFonts w:ascii="Arial" w:eastAsia="Arial" w:hAnsi="Arial" w:cs="Arial"/>
           <w:noProof/>
           <w:sz w:val="24"/>
           <w:szCs w:val="24"/>
@@ -63,7 +63,7 @@
     <w:p>
       <w:pPr>
         <w:rPr>
-          <w:rFonts w:ascii="Arial" w:hAnsi="Arial" w:eastAsia="Arial" w:cs="Arial"/>
+          <w:rFonts w:ascii="Arial" w:eastAsia="Arial" w:hAnsi="Arial" w:cs="Arial"/>
           <w:sz w:val="24"/>
           <w:szCs w:val="24"/>
         </w:rPr>
@@ -73,14 +73,14 @@
       <w:pPr>
         <w:jc w:val="center"/>
         <w:rPr>
-          <w:rFonts w:ascii="Arial" w:hAnsi="Arial" w:eastAsia="Arial" w:cs="Arial"/>
+          <w:rFonts w:ascii="Arial" w:eastAsia="Arial" w:hAnsi="Arial" w:cs="Arial"/>
           <w:sz w:val="72"/>
           <w:szCs w:val="72"/>
         </w:rPr>
       </w:pPr>
       <w:r>
         <w:rPr>
-          <w:rFonts w:ascii="Arial" w:hAnsi="Arial" w:eastAsia="Arial" w:cs="Arial"/>
+          <w:rFonts w:ascii="Arial" w:eastAsia="Arial" w:hAnsi="Arial" w:cs="Arial"/>
           <w:sz w:val="72"/>
           <w:szCs w:val="72"/>
         </w:rPr>
@@ -91,19 +91,39 @@
       <w:pPr>
         <w:jc w:val="center"/>
         <w:rPr>
-          <w:rFonts w:ascii="Arial" w:hAnsi="Arial" w:eastAsia="Arial" w:cs="Arial"/>
+          <w:rFonts w:ascii="Arial" w:eastAsia="Arial" w:hAnsi="Arial" w:cs="Arial"/>
           <w:sz w:val="32"/>
           <w:szCs w:val="32"/>
         </w:rPr>
       </w:pPr>
-      <w:r>
-        <w:rPr>
-          <w:rFonts w:ascii="Arial" w:hAnsi="Arial" w:eastAsia="Arial" w:cs="Arial"/>
+      <w:proofErr w:type="spellStart"/>
+      <w:r>
+        <w:rPr>
+          <w:rFonts w:ascii="Arial" w:eastAsia="Arial" w:hAnsi="Arial" w:cs="Arial"/>
           <w:sz w:val="32"/>
           <w:szCs w:val="32"/>
         </w:rPr>
-        <w:t>Anonforce – TryHackMe</w:t>
-      </w:r>
+        <w:t>Anonforce</w:t>
+      </w:r>
+      <w:proofErr w:type="spellEnd"/>
+      <w:r>
+        <w:rPr>
+          <w:rFonts w:ascii="Arial" w:eastAsia="Arial" w:hAnsi="Arial" w:cs="Arial"/>
+          <w:sz w:val="32"/>
+          <w:szCs w:val="32"/>
+        </w:rPr>
+        <w:t xml:space="preserve"> – </w:t>
+      </w:r>
+      <w:proofErr w:type="spellStart"/>
+      <w:r>
+        <w:rPr>
+          <w:rFonts w:ascii="Arial" w:eastAsia="Arial" w:hAnsi="Arial" w:cs="Arial"/>
+          <w:sz w:val="32"/>
+          <w:szCs w:val="32"/>
+        </w:rPr>
+        <w:t>TryHackMe</w:t>
+      </w:r>
+      <w:proofErr w:type="spellEnd"/>
     </w:p>
     <w:tbl>
       <w:tblPr>
@@ -111,12 +131,12 @@
         <w:tblW w:w="8494" w:type="dxa"/>
         <w:tblInd w:w="0" w:type="dxa"/>
         <w:tblBorders>
-          <w:top w:val="single" w:color="000000" w:sz="4" w:space="0"/>
-          <w:left w:val="single" w:color="000000" w:sz="4" w:space="0"/>
-          <w:bottom w:val="single" w:color="000000" w:sz="4" w:space="0"/>
-          <w:right w:val="single" w:color="000000" w:sz="4" w:space="0"/>
-          <w:insideH w:val="single" w:color="000000" w:sz="4" w:space="0"/>
-          <w:insideV w:val="single" w:color="000000" w:sz="4" w:space="0"/>
+          <w:top w:val="single" w:sz="4" w:space="0" w:color="000000"/>
+          <w:left w:val="single" w:sz="4" w:space="0" w:color="000000"/>
+          <w:bottom w:val="single" w:sz="4" w:space="0" w:color="000000"/>
+          <w:right w:val="single" w:sz="4" w:space="0" w:color="000000"/>
+          <w:insideH w:val="single" w:sz="4" w:space="0" w:color="000000"/>
+          <w:insideV w:val="single" w:sz="4" w:space="0" w:color="000000"/>
         </w:tblBorders>
         <w:tblLayout w:type="fixed"/>
         <w:tblLook w:val="0400" w:firstRow="0" w:lastRow="0" w:firstColumn="0" w:lastColumn="0" w:noHBand="0" w:noVBand="1"/>
@@ -140,7 +160,7 @@
             <w:pPr>
               <w:jc w:val="center"/>
               <w:rPr>
-                <w:rFonts w:ascii="Arial" w:hAnsi="Arial" w:eastAsia="Arial" w:cs="Arial"/>
+                <w:rFonts w:ascii="Arial" w:eastAsia="Arial" w:hAnsi="Arial" w:cs="Arial"/>
                 <w:b/>
                 <w:sz w:val="24"/>
                 <w:szCs w:val="24"/>
@@ -148,7 +168,7 @@
             </w:pPr>
             <w:r>
               <w:rPr>
-                <w:rFonts w:ascii="Arial" w:hAnsi="Arial" w:eastAsia="Arial" w:cs="Arial"/>
+                <w:rFonts w:ascii="Arial" w:eastAsia="Arial" w:hAnsi="Arial" w:cs="Arial"/>
                 <w:b/>
                 <w:sz w:val="24"/>
                 <w:szCs w:val="24"/>
@@ -170,7 +190,7 @@
           <w:p>
             <w:pPr>
               <w:rPr>
-                <w:rFonts w:ascii="Arial" w:hAnsi="Arial" w:eastAsia="Arial" w:cs="Arial"/>
+                <w:rFonts w:ascii="Arial" w:eastAsia="Arial" w:hAnsi="Arial" w:cs="Arial"/>
                 <w:b/>
                 <w:sz w:val="24"/>
                 <w:szCs w:val="24"/>
@@ -178,7 +198,7 @@
             </w:pPr>
             <w:r>
               <w:rPr>
-                <w:rFonts w:ascii="Arial" w:hAnsi="Arial" w:eastAsia="Arial" w:cs="Arial"/>
+                <w:rFonts w:ascii="Arial" w:eastAsia="Arial" w:hAnsi="Arial" w:cs="Arial"/>
                 <w:b/>
                 <w:sz w:val="24"/>
                 <w:szCs w:val="24"/>
@@ -195,18 +215,28 @@
           <w:p>
             <w:pPr>
               <w:rPr>
-                <w:rFonts w:ascii="Arial" w:hAnsi="Arial" w:eastAsia="Arial" w:cs="Arial"/>
+                <w:rFonts w:ascii="Arial" w:eastAsia="Arial" w:hAnsi="Arial" w:cs="Arial"/>
                 <w:sz w:val="24"/>
                 <w:szCs w:val="24"/>
               </w:rPr>
             </w:pPr>
+            <w:proofErr w:type="spellStart"/>
             <w:r>
               <w:rPr>
-                <w:rFonts w:ascii="Arial" w:hAnsi="Arial" w:eastAsia="Arial" w:cs="Arial"/>
-                <w:sz w:val="24"/>
-                <w:szCs w:val="24"/>
-              </w:rPr>
-              <w:t>Anonforce – Isabella Passarelli</w:t>
+                <w:rFonts w:ascii="Arial" w:eastAsia="Arial" w:hAnsi="Arial" w:cs="Arial"/>
+                <w:sz w:val="24"/>
+                <w:szCs w:val="24"/>
+              </w:rPr>
+              <w:t>Anonforce</w:t>
+            </w:r>
+            <w:proofErr w:type="spellEnd"/>
+            <w:r>
+              <w:rPr>
+                <w:rFonts w:ascii="Arial" w:eastAsia="Arial" w:hAnsi="Arial" w:cs="Arial"/>
+                <w:sz w:val="24"/>
+                <w:szCs w:val="24"/>
+              </w:rPr>
+              <w:t xml:space="preserve"> – Isabella Passarelli</w:t>
             </w:r>
           </w:p>
         </w:tc>
@@ -223,7 +253,7 @@
           <w:p>
             <w:pPr>
               <w:rPr>
-                <w:rFonts w:ascii="Arial" w:hAnsi="Arial" w:eastAsia="Arial" w:cs="Arial"/>
+                <w:rFonts w:ascii="Arial" w:eastAsia="Arial" w:hAnsi="Arial" w:cs="Arial"/>
                 <w:b/>
                 <w:sz w:val="24"/>
                 <w:szCs w:val="24"/>
@@ -231,7 +261,7 @@
             </w:pPr>
             <w:r>
               <w:rPr>
-                <w:rFonts w:ascii="Arial" w:hAnsi="Arial" w:eastAsia="Arial" w:cs="Arial"/>
+                <w:rFonts w:ascii="Arial" w:eastAsia="Arial" w:hAnsi="Arial" w:cs="Arial"/>
                 <w:b/>
                 <w:sz w:val="24"/>
                 <w:szCs w:val="24"/>
@@ -248,14 +278,14 @@
           <w:p>
             <w:pPr>
               <w:rPr>
-                <w:rFonts w:ascii="Arial" w:hAnsi="Arial" w:eastAsia="Arial" w:cs="Arial"/>
+                <w:rFonts w:ascii="Arial" w:eastAsia="Arial" w:hAnsi="Arial" w:cs="Arial"/>
                 <w:sz w:val="24"/>
                 <w:szCs w:val="24"/>
               </w:rPr>
             </w:pPr>
             <w:r>
               <w:rPr>
-                <w:rFonts w:ascii="Arial" w:hAnsi="Arial" w:eastAsia="Arial" w:cs="Arial"/>
+                <w:rFonts w:ascii="Arial" w:eastAsia="Arial" w:hAnsi="Arial" w:cs="Arial"/>
                 <w:sz w:val="24"/>
                 <w:szCs w:val="24"/>
               </w:rPr>
@@ -276,7 +306,7 @@
           <w:p>
             <w:pPr>
               <w:rPr>
-                <w:rFonts w:ascii="Arial" w:hAnsi="Arial" w:eastAsia="Arial" w:cs="Arial"/>
+                <w:rFonts w:ascii="Arial" w:eastAsia="Arial" w:hAnsi="Arial" w:cs="Arial"/>
                 <w:b/>
                 <w:sz w:val="24"/>
                 <w:szCs w:val="24"/>
@@ -284,7 +314,7 @@
             </w:pPr>
             <w:r>
               <w:rPr>
-                <w:rFonts w:ascii="Arial" w:hAnsi="Arial" w:eastAsia="Arial" w:cs="Arial"/>
+                <w:rFonts w:ascii="Arial" w:eastAsia="Arial" w:hAnsi="Arial" w:cs="Arial"/>
                 <w:b/>
                 <w:sz w:val="24"/>
                 <w:szCs w:val="24"/>
@@ -301,14 +331,14 @@
           <w:p>
             <w:pPr>
               <w:rPr>
-                <w:rFonts w:ascii="Arial" w:hAnsi="Arial" w:eastAsia="Arial" w:cs="Arial"/>
+                <w:rFonts w:ascii="Arial" w:eastAsia="Arial" w:hAnsi="Arial" w:cs="Arial"/>
                 <w:sz w:val="24"/>
                 <w:szCs w:val="24"/>
               </w:rPr>
             </w:pPr>
             <w:r>
               <w:rPr>
-                <w:rFonts w:ascii="Arial" w:hAnsi="Arial" w:eastAsia="Arial" w:cs="Arial"/>
+                <w:rFonts w:ascii="Arial" w:eastAsia="Arial" w:hAnsi="Arial" w:cs="Arial"/>
                 <w:sz w:val="24"/>
                 <w:szCs w:val="24"/>
               </w:rPr>
@@ -329,7 +359,7 @@
           <w:p>
             <w:pPr>
               <w:rPr>
-                <w:rFonts w:ascii="Arial" w:hAnsi="Arial" w:eastAsia="Arial" w:cs="Arial"/>
+                <w:rFonts w:ascii="Arial" w:eastAsia="Arial" w:hAnsi="Arial" w:cs="Arial"/>
                 <w:b/>
                 <w:sz w:val="24"/>
                 <w:szCs w:val="24"/>
@@ -337,7 +367,7 @@
             </w:pPr>
             <w:r>
               <w:rPr>
-                <w:rFonts w:ascii="Arial" w:hAnsi="Arial" w:eastAsia="Arial" w:cs="Arial"/>
+                <w:rFonts w:ascii="Arial" w:eastAsia="Arial" w:hAnsi="Arial" w:cs="Arial"/>
                 <w:b/>
                 <w:sz w:val="24"/>
                 <w:szCs w:val="24"/>
@@ -354,16 +384,16 @@
           <w:p>
             <w:pPr>
               <w:rPr>
-                <w:rFonts w:ascii="Arial" w:hAnsi="Arial" w:eastAsia="Arial" w:cs="Arial"/>
+                <w:rFonts w:ascii="Arial" w:eastAsia="Arial" w:hAnsi="Arial" w:cs="Arial"/>
                 <w:sz w:val="24"/>
                 <w:szCs w:val="24"/>
               </w:rPr>
             </w:pPr>
-            <w:hyperlink w:history="1" r:id="rId12">
+            <w:hyperlink r:id="rId12" w:history="1">
               <w:r>
                 <w:rPr>
                   <w:rStyle w:val="Hyperlink"/>
-                  <w:rFonts w:ascii="Arial" w:hAnsi="Arial" w:eastAsia="Arial" w:cs="Arial"/>
+                  <w:rFonts w:ascii="Arial" w:eastAsia="Arial" w:hAnsi="Arial" w:cs="Arial"/>
                   <w:sz w:val="24"/>
                   <w:szCs w:val="24"/>
                 </w:rPr>
@@ -378,7 +408,7 @@
       <w:pPr>
         <w:jc w:val="center"/>
         <w:rPr>
-          <w:rFonts w:ascii="Arial" w:hAnsi="Arial" w:eastAsia="Arial" w:cs="Arial"/>
+          <w:rFonts w:ascii="Arial" w:eastAsia="Arial" w:hAnsi="Arial" w:cs="Arial"/>
           <w:sz w:val="24"/>
           <w:szCs w:val="24"/>
         </w:rPr>
@@ -390,12 +420,12 @@
         <w:tblW w:w="8494" w:type="dxa"/>
         <w:tblInd w:w="0" w:type="dxa"/>
         <w:tblBorders>
-          <w:top w:val="single" w:color="000000" w:sz="4" w:space="0"/>
-          <w:left w:val="single" w:color="000000" w:sz="4" w:space="0"/>
-          <w:bottom w:val="single" w:color="000000" w:sz="4" w:space="0"/>
-          <w:right w:val="single" w:color="000000" w:sz="4" w:space="0"/>
-          <w:insideH w:val="single" w:color="000000" w:sz="4" w:space="0"/>
-          <w:insideV w:val="single" w:color="000000" w:sz="4" w:space="0"/>
+          <w:top w:val="single" w:sz="4" w:space="0" w:color="000000"/>
+          <w:left w:val="single" w:sz="4" w:space="0" w:color="000000"/>
+          <w:bottom w:val="single" w:sz="4" w:space="0" w:color="000000"/>
+          <w:right w:val="single" w:sz="4" w:space="0" w:color="000000"/>
+          <w:insideH w:val="single" w:sz="4" w:space="0" w:color="000000"/>
+          <w:insideV w:val="single" w:sz="4" w:space="0" w:color="000000"/>
         </w:tblBorders>
         <w:tblLayout w:type="fixed"/>
         <w:tblLook w:val="0400" w:firstRow="0" w:lastRow="0" w:firstColumn="0" w:lastColumn="0" w:noHBand="0" w:noVBand="1"/>
@@ -417,7 +447,7 @@
           <w:p>
             <w:pPr>
               <w:rPr>
-                <w:rFonts w:ascii="Arial" w:hAnsi="Arial" w:eastAsia="Arial" w:cs="Arial"/>
+                <w:rFonts w:ascii="Arial" w:eastAsia="Arial" w:hAnsi="Arial" w:cs="Arial"/>
                 <w:b/>
                 <w:sz w:val="24"/>
                 <w:szCs w:val="24"/>
@@ -425,7 +455,7 @@
             </w:pPr>
             <w:r>
               <w:rPr>
-                <w:rFonts w:ascii="Arial" w:hAnsi="Arial" w:eastAsia="Arial" w:cs="Arial"/>
+                <w:rFonts w:ascii="Arial" w:eastAsia="Arial" w:hAnsi="Arial" w:cs="Arial"/>
                 <w:b/>
                 <w:sz w:val="24"/>
                 <w:szCs w:val="24"/>
@@ -442,14 +472,14 @@
           <w:p>
             <w:pPr>
               <w:rPr>
-                <w:rFonts w:ascii="Arial" w:hAnsi="Arial" w:eastAsia="Arial" w:cs="Arial"/>
+                <w:rFonts w:ascii="Arial" w:eastAsia="Arial" w:hAnsi="Arial" w:cs="Arial"/>
                 <w:sz w:val="24"/>
                 <w:szCs w:val="24"/>
               </w:rPr>
             </w:pPr>
             <w:r>
               <w:rPr>
-                <w:rFonts w:ascii="Arial" w:hAnsi="Arial" w:eastAsia="Arial" w:cs="Arial"/>
+                <w:rFonts w:ascii="Arial" w:eastAsia="Arial" w:hAnsi="Arial" w:cs="Arial"/>
                 <w:sz w:val="24"/>
                 <w:szCs w:val="24"/>
               </w:rPr>
@@ -465,14 +495,14 @@
           <w:p>
             <w:pPr>
               <w:rPr>
-                <w:rFonts w:ascii="Arial" w:hAnsi="Arial" w:eastAsia="Arial" w:cs="Arial"/>
+                <w:rFonts w:ascii="Arial" w:eastAsia="Arial" w:hAnsi="Arial" w:cs="Arial"/>
                 <w:sz w:val="24"/>
                 <w:szCs w:val="24"/>
               </w:rPr>
             </w:pPr>
             <w:r>
               <w:rPr>
-                <w:rFonts w:ascii="Arial" w:hAnsi="Arial" w:eastAsia="Arial" w:cs="Arial"/>
+                <w:rFonts w:ascii="Arial" w:eastAsia="Arial" w:hAnsi="Arial" w:cs="Arial"/>
                 <w:sz w:val="24"/>
                 <w:szCs w:val="24"/>
               </w:rPr>
@@ -493,7 +523,7 @@
           <w:p>
             <w:pPr>
               <w:rPr>
-                <w:rFonts w:ascii="Arial" w:hAnsi="Arial" w:eastAsia="Arial" w:cs="Arial"/>
+                <w:rFonts w:ascii="Arial" w:eastAsia="Arial" w:hAnsi="Arial" w:cs="Arial"/>
                 <w:b/>
                 <w:sz w:val="24"/>
                 <w:szCs w:val="24"/>
@@ -501,7 +531,7 @@
             </w:pPr>
             <w:r>
               <w:rPr>
-                <w:rFonts w:ascii="Arial" w:hAnsi="Arial" w:eastAsia="Arial" w:cs="Arial"/>
+                <w:rFonts w:ascii="Arial" w:eastAsia="Arial" w:hAnsi="Arial" w:cs="Arial"/>
                 <w:b/>
                 <w:sz w:val="24"/>
                 <w:szCs w:val="24"/>
@@ -518,18 +548,18 @@
           <w:p>
             <w:pPr>
               <w:rPr>
-                <w:rFonts w:ascii="Arial" w:hAnsi="Arial" w:eastAsia="Arial" w:cs="Arial"/>
+                <w:rFonts w:ascii="Arial" w:eastAsia="Arial" w:hAnsi="Arial" w:cs="Arial"/>
                 <w:sz w:val="24"/>
                 <w:szCs w:val="24"/>
               </w:rPr>
             </w:pPr>
             <w:r>
               <w:rPr>
-                <w:rFonts w:ascii="Arial" w:hAnsi="Arial" w:eastAsia="Arial" w:cs="Arial"/>
-                <w:sz w:val="24"/>
-                <w:szCs w:val="24"/>
-              </w:rPr>
-              <w:t>Nome do revisor</w:t>
+                <w:rFonts w:ascii="Arial" w:eastAsia="Arial" w:hAnsi="Arial" w:cs="Arial"/>
+                <w:sz w:val="24"/>
+                <w:szCs w:val="24"/>
+              </w:rPr>
+              <w:t>Larissa Gomes</w:t>
             </w:r>
           </w:p>
         </w:tc>
@@ -541,14 +571,14 @@
           <w:p>
             <w:pPr>
               <w:rPr>
-                <w:rFonts w:ascii="Arial" w:hAnsi="Arial" w:eastAsia="Arial" w:cs="Arial"/>
+                <w:rFonts w:ascii="Arial" w:eastAsia="Arial" w:hAnsi="Arial" w:cs="Arial"/>
                 <w:sz w:val="24"/>
                 <w:szCs w:val="24"/>
               </w:rPr>
             </w:pPr>
             <w:r>
               <w:rPr>
-                <w:rFonts w:ascii="Arial" w:hAnsi="Arial" w:eastAsia="Arial" w:cs="Arial"/>
+                <w:rFonts w:ascii="Arial" w:eastAsia="Arial" w:hAnsi="Arial" w:cs="Arial"/>
                 <w:sz w:val="24"/>
                 <w:szCs w:val="24"/>
               </w:rPr>
@@ -569,7 +599,7 @@
           <w:p>
             <w:pPr>
               <w:rPr>
-                <w:rFonts w:ascii="Arial" w:hAnsi="Arial" w:eastAsia="Arial" w:cs="Arial"/>
+                <w:rFonts w:ascii="Arial" w:eastAsia="Arial" w:hAnsi="Arial" w:cs="Arial"/>
                 <w:b/>
                 <w:sz w:val="24"/>
                 <w:szCs w:val="24"/>
@@ -577,7 +607,7 @@
             </w:pPr>
             <w:r>
               <w:rPr>
-                <w:rFonts w:ascii="Arial" w:hAnsi="Arial" w:eastAsia="Arial" w:cs="Arial"/>
+                <w:rFonts w:ascii="Arial" w:eastAsia="Arial" w:hAnsi="Arial" w:cs="Arial"/>
                 <w:b/>
                 <w:sz w:val="24"/>
                 <w:szCs w:val="24"/>
@@ -594,18 +624,18 @@
           <w:p>
             <w:pPr>
               <w:rPr>
-                <w:rFonts w:ascii="Arial" w:hAnsi="Arial" w:eastAsia="Arial" w:cs="Arial"/>
+                <w:rFonts w:ascii="Arial" w:eastAsia="Arial" w:hAnsi="Arial" w:cs="Arial"/>
                 <w:sz w:val="24"/>
                 <w:szCs w:val="24"/>
               </w:rPr>
             </w:pPr>
             <w:r>
               <w:rPr>
-                <w:rFonts w:ascii="Arial" w:hAnsi="Arial" w:eastAsia="Arial" w:cs="Arial"/>
-                <w:sz w:val="24"/>
-                <w:szCs w:val="24"/>
-              </w:rPr>
-              <w:t>Nome do aprovador</w:t>
+                <w:rFonts w:ascii="Arial" w:eastAsia="Arial" w:hAnsi="Arial" w:cs="Arial"/>
+                <w:sz w:val="24"/>
+                <w:szCs w:val="24"/>
+              </w:rPr>
+              <w:t>Larissa Gomes</w:t>
             </w:r>
           </w:p>
         </w:tc>
@@ -617,14 +647,14 @@
           <w:p>
             <w:pPr>
               <w:rPr>
-                <w:rFonts w:ascii="Arial" w:hAnsi="Arial" w:eastAsia="Arial" w:cs="Arial"/>
+                <w:rFonts w:ascii="Arial" w:eastAsia="Arial" w:hAnsi="Arial" w:cs="Arial"/>
                 <w:sz w:val="24"/>
                 <w:szCs w:val="24"/>
               </w:rPr>
             </w:pPr>
             <w:r>
               <w:rPr>
-                <w:rFonts w:ascii="Arial" w:hAnsi="Arial" w:eastAsia="Arial" w:cs="Arial"/>
+                <w:rFonts w:ascii="Arial" w:eastAsia="Arial" w:hAnsi="Arial" w:cs="Arial"/>
                 <w:sz w:val="24"/>
                 <w:szCs w:val="24"/>
               </w:rPr>
@@ -638,7 +668,7 @@
       <w:pPr>
         <w:jc w:val="center"/>
         <w:rPr>
-          <w:rFonts w:ascii="Arial" w:hAnsi="Arial" w:eastAsia="Arial" w:cs="Arial"/>
+          <w:rFonts w:ascii="Arial" w:eastAsia="Arial" w:hAnsi="Arial" w:cs="Arial"/>
           <w:sz w:val="24"/>
           <w:szCs w:val="24"/>
         </w:rPr>
@@ -650,12 +680,12 @@
         <w:tblW w:w="8494" w:type="dxa"/>
         <w:tblInd w:w="0" w:type="dxa"/>
         <w:tblBorders>
-          <w:top w:val="single" w:color="000000" w:sz="4" w:space="0"/>
-          <w:left w:val="single" w:color="000000" w:sz="4" w:space="0"/>
-          <w:bottom w:val="single" w:color="000000" w:sz="4" w:space="0"/>
-          <w:right w:val="single" w:color="000000" w:sz="4" w:space="0"/>
-          <w:insideH w:val="single" w:color="000000" w:sz="4" w:space="0"/>
-          <w:insideV w:val="single" w:color="000000" w:sz="4" w:space="0"/>
+          <w:top w:val="single" w:sz="4" w:space="0" w:color="000000"/>
+          <w:left w:val="single" w:sz="4" w:space="0" w:color="000000"/>
+          <w:bottom w:val="single" w:sz="4" w:space="0" w:color="000000"/>
+          <w:right w:val="single" w:sz="4" w:space="0" w:color="000000"/>
+          <w:insideH w:val="single" w:sz="4" w:space="0" w:color="000000"/>
+          <w:insideV w:val="single" w:sz="4" w:space="0" w:color="000000"/>
         </w:tblBorders>
         <w:tblLayout w:type="fixed"/>
         <w:tblLook w:val="0400" w:firstRow="0" w:lastRow="0" w:firstColumn="0" w:lastColumn="0" w:noHBand="0" w:noVBand="1"/>
@@ -679,7 +709,7 @@
             <w:pPr>
               <w:jc w:val="center"/>
               <w:rPr>
-                <w:rFonts w:ascii="Arial" w:hAnsi="Arial" w:eastAsia="Arial" w:cs="Arial"/>
+                <w:rFonts w:ascii="Arial" w:eastAsia="Arial" w:hAnsi="Arial" w:cs="Arial"/>
                 <w:b/>
                 <w:sz w:val="24"/>
                 <w:szCs w:val="24"/>
@@ -687,7 +717,7 @@
             </w:pPr>
             <w:r>
               <w:rPr>
-                <w:rFonts w:ascii="Arial" w:hAnsi="Arial" w:eastAsia="Arial" w:cs="Arial"/>
+                <w:rFonts w:ascii="Arial" w:eastAsia="Arial" w:hAnsi="Arial" w:cs="Arial"/>
                 <w:b/>
                 <w:sz w:val="24"/>
                 <w:szCs w:val="24"/>
@@ -709,7 +739,7 @@
           <w:p>
             <w:pPr>
               <w:rPr>
-                <w:rFonts w:ascii="Arial" w:hAnsi="Arial" w:eastAsia="Arial" w:cs="Arial"/>
+                <w:rFonts w:ascii="Arial" w:eastAsia="Arial" w:hAnsi="Arial" w:cs="Arial"/>
                 <w:b/>
                 <w:sz w:val="24"/>
                 <w:szCs w:val="24"/>
@@ -717,7 +747,7 @@
             </w:pPr>
             <w:r>
               <w:rPr>
-                <w:rFonts w:ascii="Arial" w:hAnsi="Arial" w:eastAsia="Arial" w:cs="Arial"/>
+                <w:rFonts w:ascii="Arial" w:eastAsia="Arial" w:hAnsi="Arial" w:cs="Arial"/>
                 <w:b/>
                 <w:sz w:val="24"/>
                 <w:szCs w:val="24"/>
@@ -734,7 +764,7 @@
           <w:p>
             <w:pPr>
               <w:rPr>
-                <w:rFonts w:ascii="Arial" w:hAnsi="Arial" w:eastAsia="Arial" w:cs="Arial"/>
+                <w:rFonts w:ascii="Arial" w:eastAsia="Arial" w:hAnsi="Arial" w:cs="Arial"/>
                 <w:b/>
                 <w:sz w:val="24"/>
                 <w:szCs w:val="24"/>
@@ -742,7 +772,7 @@
             </w:pPr>
             <w:r>
               <w:rPr>
-                <w:rFonts w:ascii="Arial" w:hAnsi="Arial" w:eastAsia="Arial" w:cs="Arial"/>
+                <w:rFonts w:ascii="Arial" w:eastAsia="Arial" w:hAnsi="Arial" w:cs="Arial"/>
                 <w:b/>
                 <w:sz w:val="24"/>
                 <w:szCs w:val="24"/>
@@ -759,7 +789,7 @@
           <w:p>
             <w:pPr>
               <w:rPr>
-                <w:rFonts w:ascii="Arial" w:hAnsi="Arial" w:eastAsia="Arial" w:cs="Arial"/>
+                <w:rFonts w:ascii="Arial" w:eastAsia="Arial" w:hAnsi="Arial" w:cs="Arial"/>
                 <w:b/>
                 <w:sz w:val="24"/>
                 <w:szCs w:val="24"/>
@@ -767,7 +797,7 @@
             </w:pPr>
             <w:r>
               <w:rPr>
-                <w:rFonts w:ascii="Arial" w:hAnsi="Arial" w:eastAsia="Arial" w:cs="Arial"/>
+                <w:rFonts w:ascii="Arial" w:eastAsia="Arial" w:hAnsi="Arial" w:cs="Arial"/>
                 <w:b/>
                 <w:sz w:val="24"/>
                 <w:szCs w:val="24"/>
@@ -789,7 +819,7 @@
           <w:p>
             <w:pPr>
               <w:rPr>
-                <w:rFonts w:ascii="Arial" w:hAnsi="Arial" w:eastAsia="Arial" w:cs="Arial"/>
+                <w:rFonts w:ascii="Arial" w:eastAsia="Arial" w:hAnsi="Arial" w:cs="Arial"/>
                 <w:b/>
                 <w:sz w:val="24"/>
                 <w:szCs w:val="24"/>
@@ -797,7 +827,7 @@
             </w:pPr>
             <w:r>
               <w:rPr>
-                <w:rFonts w:ascii="Arial" w:hAnsi="Arial" w:eastAsia="Arial" w:cs="Arial"/>
+                <w:rFonts w:ascii="Arial" w:eastAsia="Arial" w:hAnsi="Arial" w:cs="Arial"/>
                 <w:b/>
                 <w:sz w:val="24"/>
                 <w:szCs w:val="24"/>
@@ -814,14 +844,14 @@
           <w:p>
             <w:pPr>
               <w:rPr>
-                <w:rFonts w:ascii="Arial" w:hAnsi="Arial" w:eastAsia="Arial" w:cs="Arial"/>
+                <w:rFonts w:ascii="Arial" w:eastAsia="Arial" w:hAnsi="Arial" w:cs="Arial"/>
                 <w:sz w:val="24"/>
                 <w:szCs w:val="24"/>
               </w:rPr>
             </w:pPr>
             <w:r>
               <w:rPr>
-                <w:rFonts w:ascii="Arial" w:hAnsi="Arial" w:eastAsia="Arial" w:cs="Arial"/>
+                <w:rFonts w:ascii="Arial" w:eastAsia="Arial" w:hAnsi="Arial" w:cs="Arial"/>
                 <w:sz w:val="24"/>
                 <w:szCs w:val="24"/>
               </w:rPr>
@@ -837,14 +867,14 @@
           <w:p>
             <w:pPr>
               <w:rPr>
-                <w:rFonts w:ascii="Arial" w:hAnsi="Arial" w:eastAsia="Arial" w:cs="Arial"/>
+                <w:rFonts w:ascii="Arial" w:eastAsia="Arial" w:hAnsi="Arial" w:cs="Arial"/>
                 <w:sz w:val="24"/>
                 <w:szCs w:val="24"/>
               </w:rPr>
             </w:pPr>
             <w:r>
               <w:rPr>
-                <w:rFonts w:ascii="Arial" w:hAnsi="Arial" w:eastAsia="Arial" w:cs="Arial"/>
+                <w:rFonts w:ascii="Arial" w:eastAsia="Arial" w:hAnsi="Arial" w:cs="Arial"/>
                 <w:sz w:val="24"/>
                 <w:szCs w:val="24"/>
               </w:rPr>
@@ -865,7 +895,7 @@
           <w:p>
             <w:pPr>
               <w:rPr>
-                <w:rFonts w:ascii="Arial" w:hAnsi="Arial" w:eastAsia="Arial" w:cs="Arial"/>
+                <w:rFonts w:ascii="Arial" w:eastAsia="Arial" w:hAnsi="Arial" w:cs="Arial"/>
                 <w:b/>
                 <w:sz w:val="24"/>
                 <w:szCs w:val="24"/>
@@ -873,7 +903,7 @@
             </w:pPr>
             <w:r>
               <w:rPr>
-                <w:rFonts w:ascii="Arial" w:hAnsi="Arial" w:eastAsia="Arial" w:cs="Arial"/>
+                <w:rFonts w:ascii="Arial" w:eastAsia="Arial" w:hAnsi="Arial" w:cs="Arial"/>
                 <w:b/>
                 <w:sz w:val="24"/>
                 <w:szCs w:val="24"/>
@@ -890,18 +920,18 @@
           <w:p>
             <w:pPr>
               <w:rPr>
-                <w:rFonts w:ascii="Arial" w:hAnsi="Arial" w:eastAsia="Arial" w:cs="Arial"/>
+                <w:rFonts w:ascii="Arial" w:eastAsia="Arial" w:hAnsi="Arial" w:cs="Arial"/>
                 <w:sz w:val="24"/>
                 <w:szCs w:val="24"/>
               </w:rPr>
             </w:pPr>
             <w:r>
               <w:rPr>
-                <w:rFonts w:ascii="Arial" w:hAnsi="Arial" w:eastAsia="Arial" w:cs="Arial"/>
-                <w:sz w:val="24"/>
-                <w:szCs w:val="24"/>
-              </w:rPr>
-              <w:t>DD/MM/AAAA</w:t>
+                <w:rFonts w:ascii="Arial" w:eastAsia="Arial" w:hAnsi="Arial" w:cs="Arial"/>
+                <w:sz w:val="24"/>
+                <w:szCs w:val="24"/>
+              </w:rPr>
+              <w:t>19/03/2026</w:t>
             </w:r>
           </w:p>
         </w:tc>
@@ -913,14 +943,14 @@
           <w:p>
             <w:pPr>
               <w:rPr>
-                <w:rFonts w:ascii="Arial" w:hAnsi="Arial" w:eastAsia="Arial" w:cs="Arial"/>
+                <w:rFonts w:ascii="Arial" w:eastAsia="Arial" w:hAnsi="Arial" w:cs="Arial"/>
                 <w:sz w:val="24"/>
                 <w:szCs w:val="24"/>
               </w:rPr>
             </w:pPr>
             <w:r>
               <w:rPr>
-                <w:rFonts w:ascii="Arial" w:hAnsi="Arial" w:eastAsia="Arial" w:cs="Arial"/>
+                <w:rFonts w:ascii="Arial" w:eastAsia="Arial" w:hAnsi="Arial" w:cs="Arial"/>
                 <w:sz w:val="24"/>
                 <w:szCs w:val="24"/>
               </w:rPr>
@@ -941,7 +971,7 @@
           <w:p>
             <w:pPr>
               <w:rPr>
-                <w:rFonts w:ascii="Arial" w:hAnsi="Arial" w:eastAsia="Arial" w:cs="Arial"/>
+                <w:rFonts w:ascii="Arial" w:eastAsia="Arial" w:hAnsi="Arial" w:cs="Arial"/>
                 <w:b/>
                 <w:sz w:val="24"/>
                 <w:szCs w:val="24"/>
@@ -949,7 +979,7 @@
             </w:pPr>
             <w:r>
               <w:rPr>
-                <w:rFonts w:ascii="Arial" w:hAnsi="Arial" w:eastAsia="Arial" w:cs="Arial"/>
+                <w:rFonts w:ascii="Arial" w:eastAsia="Arial" w:hAnsi="Arial" w:cs="Arial"/>
                 <w:b/>
                 <w:sz w:val="24"/>
                 <w:szCs w:val="24"/>
@@ -966,18 +996,18 @@
           <w:p>
             <w:pPr>
               <w:rPr>
-                <w:rFonts w:ascii="Arial" w:hAnsi="Arial" w:eastAsia="Arial" w:cs="Arial"/>
+                <w:rFonts w:ascii="Arial" w:eastAsia="Arial" w:hAnsi="Arial" w:cs="Arial"/>
                 <w:sz w:val="24"/>
                 <w:szCs w:val="24"/>
               </w:rPr>
             </w:pPr>
             <w:r>
               <w:rPr>
-                <w:rFonts w:ascii="Arial" w:hAnsi="Arial" w:eastAsia="Arial" w:cs="Arial"/>
-                <w:sz w:val="24"/>
-                <w:szCs w:val="24"/>
-              </w:rPr>
-              <w:t>DD/MM/AAAA</w:t>
+                <w:rFonts w:ascii="Arial" w:eastAsia="Arial" w:hAnsi="Arial" w:cs="Arial"/>
+                <w:sz w:val="24"/>
+                <w:szCs w:val="24"/>
+              </w:rPr>
+              <w:t>19/03/2026</w:t>
             </w:r>
           </w:p>
         </w:tc>
@@ -989,14 +1019,14 @@
           <w:p>
             <w:pPr>
               <w:rPr>
-                <w:rFonts w:ascii="Arial" w:hAnsi="Arial" w:eastAsia="Arial" w:cs="Arial"/>
+                <w:rFonts w:ascii="Arial" w:eastAsia="Arial" w:hAnsi="Arial" w:cs="Arial"/>
                 <w:sz w:val="24"/>
                 <w:szCs w:val="24"/>
               </w:rPr>
             </w:pPr>
             <w:r>
               <w:rPr>
-                <w:rFonts w:ascii="Arial" w:hAnsi="Arial" w:eastAsia="Arial" w:cs="Arial"/>
+                <w:rFonts w:ascii="Arial" w:eastAsia="Arial" w:hAnsi="Arial" w:cs="Arial"/>
                 <w:sz w:val="24"/>
                 <w:szCs w:val="24"/>
               </w:rPr>
@@ -1009,7 +1039,7 @@
     <w:p>
       <w:pPr>
         <w:rPr>
-          <w:rFonts w:ascii="Arial" w:hAnsi="Arial" w:eastAsia="Arial" w:cs="Arial"/>
+          <w:rFonts w:ascii="Arial" w:eastAsia="Arial" w:hAnsi="Arial" w:cs="Arial"/>
           <w:sz w:val="24"/>
           <w:szCs w:val="24"/>
         </w:rPr>
@@ -1018,7 +1048,7 @@
     <w:p>
       <w:pPr>
         <w:rPr>
-          <w:rFonts w:ascii="Arial" w:hAnsi="Arial" w:eastAsia="Arial" w:cs="Arial"/>
+          <w:rFonts w:ascii="Arial" w:eastAsia="Arial" w:hAnsi="Arial" w:cs="Arial"/>
           <w:sz w:val="24"/>
           <w:szCs w:val="24"/>
         </w:rPr>
@@ -1027,7 +1057,7 @@
     <w:p>
       <w:pPr>
         <w:rPr>
-          <w:rFonts w:ascii="Arial" w:hAnsi="Arial" w:eastAsia="Arial" w:cs="Arial"/>
+          <w:rFonts w:ascii="Arial" w:eastAsia="Arial" w:hAnsi="Arial" w:cs="Arial"/>
           <w:sz w:val="24"/>
           <w:szCs w:val="24"/>
         </w:rPr>
@@ -1037,12 +1067,12 @@
       <w:tblPr>
         <w:tblW w:w="8494" w:type="dxa"/>
         <w:tblBorders>
-          <w:top w:val="single" w:color="000000" w:sz="4" w:space="0"/>
-          <w:left w:val="single" w:color="000000" w:sz="4" w:space="0"/>
-          <w:bottom w:val="single" w:color="000000" w:sz="4" w:space="0"/>
-          <w:right w:val="single" w:color="000000" w:sz="4" w:space="0"/>
-          <w:insideH w:val="single" w:color="000000" w:sz="4" w:space="0"/>
-          <w:insideV w:val="single" w:color="000000" w:sz="4" w:space="0"/>
+          <w:top w:val="single" w:sz="4" w:space="0" w:color="000000"/>
+          <w:left w:val="single" w:sz="4" w:space="0" w:color="000000"/>
+          <w:bottom w:val="single" w:sz="4" w:space="0" w:color="000000"/>
+          <w:right w:val="single" w:sz="4" w:space="0" w:color="000000"/>
+          <w:insideH w:val="single" w:sz="4" w:space="0" w:color="000000"/>
+          <w:insideV w:val="single" w:sz="4" w:space="0" w:color="000000"/>
         </w:tblBorders>
         <w:tblLayout w:type="fixed"/>
         <w:tblLook w:val="0400" w:firstRow="0" w:lastRow="0" w:firstColumn="0" w:lastColumn="0" w:noHBand="0" w:noVBand="1"/>
@@ -1066,7 +1096,7 @@
             <w:pPr>
               <w:jc w:val="center"/>
               <w:rPr>
-                <w:rFonts w:ascii="Arial" w:hAnsi="Arial" w:eastAsia="Arial" w:cs="Arial"/>
+                <w:rFonts w:ascii="Arial" w:eastAsia="Arial" w:hAnsi="Arial" w:cs="Arial"/>
                 <w:b/>
                 <w:sz w:val="24"/>
                 <w:szCs w:val="24"/>
@@ -1074,11 +1104,12 @@
             </w:pPr>
             <w:r>
               <w:rPr>
-                <w:rFonts w:ascii="Arial" w:hAnsi="Arial" w:eastAsia="Arial" w:cs="Arial"/>
+                <w:rFonts w:ascii="Arial" w:eastAsia="Arial" w:hAnsi="Arial" w:cs="Arial"/>
                 <w:b/>
                 <w:sz w:val="24"/>
                 <w:szCs w:val="24"/>
               </w:rPr>
+              <w:lastRenderedPageBreak/>
               <w:t>Informações do CTF</w:t>
             </w:r>
           </w:p>
@@ -1096,7 +1127,7 @@
           <w:p>
             <w:pPr>
               <w:rPr>
-                <w:rFonts w:ascii="Arial" w:hAnsi="Arial" w:eastAsia="Arial" w:cs="Arial"/>
+                <w:rFonts w:ascii="Arial" w:eastAsia="Arial" w:hAnsi="Arial" w:cs="Arial"/>
                 <w:b/>
                 <w:sz w:val="24"/>
                 <w:szCs w:val="24"/>
@@ -1104,7 +1135,7 @@
             </w:pPr>
             <w:r>
               <w:rPr>
-                <w:rFonts w:ascii="Arial" w:hAnsi="Arial" w:eastAsia="Arial" w:cs="Arial"/>
+                <w:rFonts w:ascii="Arial" w:eastAsia="Arial" w:hAnsi="Arial" w:cs="Arial"/>
                 <w:b/>
                 <w:sz w:val="24"/>
                 <w:szCs w:val="24"/>
@@ -1121,14 +1152,14 @@
           <w:p>
             <w:pPr>
               <w:rPr>
-                <w:rFonts w:ascii="Arial" w:hAnsi="Arial" w:eastAsia="Arial" w:cs="Arial"/>
+                <w:rFonts w:ascii="Arial" w:eastAsia="Arial" w:hAnsi="Arial" w:cs="Arial"/>
                 <w:sz w:val="24"/>
                 <w:szCs w:val="24"/>
               </w:rPr>
             </w:pPr>
             <w:r>
               <w:rPr>
-                <w:rFonts w:ascii="Arial" w:hAnsi="Arial" w:eastAsia="Arial" w:cs="Arial"/>
+                <w:rFonts w:ascii="Arial" w:eastAsia="Arial" w:hAnsi="Arial" w:cs="Arial"/>
                 <w:sz w:val="24"/>
                 <w:szCs w:val="24"/>
               </w:rPr>
@@ -1149,7 +1180,7 @@
           <w:p>
             <w:pPr>
               <w:rPr>
-                <w:rFonts w:ascii="Arial" w:hAnsi="Arial" w:eastAsia="Arial" w:cs="Arial"/>
+                <w:rFonts w:ascii="Arial" w:eastAsia="Arial" w:hAnsi="Arial" w:cs="Arial"/>
                 <w:b/>
                 <w:sz w:val="24"/>
                 <w:szCs w:val="24"/>
@@ -1157,7 +1188,7 @@
             </w:pPr>
             <w:r>
               <w:rPr>
-                <w:rFonts w:ascii="Arial" w:hAnsi="Arial" w:eastAsia="Arial" w:cs="Arial"/>
+                <w:rFonts w:ascii="Arial" w:eastAsia="Arial" w:hAnsi="Arial" w:cs="Arial"/>
                 <w:b/>
                 <w:sz w:val="24"/>
                 <w:szCs w:val="24"/>
@@ -1174,14 +1205,14 @@
           <w:p>
             <w:pPr>
               <w:rPr>
-                <w:rFonts w:ascii="Arial" w:hAnsi="Arial" w:eastAsia="Arial" w:cs="Arial"/>
+                <w:rFonts w:ascii="Arial" w:eastAsia="Arial" w:hAnsi="Arial" w:cs="Arial"/>
                 <w:sz w:val="24"/>
                 <w:szCs w:val="24"/>
               </w:rPr>
             </w:pPr>
             <w:r>
               <w:rPr>
-                <w:rFonts w:ascii="Arial" w:hAnsi="Arial" w:eastAsia="Arial" w:cs="Arial"/>
+                <w:rFonts w:ascii="Arial" w:eastAsia="Arial" w:hAnsi="Arial" w:cs="Arial"/>
                 <w:sz w:val="24"/>
                 <w:szCs w:val="24"/>
               </w:rPr>
@@ -1202,7 +1233,7 @@
           <w:p>
             <w:pPr>
               <w:rPr>
-                <w:rFonts w:ascii="Arial" w:hAnsi="Arial" w:eastAsia="Arial" w:cs="Arial"/>
+                <w:rFonts w:ascii="Arial" w:eastAsia="Arial" w:hAnsi="Arial" w:cs="Arial"/>
                 <w:b/>
                 <w:sz w:val="24"/>
                 <w:szCs w:val="24"/>
@@ -1210,7 +1241,7 @@
             </w:pPr>
             <w:r>
               <w:rPr>
-                <w:rFonts w:ascii="Arial" w:hAnsi="Arial" w:eastAsia="Arial" w:cs="Arial"/>
+                <w:rFonts w:ascii="Arial" w:eastAsia="Arial" w:hAnsi="Arial" w:cs="Arial"/>
                 <w:b/>
                 <w:sz w:val="24"/>
                 <w:szCs w:val="24"/>
@@ -1227,18 +1258,36 @@
           <w:p>
             <w:pPr>
               <w:rPr>
-                <w:rFonts w:ascii="Arial" w:hAnsi="Arial" w:eastAsia="Arial" w:cs="Arial"/>
+                <w:rFonts w:ascii="Arial" w:eastAsia="Arial" w:hAnsi="Arial" w:cs="Arial"/>
                 <w:sz w:val="24"/>
                 <w:szCs w:val="24"/>
               </w:rPr>
             </w:pPr>
             <w:r>
               <w:rPr>
-                <w:rFonts w:ascii="Arial" w:hAnsi="Arial" w:eastAsia="Arial" w:cs="Arial"/>
-                <w:sz w:val="24"/>
-                <w:szCs w:val="24"/>
-              </w:rPr>
-              <w:t>FTP, john, gpg2john</w:t>
+                <w:rFonts w:ascii="Arial" w:eastAsia="Arial" w:hAnsi="Arial" w:cs="Arial"/>
+                <w:sz w:val="24"/>
+                <w:szCs w:val="24"/>
+              </w:rPr>
+              <w:t xml:space="preserve">FTP, </w:t>
+            </w:r>
+            <w:proofErr w:type="spellStart"/>
+            <w:r>
+              <w:rPr>
+                <w:rFonts w:ascii="Arial" w:eastAsia="Arial" w:hAnsi="Arial" w:cs="Arial"/>
+                <w:sz w:val="24"/>
+                <w:szCs w:val="24"/>
+              </w:rPr>
+              <w:t>john</w:t>
+            </w:r>
+            <w:proofErr w:type="spellEnd"/>
+            <w:r>
+              <w:rPr>
+                <w:rFonts w:ascii="Arial" w:eastAsia="Arial" w:hAnsi="Arial" w:cs="Arial"/>
+                <w:sz w:val="24"/>
+                <w:szCs w:val="24"/>
+              </w:rPr>
+              <w:t>, gpg2john</w:t>
             </w:r>
           </w:p>
         </w:tc>
@@ -1255,7 +1304,7 @@
           <w:p>
             <w:pPr>
               <w:rPr>
-                <w:rFonts w:ascii="Arial" w:hAnsi="Arial" w:eastAsia="Arial" w:cs="Arial"/>
+                <w:rFonts w:ascii="Arial" w:eastAsia="Arial" w:hAnsi="Arial" w:cs="Arial"/>
                 <w:b/>
                 <w:sz w:val="24"/>
                 <w:szCs w:val="24"/>
@@ -1263,7 +1312,7 @@
             </w:pPr>
             <w:r>
               <w:rPr>
-                <w:rFonts w:ascii="Arial" w:hAnsi="Arial" w:eastAsia="Arial" w:cs="Arial"/>
+                <w:rFonts w:ascii="Arial" w:eastAsia="Arial" w:hAnsi="Arial" w:cs="Arial"/>
                 <w:b/>
                 <w:sz w:val="24"/>
                 <w:szCs w:val="24"/>
@@ -1280,19 +1329,21 @@
           <w:p>
             <w:pPr>
               <w:rPr>
-                <w:rFonts w:ascii="Arial" w:hAnsi="Arial" w:eastAsia="Arial" w:cs="Arial"/>
+                <w:rFonts w:ascii="Arial" w:eastAsia="Arial" w:hAnsi="Arial" w:cs="Arial"/>
                 <w:sz w:val="24"/>
                 <w:szCs w:val="24"/>
               </w:rPr>
             </w:pPr>
+            <w:proofErr w:type="spellStart"/>
             <w:r>
               <w:rPr>
-                <w:rFonts w:ascii="Arial" w:hAnsi="Arial" w:eastAsia="Arial" w:cs="Arial"/>
+                <w:rFonts w:ascii="Arial" w:eastAsia="Arial" w:hAnsi="Arial" w:cs="Arial"/>
                 <w:sz w:val="24"/>
                 <w:szCs w:val="24"/>
               </w:rPr>
               <w:t>Tryhackme</w:t>
             </w:r>
+            <w:proofErr w:type="spellEnd"/>
           </w:p>
         </w:tc>
       </w:tr>
@@ -1308,7 +1359,7 @@
           <w:p>
             <w:pPr>
               <w:rPr>
-                <w:rFonts w:ascii="Arial" w:hAnsi="Arial" w:eastAsia="Arial" w:cs="Arial"/>
+                <w:rFonts w:ascii="Arial" w:eastAsia="Arial" w:hAnsi="Arial" w:cs="Arial"/>
                 <w:b/>
                 <w:sz w:val="24"/>
                 <w:szCs w:val="24"/>
@@ -1316,7 +1367,7 @@
             </w:pPr>
             <w:r>
               <w:rPr>
-                <w:rFonts w:ascii="Arial" w:hAnsi="Arial" w:eastAsia="Arial" w:cs="Arial"/>
+                <w:rFonts w:ascii="Arial" w:eastAsia="Arial" w:hAnsi="Arial" w:cs="Arial"/>
                 <w:b/>
                 <w:sz w:val="24"/>
                 <w:szCs w:val="24"/>
@@ -1333,41 +1384,42 @@
           <w:p>
             <w:pPr>
               <w:rPr>
-                <w:rFonts w:ascii="Arial" w:hAnsi="Arial" w:eastAsia="Arial" w:cs="Arial"/>
+                <w:rFonts w:ascii="Arial" w:eastAsia="Arial" w:hAnsi="Arial" w:cs="Arial"/>
                 <w:sz w:val="24"/>
                 <w:szCs w:val="24"/>
               </w:rPr>
             </w:pPr>
+            <w:proofErr w:type="spellStart"/>
             <w:r>
               <w:rPr>
-                <w:rFonts w:ascii="Arial" w:hAnsi="Arial" w:eastAsia="Arial" w:cs="Arial"/>
+                <w:rFonts w:ascii="Arial" w:eastAsia="Arial" w:hAnsi="Arial" w:cs="Arial"/>
                 <w:sz w:val="24"/>
                 <w:szCs w:val="24"/>
               </w:rPr>
               <w:t>Red</w:t>
             </w:r>
+            <w:proofErr w:type="spellEnd"/>
           </w:p>
         </w:tc>
       </w:tr>
     </w:tbl>
     <w:p>
       <w:pPr>
-        <w:pStyle w:val="Normal"/>
-        <w:keepNext w:val="1"/>
-        <w:keepLines w:val="1"/>
+        <w:keepNext/>
+        <w:keepLines/>
         <w:pBdr>
-          <w:top w:val="nil" w:color="FF000000" w:sz="0" w:space="0"/>
-          <w:left w:val="nil" w:color="FF000000" w:sz="0" w:space="0"/>
-          <w:bottom w:val="nil" w:color="FF000000" w:sz="0" w:space="0"/>
-          <w:right w:val="nil" w:color="FF000000" w:sz="0" w:space="0"/>
-          <w:between w:val="nil" w:color="FF000000" w:sz="0" w:space="0"/>
+          <w:top w:val="nil"/>
+          <w:left w:val="nil"/>
+          <w:bottom w:val="nil"/>
+          <w:right w:val="nil"/>
+          <w:between w:val="nil"/>
         </w:pBdr>
         <w:spacing w:before="240" w:after="0"/>
         <w:rPr>
-          <w:rFonts w:ascii="Arial" w:hAnsi="Arial" w:eastAsia="Arial" w:cs="Arial"/>
-          <w:b w:val="1"/>
-          <w:bCs w:val="1"/>
-          <w:color w:val="000000" w:themeColor="text1" w:themeTint="FF" w:themeShade="FF"/>
+          <w:rFonts w:ascii="Arial" w:eastAsia="Arial" w:hAnsi="Arial" w:cs="Arial"/>
+          <w:b/>
+          <w:bCs/>
+          <w:color w:val="000000" w:themeColor="text1"/>
           <w:sz w:val="32"/>
           <w:szCs w:val="32"/>
         </w:rPr>
@@ -1375,18 +1427,16 @@
     </w:p>
     <w:p>
       <w:pPr>
-        <w:spacing w:before="240" w:beforeAutospacing="off" w:after="0" w:afterAutospacing="off" w:line="257" w:lineRule="auto"/>
+        <w:spacing w:before="240" w:after="0" w:line="257" w:lineRule="auto"/>
       </w:pPr>
       <w:r>
         <w:rPr>
-          <w:rFonts w:ascii="Arial" w:hAnsi="Arial" w:eastAsia="Arial" w:cs="Arial"/>
-          <w:b w:val="1"/>
-          <w:bCs w:val="1"/>
-          <w:noProof w:val="0"/>
-          <w:color w:val="000000" w:themeColor="text1" w:themeTint="FF" w:themeShade="FF"/>
+          <w:rFonts w:ascii="Arial" w:eastAsia="Arial" w:hAnsi="Arial" w:cs="Arial"/>
+          <w:b/>
+          <w:bCs/>
+          <w:color w:val="000000" w:themeColor="text1"/>
           <w:sz w:val="32"/>
           <w:szCs w:val="32"/>
-          <w:lang w:val="pt-BR"/>
         </w:rPr>
         <w:t>Sumário</w:t>
       </w:r>
@@ -1394,20 +1444,11 @@
     <w:p>
       <w:pPr>
         <w:tabs>
-          <w:tab w:val="right" w:leader="none" w:pos="8494"/>
+          <w:tab w:val="right" w:pos="8494"/>
         </w:tabs>
-        <w:spacing w:before="0" w:beforeAutospacing="off" w:after="100" w:afterAutospacing="off" w:line="257" w:lineRule="auto"/>
+        <w:spacing w:after="100" w:line="257" w:lineRule="auto"/>
       </w:pPr>
       <w:r>
-        <w:rPr>
-          <w:rFonts w:ascii="Aptos" w:hAnsi="Aptos" w:eastAsia="Aptos" w:cs="Aptos"/>
-          <w:strike w:val="0"/>
-          <w:dstrike w:val="0"/>
-          <w:noProof w:val="0"/>
-          <w:sz w:val="22"/>
-          <w:szCs w:val="22"/>
-          <w:lang w:val="pt-BR"/>
-        </w:rPr>
         <w:t>Contextualização</w:t>
       </w:r>
       <w:r>
@@ -1415,14 +1456,7 @@
       </w:r>
       <w:r>
         <w:rPr>
-          <w:rFonts w:ascii="Aptos" w:hAnsi="Aptos" w:eastAsia="Aptos" w:cs="Aptos"/>
-          <w:strike w:val="0"/>
-          <w:dstrike w:val="0"/>
-          <w:noProof w:val="0"/>
-          <w:color w:val="000000" w:themeColor="text1" w:themeTint="FF" w:themeShade="FF"/>
-          <w:sz w:val="22"/>
-          <w:szCs w:val="22"/>
-          <w:lang w:val="pt-BR"/>
+          <w:color w:val="000000" w:themeColor="text1"/>
         </w:rPr>
         <w:t>3</w:t>
       </w:r>
@@ -1430,20 +1464,11 @@
     <w:p>
       <w:pPr>
         <w:tabs>
-          <w:tab w:val="right" w:leader="none" w:pos="8494"/>
+          <w:tab w:val="right" w:pos="8494"/>
         </w:tabs>
-        <w:spacing w:before="0" w:beforeAutospacing="off" w:after="100" w:afterAutospacing="off" w:line="257" w:lineRule="auto"/>
+        <w:spacing w:after="100" w:line="257" w:lineRule="auto"/>
       </w:pPr>
       <w:r>
-        <w:rPr>
-          <w:rFonts w:ascii="Aptos" w:hAnsi="Aptos" w:eastAsia="Aptos" w:cs="Aptos"/>
-          <w:strike w:val="0"/>
-          <w:dstrike w:val="0"/>
-          <w:noProof w:val="0"/>
-          <w:sz w:val="22"/>
-          <w:szCs w:val="22"/>
-          <w:lang w:val="pt-BR"/>
-        </w:rPr>
         <w:t>Desenvolvimento</w:t>
       </w:r>
       <w:r>
@@ -1451,14 +1476,7 @@
       </w:r>
       <w:r>
         <w:rPr>
-          <w:rFonts w:ascii="Aptos" w:hAnsi="Aptos" w:eastAsia="Aptos" w:cs="Aptos"/>
-          <w:strike w:val="0"/>
-          <w:dstrike w:val="0"/>
-          <w:noProof w:val="0"/>
-          <w:color w:val="000000" w:themeColor="text1" w:themeTint="FF" w:themeShade="FF"/>
-          <w:sz w:val="22"/>
-          <w:szCs w:val="22"/>
-          <w:lang w:val="pt-BR"/>
+          <w:color w:val="000000" w:themeColor="text1"/>
         </w:rPr>
         <w:t>3</w:t>
       </w:r>
@@ -1466,47 +1484,26 @@
     <w:p>
       <w:pPr>
         <w:tabs>
-          <w:tab w:val="right" w:leader="none" w:pos="8494"/>
+          <w:tab w:val="right" w:pos="8494"/>
         </w:tabs>
-        <w:spacing w:before="0" w:beforeAutospacing="off" w:after="100" w:afterAutospacing="off" w:line="257" w:lineRule="auto"/>
-        <w:ind w:left="220" w:right="0"/>
+        <w:spacing w:after="100" w:line="257" w:lineRule="auto"/>
+        <w:ind w:left="220"/>
       </w:pPr>
       <w:r>
         <w:rPr>
-          <w:rFonts w:ascii="Aptos" w:hAnsi="Aptos" w:eastAsia="Aptos" w:cs="Aptos"/>
-          <w:strike w:val="0"/>
-          <w:dstrike w:val="0"/>
-          <w:noProof w:val="0"/>
-          <w:color w:val="000000" w:themeColor="text1" w:themeTint="FF" w:themeShade="FF"/>
-          <w:sz w:val="22"/>
-          <w:szCs w:val="22"/>
-          <w:lang w:val="pt-BR"/>
+          <w:color w:val="000000" w:themeColor="text1"/>
         </w:rPr>
         <w:t xml:space="preserve">User.txt                                                                                                                                                       </w:t>
       </w:r>
       <w:r>
         <w:rPr>
-          <w:rFonts w:ascii="Aptos" w:hAnsi="Aptos" w:eastAsia="Aptos" w:cs="Aptos"/>
-          <w:strike w:val="0"/>
-          <w:dstrike w:val="0"/>
-          <w:noProof w:val="0"/>
-          <w:color w:val="000000" w:themeColor="text1" w:themeTint="FF" w:themeShade="FF"/>
-          <w:sz w:val="22"/>
-          <w:szCs w:val="22"/>
-          <w:lang w:val="pt-BR"/>
+          <w:color w:val="000000" w:themeColor="text1"/>
         </w:rPr>
         <w:t xml:space="preserve">              </w:t>
       </w:r>
       <w:r>
         <w:rPr>
-          <w:rFonts w:ascii="Aptos" w:hAnsi="Aptos" w:eastAsia="Aptos" w:cs="Aptos"/>
-          <w:strike w:val="0"/>
-          <w:dstrike w:val="0"/>
-          <w:noProof w:val="0"/>
-          <w:color w:val="000000" w:themeColor="text1" w:themeTint="FF" w:themeShade="FF"/>
-          <w:sz w:val="22"/>
-          <w:szCs w:val="22"/>
-          <w:lang w:val="pt-BR"/>
+          <w:color w:val="000000" w:themeColor="text1"/>
         </w:rPr>
         <w:t>3</w:t>
       </w:r>
@@ -1514,21 +1511,14 @@
     <w:p>
       <w:pPr>
         <w:tabs>
-          <w:tab w:val="right" w:leader="none" w:pos="8494"/>
+          <w:tab w:val="right" w:pos="8494"/>
         </w:tabs>
-        <w:spacing w:before="0" w:beforeAutospacing="off" w:after="100" w:afterAutospacing="off" w:line="257" w:lineRule="auto"/>
-        <w:ind w:left="220" w:right="0"/>
+        <w:spacing w:after="100" w:line="257" w:lineRule="auto"/>
+        <w:ind w:left="220"/>
       </w:pPr>
       <w:r>
         <w:rPr>
-          <w:rFonts w:ascii="Aptos" w:hAnsi="Aptos" w:eastAsia="Aptos" w:cs="Aptos"/>
-          <w:strike w:val="0"/>
-          <w:dstrike w:val="0"/>
-          <w:noProof w:val="0"/>
-          <w:color w:val="000000" w:themeColor="text1" w:themeTint="FF" w:themeShade="FF"/>
-          <w:sz w:val="22"/>
-          <w:szCs w:val="22"/>
-          <w:lang w:val="pt-BR"/>
+          <w:color w:val="000000" w:themeColor="text1"/>
         </w:rPr>
         <w:t xml:space="preserve">Root.txt                                                                                                                                                      </w:t>
       </w:r>
@@ -1537,14 +1527,7 @@
       </w:r>
       <w:r>
         <w:rPr>
-          <w:rFonts w:ascii="Aptos" w:hAnsi="Aptos" w:eastAsia="Aptos" w:cs="Aptos"/>
-          <w:strike w:val="0"/>
-          <w:dstrike w:val="0"/>
-          <w:noProof w:val="0"/>
-          <w:color w:val="000000" w:themeColor="text1" w:themeTint="FF" w:themeShade="FF"/>
-          <w:sz w:val="22"/>
-          <w:szCs w:val="22"/>
-          <w:lang w:val="pt-BR"/>
+          <w:color w:val="000000" w:themeColor="text1"/>
         </w:rPr>
         <w:t xml:space="preserve"> 5</w:t>
       </w:r>
@@ -1552,20 +1535,11 @@
     <w:p>
       <w:pPr>
         <w:tabs>
-          <w:tab w:val="right" w:leader="none" w:pos="8494"/>
+          <w:tab w:val="right" w:pos="8494"/>
         </w:tabs>
-        <w:spacing w:before="0" w:beforeAutospacing="off" w:after="100" w:afterAutospacing="off" w:line="257" w:lineRule="auto"/>
+        <w:spacing w:after="100" w:line="257" w:lineRule="auto"/>
       </w:pPr>
       <w:r>
-        <w:rPr>
-          <w:rFonts w:ascii="Aptos" w:hAnsi="Aptos" w:eastAsia="Aptos" w:cs="Aptos"/>
-          <w:strike w:val="0"/>
-          <w:dstrike w:val="0"/>
-          <w:noProof w:val="0"/>
-          <w:sz w:val="22"/>
-          <w:szCs w:val="22"/>
-          <w:lang w:val="pt-BR"/>
-        </w:rPr>
         <w:t>Conclusão</w:t>
       </w:r>
       <w:r>
@@ -1573,14 +1547,7 @@
       </w:r>
       <w:r>
         <w:rPr>
-          <w:rFonts w:ascii="Aptos" w:hAnsi="Aptos" w:eastAsia="Aptos" w:cs="Aptos"/>
-          <w:strike w:val="0"/>
-          <w:dstrike w:val="0"/>
-          <w:noProof w:val="0"/>
-          <w:color w:val="000000" w:themeColor="text1" w:themeTint="FF" w:themeShade="FF"/>
-          <w:sz w:val="22"/>
-          <w:szCs w:val="22"/>
-          <w:lang w:val="pt-BR"/>
+          <w:color w:val="000000" w:themeColor="text1"/>
         </w:rPr>
         <w:t>9</w:t>
       </w:r>
@@ -1588,20 +1555,11 @@
     <w:p>
       <w:pPr>
         <w:tabs>
-          <w:tab w:val="right" w:leader="none" w:pos="8494"/>
+          <w:tab w:val="right" w:pos="8494"/>
         </w:tabs>
-        <w:spacing w:before="0" w:beforeAutospacing="off" w:after="100" w:afterAutospacing="off" w:line="257" w:lineRule="auto"/>
+        <w:spacing w:after="100" w:line="257" w:lineRule="auto"/>
       </w:pPr>
       <w:r>
-        <w:rPr>
-          <w:rFonts w:ascii="Aptos" w:hAnsi="Aptos" w:eastAsia="Aptos" w:cs="Aptos"/>
-          <w:strike w:val="0"/>
-          <w:dstrike w:val="0"/>
-          <w:noProof w:val="0"/>
-          <w:sz w:val="22"/>
-          <w:szCs w:val="22"/>
-          <w:lang w:val="pt-BR"/>
-        </w:rPr>
         <w:t>Referências</w:t>
       </w:r>
       <w:r>
@@ -1609,14 +1567,7 @@
       </w:r>
       <w:r>
         <w:rPr>
-          <w:rFonts w:ascii="Aptos" w:hAnsi="Aptos" w:eastAsia="Aptos" w:cs="Aptos"/>
-          <w:strike w:val="0"/>
-          <w:dstrike w:val="0"/>
-          <w:noProof w:val="0"/>
-          <w:color w:val="000000" w:themeColor="text1" w:themeTint="FF" w:themeShade="FF"/>
-          <w:sz w:val="22"/>
-          <w:szCs w:val="22"/>
-          <w:lang w:val="pt-BR"/>
+          <w:color w:val="000000" w:themeColor="text1"/>
         </w:rPr>
         <w:t>9</w:t>
       </w:r>
@@ -1624,9 +1575,9 @@
     <w:p>
       <w:pPr>
         <w:rPr>
-          <w:rFonts w:ascii="Arial" w:hAnsi="Arial" w:eastAsia="Arial" w:cs="Arial"/>
-          <w:b w:val="1"/>
-          <w:bCs w:val="1"/>
+          <w:rFonts w:ascii="Arial" w:eastAsia="Arial" w:hAnsi="Arial" w:cs="Arial"/>
+          <w:b/>
+          <w:bCs/>
           <w:sz w:val="24"/>
           <w:szCs w:val="24"/>
         </w:rPr>
@@ -1635,7 +1586,7 @@
     <w:p>
       <w:pPr>
         <w:rPr>
-          <w:rFonts w:ascii="Arial" w:hAnsi="Arial" w:eastAsia="Arial" w:cs="Arial"/>
+          <w:rFonts w:ascii="Arial" w:eastAsia="Arial" w:hAnsi="Arial" w:cs="Arial"/>
           <w:b/>
           <w:sz w:val="24"/>
           <w:szCs w:val="24"/>
@@ -1645,7 +1596,7 @@
     <w:p>
       <w:pPr>
         <w:rPr>
-          <w:rFonts w:ascii="Arial" w:hAnsi="Arial" w:eastAsia="Arial" w:cs="Arial"/>
+          <w:rFonts w:ascii="Arial" w:eastAsia="Arial" w:hAnsi="Arial" w:cs="Arial"/>
           <w:b/>
           <w:sz w:val="24"/>
           <w:szCs w:val="24"/>
@@ -1655,7 +1606,7 @@
     <w:p>
       <w:pPr>
         <w:rPr>
-          <w:rFonts w:ascii="Arial" w:hAnsi="Arial" w:eastAsia="Arial" w:cs="Arial"/>
+          <w:rFonts w:ascii="Arial" w:eastAsia="Arial" w:hAnsi="Arial" w:cs="Arial"/>
           <w:b/>
           <w:sz w:val="24"/>
           <w:szCs w:val="24"/>
@@ -1665,7 +1616,7 @@
     <w:p>
       <w:pPr>
         <w:rPr>
-          <w:rFonts w:ascii="Arial" w:hAnsi="Arial" w:eastAsia="Arial" w:cs="Arial"/>
+          <w:rFonts w:ascii="Arial" w:eastAsia="Arial" w:hAnsi="Arial" w:cs="Arial"/>
           <w:b/>
           <w:sz w:val="24"/>
           <w:szCs w:val="24"/>
@@ -1675,7 +1626,7 @@
     <w:p>
       <w:pPr>
         <w:rPr>
-          <w:rFonts w:ascii="Arial" w:hAnsi="Arial" w:eastAsia="Arial" w:cs="Arial"/>
+          <w:rFonts w:ascii="Arial" w:eastAsia="Arial" w:hAnsi="Arial" w:cs="Arial"/>
           <w:b/>
           <w:sz w:val="24"/>
           <w:szCs w:val="24"/>
@@ -1685,7 +1636,7 @@
     <w:p>
       <w:pPr>
         <w:rPr>
-          <w:rFonts w:ascii="Arial" w:hAnsi="Arial" w:eastAsia="Arial" w:cs="Arial"/>
+          <w:rFonts w:ascii="Arial" w:eastAsia="Arial" w:hAnsi="Arial" w:cs="Arial"/>
           <w:b/>
           <w:sz w:val="24"/>
           <w:szCs w:val="24"/>
@@ -1695,7 +1646,7 @@
     <w:p>
       <w:pPr>
         <w:rPr>
-          <w:rFonts w:ascii="Arial" w:hAnsi="Arial" w:eastAsia="Arial" w:cs="Arial"/>
+          <w:rFonts w:ascii="Arial" w:eastAsia="Arial" w:hAnsi="Arial" w:cs="Arial"/>
           <w:b/>
           <w:sz w:val="24"/>
           <w:szCs w:val="24"/>
@@ -1705,7 +1656,7 @@
     <w:p>
       <w:pPr>
         <w:rPr>
-          <w:rFonts w:ascii="Arial" w:hAnsi="Arial" w:eastAsia="Arial" w:cs="Arial"/>
+          <w:rFonts w:ascii="Arial" w:eastAsia="Arial" w:hAnsi="Arial" w:cs="Arial"/>
           <w:b/>
           <w:sz w:val="24"/>
           <w:szCs w:val="24"/>
@@ -1715,7 +1666,7 @@
     <w:p>
       <w:pPr>
         <w:rPr>
-          <w:rFonts w:ascii="Arial" w:hAnsi="Arial" w:eastAsia="Arial" w:cs="Arial"/>
+          <w:rFonts w:ascii="Arial" w:eastAsia="Arial" w:hAnsi="Arial" w:cs="Arial"/>
           <w:b/>
           <w:sz w:val="24"/>
           <w:szCs w:val="24"/>
@@ -1725,7 +1676,7 @@
     <w:p>
       <w:pPr>
         <w:rPr>
-          <w:rFonts w:ascii="Arial" w:hAnsi="Arial" w:eastAsia="Arial" w:cs="Arial"/>
+          <w:rFonts w:ascii="Arial" w:eastAsia="Arial" w:hAnsi="Arial" w:cs="Arial"/>
           <w:b/>
           <w:sz w:val="24"/>
           <w:szCs w:val="24"/>
@@ -1743,7 +1694,7 @@
         </w:pBdr>
         <w:spacing w:after="0" w:line="360" w:lineRule="auto"/>
         <w:rPr>
-          <w:rFonts w:ascii="Arial" w:hAnsi="Arial" w:eastAsia="Arial" w:cs="Arial"/>
+          <w:rFonts w:ascii="Arial" w:eastAsia="Arial" w:hAnsi="Arial" w:cs="Arial"/>
           <w:b/>
           <w:smallCaps/>
           <w:color w:val="000000"/>
@@ -1763,7 +1714,7 @@
         </w:pBdr>
         <w:spacing w:after="0" w:line="360" w:lineRule="auto"/>
         <w:rPr>
-          <w:rFonts w:ascii="Arial" w:hAnsi="Arial" w:eastAsia="Arial" w:cs="Arial"/>
+          <w:rFonts w:ascii="Arial" w:eastAsia="Arial" w:hAnsi="Arial" w:cs="Arial"/>
           <w:b/>
           <w:bCs/>
           <w:smallCaps/>
@@ -1784,111 +1735,13 @@
         </w:pBdr>
         <w:spacing w:after="0" w:line="360" w:lineRule="auto"/>
         <w:rPr>
-          <w:rFonts w:ascii="Arial" w:hAnsi="Arial" w:eastAsia="Arial" w:cs="Arial"/>
+          <w:rFonts w:ascii="Arial" w:eastAsia="Arial" w:hAnsi="Arial" w:cs="Arial"/>
           <w:b/>
           <w:bCs/>
           <w:smallCaps/>
           <w:color w:val="000000" w:themeColor="text1"/>
           <w:sz w:val="32"/>
           <w:szCs w:val="32"/>
-        </w:rPr>
-      </w:pPr>
-    </w:p>
-    <w:p>
-      <w:pPr>
-        <w:pStyle w:val="Normal"/>
-        <w:pBdr>
-          <w:top w:val="nil" w:color="FF000000" w:sz="0" w:space="0"/>
-          <w:left w:val="nil" w:color="FF000000" w:sz="0" w:space="0"/>
-          <w:bottom w:val="nil" w:color="FF000000" w:sz="0" w:space="0"/>
-          <w:right w:val="nil" w:color="FF000000" w:sz="0" w:space="0"/>
-          <w:between w:val="nil" w:color="FF000000" w:sz="0" w:space="0"/>
-        </w:pBdr>
-        <w:spacing w:after="0" w:line="360" w:lineRule="auto"/>
-        <w:rPr>
-          <w:rFonts w:ascii="Arial" w:hAnsi="Arial" w:eastAsia="Arial" w:cs="Arial"/>
-          <w:b w:val="1"/>
-          <w:bCs w:val="1"/>
-          <w:smallCaps w:val="1"/>
-          <w:color w:val="000000" w:themeColor="text1" w:themeTint="FF" w:themeShade="FF"/>
-          <w:sz w:val="32"/>
-          <w:szCs w:val="32"/>
-        </w:rPr>
-      </w:pPr>
-    </w:p>
-    <w:p>
-      <w:pPr>
-        <w:pStyle w:val="Normal"/>
-        <w:pBdr>
-          <w:top w:val="nil" w:color="FF000000" w:sz="0" w:space="0"/>
-          <w:left w:val="nil" w:color="FF000000" w:sz="0" w:space="0"/>
-          <w:bottom w:val="nil" w:color="FF000000" w:sz="0" w:space="0"/>
-          <w:right w:val="nil" w:color="FF000000" w:sz="0" w:space="0"/>
-          <w:between w:val="nil" w:color="FF000000" w:sz="0" w:space="0"/>
-        </w:pBdr>
-        <w:spacing w:after="0" w:line="360" w:lineRule="auto"/>
-        <w:rPr>
-          <w:rFonts w:ascii="Arial" w:hAnsi="Arial" w:eastAsia="Arial" w:cs="Arial"/>
-          <w:b w:val="1"/>
-          <w:bCs w:val="1"/>
-          <w:smallCaps w:val="1"/>
-          <w:color w:val="000000"/>
-          <w:sz w:val="32"/>
-          <w:szCs w:val="32"/>
-        </w:rPr>
-      </w:pPr>
-      <w:r>
-        <w:rPr>
-          <w:rFonts w:ascii="Arial" w:hAnsi="Arial" w:eastAsia="Arial" w:cs="Arial"/>
-          <w:b w:val="1"/>
-          <w:bCs w:val="1"/>
-          <w:smallCaps w:val="1"/>
-          <w:color w:val="000000" w:themeColor="text1" w:themeTint="FF" w:themeShade="FF"/>
-          <w:sz w:val="32"/>
-          <w:szCs w:val="32"/>
-        </w:rPr>
-        <w:t>Contextualização</w:t>
-      </w:r>
-    </w:p>
-    <w:p>
-      <w:pPr>
-        <w:rPr>
-          <w:rFonts w:ascii="Arial" w:hAnsi="Arial" w:eastAsia="Arial" w:cs="Arial"/>
-          <w:sz w:val="24"/>
-          <w:szCs w:val="24"/>
-        </w:rPr>
-      </w:pPr>
-      <w:r>
-        <w:rPr>
-          <w:rFonts w:ascii="Arial" w:hAnsi="Arial" w:eastAsia="Arial" w:cs="Arial"/>
-          <w:sz w:val="24"/>
-          <w:szCs w:val="24"/>
-        </w:rPr>
-        <w:t>O CTF Anonforce é um desafio focado em desenvolver habilidades práticas de invasão, como enumeração e brute force, dentro de um cenário que simula uma aplicação web vulnerável. O objetivo é explor</w:t>
-      </w:r>
-      <w:r>
-        <w:rPr>
-          <w:rFonts w:ascii="Arial" w:hAnsi="Arial" w:eastAsia="Arial" w:cs="Arial"/>
-          <w:sz w:val="24"/>
-          <w:szCs w:val="24"/>
-        </w:rPr>
-        <w:t xml:space="preserve">ar as </w:t>
-      </w:r>
-      <w:r>
-        <w:rPr>
-          <w:rFonts w:ascii="Arial" w:hAnsi="Arial" w:eastAsia="Arial" w:cs="Arial"/>
-          <w:sz w:val="24"/>
-          <w:szCs w:val="24"/>
-        </w:rPr>
-        <w:t>fraquezas específicas, notadamente a configuração de login anônimo em um servidor FTP e a capacidade de lidar com arquivos criptografados encontrados durante o processo de exploração.</w:t>
-      </w:r>
-    </w:p>
-    <w:p>
-      <w:pPr>
-        <w:rPr>
-          <w:rFonts w:ascii="Arial" w:hAnsi="Arial" w:eastAsia="Arial" w:cs="Arial"/>
-          <w:sz w:val="24"/>
-          <w:szCs w:val="24"/>
         </w:rPr>
       </w:pPr>
     </w:p>
@@ -1903,25 +1756,15 @@
         </w:pBdr>
         <w:spacing w:after="0" w:line="360" w:lineRule="auto"/>
         <w:rPr>
-          <w:rFonts w:ascii="Arial" w:hAnsi="Arial" w:eastAsia="Arial" w:cs="Arial"/>
-          <w:b/>
+          <w:rFonts w:ascii="Arial" w:eastAsia="Arial" w:hAnsi="Arial" w:cs="Arial"/>
+          <w:b/>
+          <w:bCs/>
           <w:smallCaps/>
-          <w:color w:val="000000"/>
+          <w:color w:val="000000" w:themeColor="text1"/>
           <w:sz w:val="32"/>
           <w:szCs w:val="32"/>
         </w:rPr>
       </w:pPr>
-      <w:r>
-        <w:rPr>
-          <w:rFonts w:ascii="Arial" w:hAnsi="Arial" w:eastAsia="Arial" w:cs="Arial"/>
-          <w:b/>
-          <w:smallCaps/>
-          <w:color w:val="000000"/>
-          <w:sz w:val="32"/>
-          <w:szCs w:val="32"/>
-        </w:rPr>
-        <w:t>Desenvolvimento</w:t>
-      </w:r>
     </w:p>
     <w:p>
       <w:pPr>
@@ -1934,55 +1777,223 @@
         </w:pBdr>
         <w:spacing w:after="0" w:line="360" w:lineRule="auto"/>
         <w:rPr>
-          <w:rFonts w:ascii="Arial" w:hAnsi="Arial" w:eastAsia="Arial" w:cs="Arial"/>
-          <w:b/>
+          <w:rFonts w:ascii="Arial" w:eastAsia="Arial" w:hAnsi="Arial" w:cs="Arial"/>
+          <w:b/>
+          <w:bCs/>
           <w:smallCaps/>
           <w:color w:val="000000"/>
-          <w:sz w:val="24"/>
-          <w:szCs w:val="24"/>
+          <w:sz w:val="32"/>
+          <w:szCs w:val="32"/>
         </w:rPr>
       </w:pPr>
       <w:r>
         <w:rPr>
-          <w:rFonts w:ascii="Arial" w:hAnsi="Arial" w:eastAsia="Arial" w:cs="Arial"/>
+          <w:rFonts w:ascii="Arial" w:eastAsia="Arial" w:hAnsi="Arial" w:cs="Arial"/>
           <w:b/>
           <w:bCs/>
           <w:smallCaps/>
           <w:color w:val="000000" w:themeColor="text1"/>
-          <w:sz w:val="24"/>
-          <w:szCs w:val="24"/>
-        </w:rPr>
-        <w:t>user.txt</w:t>
-      </w:r>
-    </w:p>
-    <w:p>
-      <w:r>
-        <w:t xml:space="preserve">Inicialmente foi utilizado o comando </w:t>
-      </w:r>
-      <w:r>
-        <w:rPr>
-          <w:b/>
-          <w:bCs/>
-        </w:rPr>
-        <w:t>nmap -sV &lt;IP&gt;</w:t>
-      </w:r>
-      <w:r>
-        <w:t xml:space="preserve"> para fazer uma varredura de reconhecimento no alvo</w:t>
-      </w:r>
-      <w:r>
-        <w:t xml:space="preserve">. Com esse comando foi possível identificar que a porta 21 está aberta rodando FTP e a porta 22 </w:t>
-      </w:r>
-      <w:r>
-        <w:t>está aberta rodando SSH</w:t>
-      </w:r>
-      <w:r>
-        <w:t>.</w:t>
+          <w:sz w:val="32"/>
+          <w:szCs w:val="32"/>
+        </w:rPr>
+        <w:lastRenderedPageBreak/>
+        <w:t>Contextualização</w:t>
       </w:r>
     </w:p>
     <w:p>
       <w:pPr>
         <w:rPr>
-          <w:rFonts w:ascii="Arial" w:hAnsi="Arial" w:eastAsia="Arial" w:cs="Arial"/>
+          <w:rFonts w:ascii="Arial" w:eastAsia="Arial" w:hAnsi="Arial" w:cs="Arial"/>
+          <w:sz w:val="24"/>
+          <w:szCs w:val="24"/>
+        </w:rPr>
+      </w:pPr>
+      <w:r>
+        <w:rPr>
+          <w:rFonts w:ascii="Arial" w:eastAsia="Arial" w:hAnsi="Arial" w:cs="Arial"/>
+          <w:sz w:val="24"/>
+          <w:szCs w:val="24"/>
+        </w:rPr>
+        <w:t xml:space="preserve">O CTF </w:t>
+      </w:r>
+      <w:proofErr w:type="spellStart"/>
+      <w:r>
+        <w:rPr>
+          <w:rFonts w:ascii="Arial" w:eastAsia="Arial" w:hAnsi="Arial" w:cs="Arial"/>
+          <w:sz w:val="24"/>
+          <w:szCs w:val="24"/>
+        </w:rPr>
+        <w:t>Anonforce</w:t>
+      </w:r>
+      <w:proofErr w:type="spellEnd"/>
+      <w:r>
+        <w:rPr>
+          <w:rFonts w:ascii="Arial" w:eastAsia="Arial" w:hAnsi="Arial" w:cs="Arial"/>
+          <w:sz w:val="24"/>
+          <w:szCs w:val="24"/>
+        </w:rPr>
+        <w:t xml:space="preserve"> é um desafio focado em desenvolver habilidades práticas de invasão, como enumeração e </w:t>
+      </w:r>
+      <w:proofErr w:type="spellStart"/>
+      <w:r>
+        <w:rPr>
+          <w:rFonts w:ascii="Arial" w:eastAsia="Arial" w:hAnsi="Arial" w:cs="Arial"/>
+          <w:sz w:val="24"/>
+          <w:szCs w:val="24"/>
+        </w:rPr>
+        <w:t>brute</w:t>
+      </w:r>
+      <w:proofErr w:type="spellEnd"/>
+      <w:r>
+        <w:rPr>
+          <w:rFonts w:ascii="Arial" w:eastAsia="Arial" w:hAnsi="Arial" w:cs="Arial"/>
+          <w:sz w:val="24"/>
+          <w:szCs w:val="24"/>
+        </w:rPr>
+        <w:t xml:space="preserve"> force, dentro de um cenário que simula uma aplicação web vulnerável. O objetivo é explor</w:t>
+      </w:r>
+      <w:r>
+        <w:rPr>
+          <w:rFonts w:ascii="Arial" w:eastAsia="Arial" w:hAnsi="Arial" w:cs="Arial"/>
+          <w:sz w:val="24"/>
+          <w:szCs w:val="24"/>
+        </w:rPr>
+        <w:t xml:space="preserve">ar as </w:t>
+      </w:r>
+      <w:r>
+        <w:rPr>
+          <w:rFonts w:ascii="Arial" w:eastAsia="Arial" w:hAnsi="Arial" w:cs="Arial"/>
+          <w:sz w:val="24"/>
+          <w:szCs w:val="24"/>
+        </w:rPr>
+        <w:t>fraquezas específicas, notadamente a configuração de login anônimo em um servidor FTP e a capacidade de lidar com arquivos criptografados encontrados durante o processo de exploração.</w:t>
+      </w:r>
+    </w:p>
+    <w:p>
+      <w:pPr>
+        <w:rPr>
+          <w:rFonts w:ascii="Arial" w:eastAsia="Arial" w:hAnsi="Arial" w:cs="Arial"/>
+          <w:sz w:val="24"/>
+          <w:szCs w:val="24"/>
+        </w:rPr>
+      </w:pPr>
+    </w:p>
+    <w:p>
+      <w:pPr>
+        <w:pBdr>
+          <w:top w:val="nil"/>
+          <w:left w:val="nil"/>
+          <w:bottom w:val="nil"/>
+          <w:right w:val="nil"/>
+          <w:between w:val="nil"/>
+        </w:pBdr>
+        <w:spacing w:after="0" w:line="360" w:lineRule="auto"/>
+        <w:rPr>
+          <w:rFonts w:ascii="Arial" w:eastAsia="Arial" w:hAnsi="Arial" w:cs="Arial"/>
+          <w:b/>
+          <w:smallCaps/>
+          <w:color w:val="000000"/>
+          <w:sz w:val="32"/>
+          <w:szCs w:val="32"/>
+        </w:rPr>
+      </w:pPr>
+      <w:r>
+        <w:rPr>
+          <w:rFonts w:ascii="Arial" w:eastAsia="Arial" w:hAnsi="Arial" w:cs="Arial"/>
+          <w:b/>
+          <w:smallCaps/>
+          <w:color w:val="000000"/>
+          <w:sz w:val="32"/>
+          <w:szCs w:val="32"/>
+        </w:rPr>
+        <w:t>Desenvolvimento</w:t>
+      </w:r>
+    </w:p>
+    <w:p>
+      <w:pPr>
+        <w:pBdr>
+          <w:top w:val="nil"/>
+          <w:left w:val="nil"/>
+          <w:bottom w:val="nil"/>
+          <w:right w:val="nil"/>
+          <w:between w:val="nil"/>
+        </w:pBdr>
+        <w:spacing w:after="0" w:line="360" w:lineRule="auto"/>
+        <w:rPr>
+          <w:rFonts w:ascii="Arial" w:eastAsia="Arial" w:hAnsi="Arial" w:cs="Arial"/>
+          <w:b/>
+          <w:smallCaps/>
+          <w:color w:val="000000"/>
+          <w:sz w:val="24"/>
+          <w:szCs w:val="24"/>
+        </w:rPr>
+      </w:pPr>
+      <w:r>
+        <w:rPr>
+          <w:rFonts w:ascii="Arial" w:eastAsia="Arial" w:hAnsi="Arial" w:cs="Arial"/>
+          <w:b/>
+          <w:bCs/>
+          <w:smallCaps/>
+          <w:color w:val="000000" w:themeColor="text1"/>
+          <w:sz w:val="24"/>
+          <w:szCs w:val="24"/>
+        </w:rPr>
+        <w:t>user.txt</w:t>
+      </w:r>
+    </w:p>
+    <w:p>
+      <w:r>
+        <w:t xml:space="preserve">Inicialmente foi utilizado o comando </w:t>
+      </w:r>
+      <w:proofErr w:type="spellStart"/>
+      <w:r>
+        <w:rPr>
+          <w:b/>
+          <w:bCs/>
+        </w:rPr>
+        <w:t>nmap</w:t>
+      </w:r>
+      <w:proofErr w:type="spellEnd"/>
+      <w:r>
+        <w:rPr>
+          <w:b/>
+          <w:bCs/>
+        </w:rPr>
+        <w:t xml:space="preserve"> -</w:t>
+      </w:r>
+      <w:proofErr w:type="spellStart"/>
+      <w:r>
+        <w:rPr>
+          <w:b/>
+          <w:bCs/>
+        </w:rPr>
+        <w:t>sV</w:t>
+      </w:r>
+      <w:proofErr w:type="spellEnd"/>
+      <w:r>
+        <w:rPr>
+          <w:b/>
+          <w:bCs/>
+        </w:rPr>
+        <w:t xml:space="preserve"> &lt;IP&gt;</w:t>
+      </w:r>
+      <w:r>
+        <w:t xml:space="preserve"> para fazer uma varredura de reconhecimento no alvo</w:t>
+      </w:r>
+      <w:r>
+        <w:t xml:space="preserve">. Com esse comando foi possível identificar que a porta 21 está aberta rodando FTP e a porta 22 </w:t>
+      </w:r>
+      <w:r>
+        <w:t>está aberta rodando SSH</w:t>
+      </w:r>
+      <w:r>
+        <w:t>.</w:t>
+      </w:r>
+    </w:p>
+    <w:p>
+      <w:pPr>
+        <w:rPr>
+          <w:rFonts w:ascii="Arial" w:eastAsia="Arial" w:hAnsi="Arial" w:cs="Arial"/>
           <w:sz w:val="24"/>
           <w:szCs w:val="24"/>
         </w:rPr>
@@ -2041,18 +2052,28 @@
         </w:rPr>
         <w:t xml:space="preserve">Em seguida, o comando </w:t>
       </w:r>
+      <w:proofErr w:type="spellStart"/>
       <w:r>
         <w:rPr>
           <w:b/>
           <w:bCs/>
           <w:color w:val="1B1C1D"/>
         </w:rPr>
-        <w:t>ftp &lt;IP&gt;</w:t>
-      </w:r>
-      <w:r>
-        <w:rPr>
+        <w:t>ftp</w:t>
+      </w:r>
+      <w:proofErr w:type="spellEnd"/>
+      <w:r>
+        <w:rPr>
+          <w:b/>
+          <w:bCs/>
           <w:color w:val="1B1C1D"/>
         </w:rPr>
+        <w:t xml:space="preserve"> &lt;IP&gt;</w:t>
+      </w:r>
+      <w:r>
+        <w:rPr>
+          <w:color w:val="1B1C1D"/>
+        </w:rPr>
         <w:t xml:space="preserve"> foi utilizado para se conectar ao serviço FTP que </w:t>
       </w:r>
       <w:r>
@@ -2091,13 +2112,15 @@
         </w:rPr>
         <w:t xml:space="preserve">uma clássica má configuração ao tentar um login com o usuário </w:t>
       </w:r>
-      <w:r>
-        <w:rPr>
-          <w:rFonts w:ascii="Consolas" w:hAnsi="Consolas" w:eastAsia="Consolas" w:cs="Consolas"/>
+      <w:proofErr w:type="spellStart"/>
+      <w:r>
+        <w:rPr>
+          <w:rFonts w:ascii="Consolas" w:eastAsia="Consolas" w:hAnsi="Consolas" w:cs="Consolas"/>
           <w:color w:val="444746"/>
         </w:rPr>
         <w:t>anonymous</w:t>
       </w:r>
+      <w:proofErr w:type="spellEnd"/>
       <w:r>
         <w:rPr>
           <w:color w:val="1B1C1D"/>
@@ -2134,6 +2157,7 @@
         </w:rPr>
         <w:t xml:space="preserve"> </w:t>
       </w:r>
+      <w:proofErr w:type="spellStart"/>
       <w:r>
         <w:rPr>
           <w:b/>
@@ -2142,6 +2166,7 @@
         </w:rPr>
         <w:t>ls</w:t>
       </w:r>
+      <w:proofErr w:type="spellEnd"/>
       <w:r>
         <w:rPr>
           <w:color w:val="1B1C1D"/>
@@ -2184,6 +2209,7 @@
         <w:rPr>
           <w:noProof/>
         </w:rPr>
+        <w:lastRenderedPageBreak/>
         <w:drawing>
           <wp:inline distT="0" distB="0" distL="0" distR="0" wp14:anchorId="7D6D6F82" wp14:editId="62E687AF">
             <wp:extent cx="5400675" cy="3800475"/>
@@ -2251,6 +2277,7 @@
       <w:r>
         <w:t xml:space="preserve">Ao listar o conteúdo do diretório melodias com </w:t>
       </w:r>
+      <w:proofErr w:type="spellStart"/>
       <w:r>
         <w:rPr>
           <w:b/>
@@ -2258,15 +2285,25 @@
         </w:rPr>
         <w:t>ls</w:t>
       </w:r>
+      <w:proofErr w:type="spellEnd"/>
       <w:r>
         <w:t xml:space="preserve">, foi encontrado um arquivo chamado user.txt. Finalmente, o comando </w:t>
       </w:r>
-      <w:r>
-        <w:rPr>
-          <w:b/>
-          <w:bCs/>
-        </w:rPr>
-        <w:t>get user.txt</w:t>
+      <w:proofErr w:type="spellStart"/>
+      <w:r>
+        <w:rPr>
+          <w:b/>
+          <w:bCs/>
+        </w:rPr>
+        <w:t>get</w:t>
+      </w:r>
+      <w:proofErr w:type="spellEnd"/>
+      <w:r>
+        <w:rPr>
+          <w:b/>
+          <w:bCs/>
+        </w:rPr>
+        <w:t xml:space="preserve"> user.txt</w:t>
       </w:r>
       <w:r>
         <w:t xml:space="preserve"> foi executado para baixar o arquivo do servidor FTP para a máquina </w:t>
@@ -2286,6 +2323,7 @@
         <w:rPr>
           <w:noProof/>
         </w:rPr>
+        <w:lastRenderedPageBreak/>
         <w:drawing>
           <wp:inline distT="0" distB="0" distL="0" distR="0" wp14:anchorId="58BFD0BB" wp14:editId="639AC1DB">
             <wp:extent cx="5400040" cy="3326130"/>
@@ -2380,7 +2418,7 @@
         </w:pBdr>
         <w:spacing w:after="0" w:line="360" w:lineRule="auto"/>
         <w:rPr>
-          <w:rFonts w:ascii="Arial" w:hAnsi="Arial" w:eastAsia="Arial" w:cs="Arial"/>
+          <w:rFonts w:ascii="Arial" w:eastAsia="Arial" w:hAnsi="Arial" w:cs="Arial"/>
           <w:b/>
           <w:smallCaps/>
           <w:color w:val="000000"/>
@@ -2390,7 +2428,7 @@
       </w:pPr>
       <w:r>
         <w:rPr>
-          <w:rFonts w:ascii="Arial" w:hAnsi="Arial" w:eastAsia="Arial" w:cs="Arial"/>
+          <w:rFonts w:ascii="Arial" w:eastAsia="Arial" w:hAnsi="Arial" w:cs="Arial"/>
           <w:b/>
           <w:bCs/>
           <w:smallCaps/>
@@ -2404,14 +2442,14 @@
     <w:p>
       <w:pPr>
         <w:rPr>
-          <w:rFonts w:ascii="Arial" w:hAnsi="Arial" w:eastAsia="Arial" w:cs="Arial"/>
+          <w:rFonts w:ascii="Arial" w:eastAsia="Arial" w:hAnsi="Arial" w:cs="Arial"/>
           <w:sz w:val="24"/>
           <w:szCs w:val="24"/>
         </w:rPr>
       </w:pPr>
       <w:r>
         <w:rPr>
-          <w:rFonts w:ascii="Arial" w:hAnsi="Arial" w:eastAsia="Arial" w:cs="Arial"/>
+          <w:rFonts w:ascii="Arial" w:eastAsia="Arial" w:hAnsi="Arial" w:cs="Arial"/>
           <w:sz w:val="24"/>
           <w:szCs w:val="24"/>
         </w:rPr>
@@ -2419,43 +2457,152 @@
       </w:r>
       <w:r>
         <w:rPr>
-          <w:rFonts w:ascii="Arial" w:hAnsi="Arial" w:eastAsia="Arial" w:cs="Arial"/>
-          <w:sz w:val="24"/>
-          <w:szCs w:val="24"/>
-        </w:rPr>
-        <w:t xml:space="preserve">ntinuar a enumeração. O diretório notread foi encontrado e navegado </w:t>
-      </w:r>
-      <w:r>
-        <w:rPr>
-          <w:rFonts w:ascii="Arial" w:hAnsi="Arial" w:eastAsia="Arial" w:cs="Arial"/>
-          <w:sz w:val="24"/>
-          <w:szCs w:val="24"/>
-        </w:rPr>
-        <w:t>com os comandos ls e cd notread.</w:t>
-      </w:r>
-      <w:r>
-        <w:rPr>
-          <w:rFonts w:ascii="Arial" w:hAnsi="Arial" w:eastAsia="Arial" w:cs="Arial"/>
-          <w:sz w:val="24"/>
-          <w:szCs w:val="24"/>
-        </w:rPr>
-        <w:t xml:space="preserve"> Ao listar o conteúdo desse diretório, foi encontrado dois arquivos: backup.pgp e private.asc.</w:t>
+          <w:rFonts w:ascii="Arial" w:eastAsia="Arial" w:hAnsi="Arial" w:cs="Arial"/>
+          <w:sz w:val="24"/>
+          <w:szCs w:val="24"/>
+        </w:rPr>
+        <w:t xml:space="preserve">ntinuar a enumeração. O diretório </w:t>
+      </w:r>
+      <w:proofErr w:type="spellStart"/>
+      <w:r>
+        <w:rPr>
+          <w:rFonts w:ascii="Arial" w:eastAsia="Arial" w:hAnsi="Arial" w:cs="Arial"/>
+          <w:sz w:val="24"/>
+          <w:szCs w:val="24"/>
+        </w:rPr>
+        <w:t>notread</w:t>
+      </w:r>
+      <w:proofErr w:type="spellEnd"/>
+      <w:r>
+        <w:rPr>
+          <w:rFonts w:ascii="Arial" w:eastAsia="Arial" w:hAnsi="Arial" w:cs="Arial"/>
+          <w:sz w:val="24"/>
+          <w:szCs w:val="24"/>
+        </w:rPr>
+        <w:t xml:space="preserve"> foi encontrado e navegado </w:t>
+      </w:r>
+      <w:r>
+        <w:rPr>
+          <w:rFonts w:ascii="Arial" w:eastAsia="Arial" w:hAnsi="Arial" w:cs="Arial"/>
+          <w:sz w:val="24"/>
+          <w:szCs w:val="24"/>
+        </w:rPr>
+        <w:t xml:space="preserve">com os comandos </w:t>
+      </w:r>
+      <w:proofErr w:type="spellStart"/>
+      <w:r>
+        <w:rPr>
+          <w:rFonts w:ascii="Arial" w:eastAsia="Arial" w:hAnsi="Arial" w:cs="Arial"/>
+          <w:sz w:val="24"/>
+          <w:szCs w:val="24"/>
+        </w:rPr>
+        <w:t>ls</w:t>
+      </w:r>
+      <w:proofErr w:type="spellEnd"/>
+      <w:r>
+        <w:rPr>
+          <w:rFonts w:ascii="Arial" w:eastAsia="Arial" w:hAnsi="Arial" w:cs="Arial"/>
+          <w:sz w:val="24"/>
+          <w:szCs w:val="24"/>
+        </w:rPr>
+        <w:t xml:space="preserve"> e </w:t>
+      </w:r>
+      <w:proofErr w:type="spellStart"/>
+      <w:r>
+        <w:rPr>
+          <w:rFonts w:ascii="Arial" w:eastAsia="Arial" w:hAnsi="Arial" w:cs="Arial"/>
+          <w:sz w:val="24"/>
+          <w:szCs w:val="24"/>
+        </w:rPr>
+        <w:t>cd</w:t>
+      </w:r>
+      <w:proofErr w:type="spellEnd"/>
+      <w:r>
+        <w:rPr>
+          <w:rFonts w:ascii="Arial" w:eastAsia="Arial" w:hAnsi="Arial" w:cs="Arial"/>
+          <w:sz w:val="24"/>
+          <w:szCs w:val="24"/>
+        </w:rPr>
+        <w:t xml:space="preserve"> </w:t>
+      </w:r>
+      <w:proofErr w:type="spellStart"/>
+      <w:r>
+        <w:rPr>
+          <w:rFonts w:ascii="Arial" w:eastAsia="Arial" w:hAnsi="Arial" w:cs="Arial"/>
+          <w:sz w:val="24"/>
+          <w:szCs w:val="24"/>
+        </w:rPr>
+        <w:t>notread</w:t>
+      </w:r>
+      <w:proofErr w:type="spellEnd"/>
+      <w:r>
+        <w:rPr>
+          <w:rFonts w:ascii="Arial" w:eastAsia="Arial" w:hAnsi="Arial" w:cs="Arial"/>
+          <w:sz w:val="24"/>
+          <w:szCs w:val="24"/>
+        </w:rPr>
+        <w:t>.</w:t>
+      </w:r>
+      <w:r>
+        <w:rPr>
+          <w:rFonts w:ascii="Arial" w:eastAsia="Arial" w:hAnsi="Arial" w:cs="Arial"/>
+          <w:sz w:val="24"/>
+          <w:szCs w:val="24"/>
+        </w:rPr>
+        <w:t xml:space="preserve"> Ao listar o conteúdo desse diretório, foi encontrado dois arquivos: </w:t>
+      </w:r>
+      <w:proofErr w:type="spellStart"/>
+      <w:r>
+        <w:rPr>
+          <w:rFonts w:ascii="Arial" w:eastAsia="Arial" w:hAnsi="Arial" w:cs="Arial"/>
+          <w:sz w:val="24"/>
+          <w:szCs w:val="24"/>
+        </w:rPr>
+        <w:t>backup.pgp</w:t>
+      </w:r>
+      <w:proofErr w:type="spellEnd"/>
+      <w:r>
+        <w:rPr>
+          <w:rFonts w:ascii="Arial" w:eastAsia="Arial" w:hAnsi="Arial" w:cs="Arial"/>
+          <w:sz w:val="24"/>
+          <w:szCs w:val="24"/>
+        </w:rPr>
+        <w:t xml:space="preserve"> e </w:t>
+      </w:r>
+      <w:proofErr w:type="spellStart"/>
+      <w:r>
+        <w:rPr>
+          <w:rFonts w:ascii="Arial" w:eastAsia="Arial" w:hAnsi="Arial" w:cs="Arial"/>
+          <w:sz w:val="24"/>
+          <w:szCs w:val="24"/>
+        </w:rPr>
+        <w:t>private.asc</w:t>
+      </w:r>
+      <w:proofErr w:type="spellEnd"/>
+      <w:r>
+        <w:rPr>
+          <w:rFonts w:ascii="Arial" w:eastAsia="Arial" w:hAnsi="Arial" w:cs="Arial"/>
+          <w:sz w:val="24"/>
+          <w:szCs w:val="24"/>
+        </w:rPr>
+        <w:t>.</w:t>
       </w:r>
     </w:p>
     <w:p>
       <w:pPr>
         <w:rPr>
-          <w:rFonts w:ascii="Arial" w:hAnsi="Arial" w:eastAsia="Arial" w:cs="Arial"/>
+          <w:rFonts w:ascii="Arial" w:eastAsia="Arial" w:hAnsi="Arial" w:cs="Arial"/>
           <w:sz w:val="24"/>
           <w:szCs w:val="24"/>
         </w:rPr>
       </w:pPr>
-      <w:bookmarkStart w:name="_heading=h.tyjcwt" w:id="0"/>
+      <w:bookmarkStart w:id="0" w:name="_heading=h.tyjcwt"/>
       <w:bookmarkEnd w:id="0"/>
       <w:r>
         <w:rPr>
           <w:noProof/>
         </w:rPr>
+        <w:lastRenderedPageBreak/>
         <w:drawing>
           <wp:inline distT="0" distB="0" distL="0" distR="0" wp14:anchorId="35E04762" wp14:editId="2F0A7F75">
             <wp:extent cx="5400040" cy="3912235"/>
@@ -2496,50 +2643,108 @@
     <w:p>
       <w:pPr>
         <w:rPr>
-          <w:rFonts w:ascii="Arial" w:hAnsi="Arial" w:eastAsia="Arial" w:cs="Arial"/>
+          <w:rFonts w:ascii="Arial" w:eastAsia="Arial" w:hAnsi="Arial" w:cs="Arial"/>
           <w:sz w:val="24"/>
           <w:szCs w:val="24"/>
         </w:rPr>
       </w:pPr>
       <w:r>
         <w:rPr>
-          <w:rFonts w:ascii="Arial" w:hAnsi="Arial" w:eastAsia="Arial" w:cs="Arial"/>
+          <w:rFonts w:ascii="Arial" w:eastAsia="Arial" w:hAnsi="Arial" w:cs="Arial"/>
           <w:sz w:val="24"/>
           <w:szCs w:val="24"/>
         </w:rPr>
         <w:t xml:space="preserve">Em seguida foi usado os comandos </w:t>
       </w:r>
-      <w:r>
-        <w:rPr>
-          <w:rFonts w:ascii="Arial" w:hAnsi="Arial" w:eastAsia="Arial" w:cs="Arial"/>
-          <w:b/>
-          <w:bCs/>
-          <w:sz w:val="24"/>
-          <w:szCs w:val="24"/>
-        </w:rPr>
-        <w:t>get backup.pgp</w:t>
-      </w:r>
-      <w:r>
-        <w:rPr>
-          <w:rFonts w:ascii="Arial" w:hAnsi="Arial" w:eastAsia="Arial" w:cs="Arial"/>
+      <w:proofErr w:type="spellStart"/>
+      <w:r>
+        <w:rPr>
+          <w:rFonts w:ascii="Arial" w:eastAsia="Arial" w:hAnsi="Arial" w:cs="Arial"/>
+          <w:b/>
+          <w:bCs/>
+          <w:sz w:val="24"/>
+          <w:szCs w:val="24"/>
+        </w:rPr>
+        <w:t>get</w:t>
+      </w:r>
+      <w:proofErr w:type="spellEnd"/>
+      <w:r>
+        <w:rPr>
+          <w:rFonts w:ascii="Arial" w:eastAsia="Arial" w:hAnsi="Arial" w:cs="Arial"/>
+          <w:b/>
+          <w:bCs/>
+          <w:sz w:val="24"/>
+          <w:szCs w:val="24"/>
+        </w:rPr>
+        <w:t xml:space="preserve"> </w:t>
+      </w:r>
+      <w:proofErr w:type="spellStart"/>
+      <w:r>
+        <w:rPr>
+          <w:rFonts w:ascii="Arial" w:eastAsia="Arial" w:hAnsi="Arial" w:cs="Arial"/>
+          <w:b/>
+          <w:bCs/>
+          <w:sz w:val="24"/>
+          <w:szCs w:val="24"/>
+        </w:rPr>
+        <w:t>backup.pgp</w:t>
+      </w:r>
+      <w:proofErr w:type="spellEnd"/>
+      <w:r>
+        <w:rPr>
+          <w:rFonts w:ascii="Arial" w:eastAsia="Arial" w:hAnsi="Arial" w:cs="Arial"/>
           <w:sz w:val="24"/>
           <w:szCs w:val="24"/>
         </w:rPr>
         <w:t xml:space="preserve"> e </w:t>
       </w:r>
-      <w:r>
-        <w:rPr>
-          <w:rFonts w:ascii="Arial" w:hAnsi="Arial" w:eastAsia="Arial" w:cs="Arial"/>
-          <w:b/>
-          <w:bCs/>
-          <w:sz w:val="24"/>
-          <w:szCs w:val="24"/>
-        </w:rPr>
-        <w:t xml:space="preserve">get private.asc </w:t>
-      </w:r>
-      <w:r>
-        <w:rPr>
-          <w:rFonts w:ascii="Arial" w:hAnsi="Arial" w:eastAsia="Arial" w:cs="Arial"/>
+      <w:proofErr w:type="spellStart"/>
+      <w:r>
+        <w:rPr>
+          <w:rFonts w:ascii="Arial" w:eastAsia="Arial" w:hAnsi="Arial" w:cs="Arial"/>
+          <w:b/>
+          <w:bCs/>
+          <w:sz w:val="24"/>
+          <w:szCs w:val="24"/>
+        </w:rPr>
+        <w:t>get</w:t>
+      </w:r>
+      <w:proofErr w:type="spellEnd"/>
+      <w:r>
+        <w:rPr>
+          <w:rFonts w:ascii="Arial" w:eastAsia="Arial" w:hAnsi="Arial" w:cs="Arial"/>
+          <w:b/>
+          <w:bCs/>
+          <w:sz w:val="24"/>
+          <w:szCs w:val="24"/>
+        </w:rPr>
+        <w:t xml:space="preserve"> </w:t>
+      </w:r>
+      <w:proofErr w:type="spellStart"/>
+      <w:r>
+        <w:rPr>
+          <w:rFonts w:ascii="Arial" w:eastAsia="Arial" w:hAnsi="Arial" w:cs="Arial"/>
+          <w:b/>
+          <w:bCs/>
+          <w:sz w:val="24"/>
+          <w:szCs w:val="24"/>
+        </w:rPr>
+        <w:t>private.asc</w:t>
+      </w:r>
+      <w:proofErr w:type="spellEnd"/>
+      <w:r>
+        <w:rPr>
+          <w:rFonts w:ascii="Arial" w:eastAsia="Arial" w:hAnsi="Arial" w:cs="Arial"/>
+          <w:b/>
+          <w:bCs/>
+          <w:sz w:val="24"/>
+          <w:szCs w:val="24"/>
+        </w:rPr>
+        <w:t xml:space="preserve"> </w:t>
+      </w:r>
+      <w:r>
+        <w:rPr>
+          <w:rFonts w:ascii="Arial" w:eastAsia="Arial" w:hAnsi="Arial" w:cs="Arial"/>
           <w:sz w:val="24"/>
           <w:szCs w:val="24"/>
         </w:rPr>
@@ -2547,7 +2752,7 @@
       </w:r>
       <w:r>
         <w:rPr>
-          <w:rFonts w:ascii="Arial" w:hAnsi="Arial" w:eastAsia="Arial" w:cs="Arial"/>
+          <w:rFonts w:ascii="Arial" w:eastAsia="Arial" w:hAnsi="Arial" w:cs="Arial"/>
           <w:sz w:val="24"/>
           <w:szCs w:val="24"/>
         </w:rPr>
@@ -2557,7 +2762,7 @@
     <w:p>
       <w:pPr>
         <w:rPr>
-          <w:rFonts w:ascii="Arial" w:hAnsi="Arial" w:eastAsia="Arial" w:cs="Arial"/>
+          <w:rFonts w:ascii="Arial" w:eastAsia="Arial" w:hAnsi="Arial" w:cs="Arial"/>
           <w:sz w:val="24"/>
           <w:szCs w:val="24"/>
         </w:rPr>
@@ -2606,32 +2811,88 @@
     <w:p>
       <w:pPr>
         <w:rPr>
-          <w:rFonts w:ascii="Arial" w:hAnsi="Arial" w:eastAsia="Arial" w:cs="Arial"/>
+          <w:rFonts w:ascii="Arial" w:eastAsia="Arial" w:hAnsi="Arial" w:cs="Arial"/>
           <w:sz w:val="24"/>
           <w:szCs w:val="24"/>
         </w:rPr>
       </w:pPr>
       <w:r>
         <w:rPr>
-          <w:rFonts w:ascii="Arial" w:hAnsi="Arial" w:eastAsia="Arial" w:cs="Arial"/>
+          <w:rFonts w:ascii="Arial" w:eastAsia="Arial" w:hAnsi="Arial" w:cs="Arial"/>
           <w:sz w:val="24"/>
           <w:szCs w:val="24"/>
         </w:rPr>
         <w:t xml:space="preserve">O comando </w:t>
       </w:r>
-      <w:r>
-        <w:rPr>
-          <w:rFonts w:ascii="Arial" w:hAnsi="Arial" w:eastAsia="Arial" w:cs="Arial"/>
-          <w:b/>
-          <w:bCs/>
-          <w:sz w:val="24"/>
-          <w:szCs w:val="24"/>
-        </w:rPr>
-        <w:t xml:space="preserve">gpg --import private.asc </w:t>
-      </w:r>
-      <w:r>
-        <w:rPr>
-          <w:rFonts w:ascii="Arial" w:hAnsi="Arial" w:eastAsia="Arial" w:cs="Arial"/>
+      <w:proofErr w:type="spellStart"/>
+      <w:r>
+        <w:rPr>
+          <w:rFonts w:ascii="Arial" w:eastAsia="Arial" w:hAnsi="Arial" w:cs="Arial"/>
+          <w:b/>
+          <w:bCs/>
+          <w:sz w:val="24"/>
+          <w:szCs w:val="24"/>
+        </w:rPr>
+        <w:t>gpg</w:t>
+      </w:r>
+      <w:proofErr w:type="spellEnd"/>
+      <w:r>
+        <w:rPr>
+          <w:rFonts w:ascii="Arial" w:eastAsia="Arial" w:hAnsi="Arial" w:cs="Arial"/>
+          <w:b/>
+          <w:bCs/>
+          <w:sz w:val="24"/>
+          <w:szCs w:val="24"/>
+        </w:rPr>
+        <w:t xml:space="preserve"> --</w:t>
+      </w:r>
+      <w:proofErr w:type="spellStart"/>
+      <w:r>
+        <w:rPr>
+          <w:rFonts w:ascii="Arial" w:eastAsia="Arial" w:hAnsi="Arial" w:cs="Arial"/>
+          <w:b/>
+          <w:bCs/>
+          <w:sz w:val="24"/>
+          <w:szCs w:val="24"/>
+        </w:rPr>
+        <w:t>import</w:t>
+      </w:r>
+      <w:proofErr w:type="spellEnd"/>
+      <w:r>
+        <w:rPr>
+          <w:rFonts w:ascii="Arial" w:eastAsia="Arial" w:hAnsi="Arial" w:cs="Arial"/>
+          <w:b/>
+          <w:bCs/>
+          <w:sz w:val="24"/>
+          <w:szCs w:val="24"/>
+        </w:rPr>
+        <w:t xml:space="preserve"> </w:t>
+      </w:r>
+      <w:proofErr w:type="spellStart"/>
+      <w:r>
+        <w:rPr>
+          <w:rFonts w:ascii="Arial" w:eastAsia="Arial" w:hAnsi="Arial" w:cs="Arial"/>
+          <w:b/>
+          <w:bCs/>
+          <w:sz w:val="24"/>
+          <w:szCs w:val="24"/>
+        </w:rPr>
+        <w:t>private.asc</w:t>
+      </w:r>
+      <w:proofErr w:type="spellEnd"/>
+      <w:r>
+        <w:rPr>
+          <w:rFonts w:ascii="Arial" w:eastAsia="Arial" w:hAnsi="Arial" w:cs="Arial"/>
+          <w:b/>
+          <w:bCs/>
+          <w:sz w:val="24"/>
+          <w:szCs w:val="24"/>
+        </w:rPr>
+        <w:t xml:space="preserve"> </w:t>
+      </w:r>
+      <w:r>
+        <w:rPr>
+          <w:rFonts w:ascii="Arial" w:eastAsia="Arial" w:hAnsi="Arial" w:cs="Arial"/>
           <w:sz w:val="24"/>
           <w:szCs w:val="24"/>
         </w:rPr>
@@ -2639,15 +2900,25 @@
       </w:r>
       <w:r>
         <w:rPr>
-          <w:rFonts w:ascii="Arial" w:hAnsi="Arial" w:eastAsia="Arial" w:cs="Arial"/>
-          <w:sz w:val="24"/>
-          <w:szCs w:val="24"/>
-        </w:rPr>
-        <w:t xml:space="preserve"> private.asc</w:t>
-      </w:r>
-      <w:r>
-        <w:rPr>
-          <w:rFonts w:ascii="Arial" w:hAnsi="Arial" w:eastAsia="Arial" w:cs="Arial"/>
+          <w:rFonts w:ascii="Arial" w:eastAsia="Arial" w:hAnsi="Arial" w:cs="Arial"/>
+          <w:sz w:val="24"/>
+          <w:szCs w:val="24"/>
+        </w:rPr>
+        <w:t xml:space="preserve"> </w:t>
+      </w:r>
+      <w:proofErr w:type="spellStart"/>
+      <w:r>
+        <w:rPr>
+          <w:rFonts w:ascii="Arial" w:eastAsia="Arial" w:hAnsi="Arial" w:cs="Arial"/>
+          <w:sz w:val="24"/>
+          <w:szCs w:val="24"/>
+        </w:rPr>
+        <w:t>private.asc</w:t>
+      </w:r>
+      <w:proofErr w:type="spellEnd"/>
+      <w:r>
+        <w:rPr>
+          <w:rFonts w:ascii="Arial" w:eastAsia="Arial" w:hAnsi="Arial" w:cs="Arial"/>
           <w:sz w:val="24"/>
           <w:szCs w:val="24"/>
         </w:rPr>
@@ -2705,22 +2976,61 @@
     <w:p>
       <w:pPr>
         <w:rPr>
-          <w:rFonts w:ascii="Arial" w:hAnsi="Arial" w:eastAsia="Arial" w:cs="Arial"/>
+          <w:rFonts w:ascii="Arial" w:eastAsia="Arial" w:hAnsi="Arial" w:cs="Arial"/>
           <w:sz w:val="24"/>
           <w:szCs w:val="24"/>
         </w:rPr>
       </w:pPr>
       <w:r>
         <w:rPr>
-          <w:rFonts w:ascii="Arial" w:hAnsi="Arial" w:eastAsia="Arial" w:cs="Arial"/>
-          <w:sz w:val="24"/>
-          <w:szCs w:val="24"/>
-        </w:rPr>
-        <w:t>Foi executado o comando gpg2john private.asc &gt; file.hash para processar o arquivo da chave privada</w:t>
-      </w:r>
-      <w:r>
-        <w:rPr>
-          <w:rFonts w:ascii="Arial" w:hAnsi="Arial" w:eastAsia="Arial" w:cs="Arial"/>
+          <w:rFonts w:ascii="Arial" w:eastAsia="Arial" w:hAnsi="Arial" w:cs="Arial"/>
+          <w:sz w:val="24"/>
+          <w:szCs w:val="24"/>
+        </w:rPr>
+        <w:lastRenderedPageBreak/>
+        <w:t xml:space="preserve">Foi executado o comando gpg2john </w:t>
+      </w:r>
+      <w:proofErr w:type="spellStart"/>
+      <w:r>
+        <w:rPr>
+          <w:rFonts w:ascii="Arial" w:eastAsia="Arial" w:hAnsi="Arial" w:cs="Arial"/>
+          <w:sz w:val="24"/>
+          <w:szCs w:val="24"/>
+        </w:rPr>
+        <w:t>private.asc</w:t>
+      </w:r>
+      <w:proofErr w:type="spellEnd"/>
+      <w:r>
+        <w:rPr>
+          <w:rFonts w:ascii="Arial" w:eastAsia="Arial" w:hAnsi="Arial" w:cs="Arial"/>
+          <w:sz w:val="24"/>
+          <w:szCs w:val="24"/>
+        </w:rPr>
+        <w:t xml:space="preserve"> &gt; </w:t>
+      </w:r>
+      <w:proofErr w:type="spellStart"/>
+      <w:proofErr w:type="gramStart"/>
+      <w:r>
+        <w:rPr>
+          <w:rFonts w:ascii="Arial" w:eastAsia="Arial" w:hAnsi="Arial" w:cs="Arial"/>
+          <w:sz w:val="24"/>
+          <w:szCs w:val="24"/>
+        </w:rPr>
+        <w:t>file.hash</w:t>
+      </w:r>
+      <w:proofErr w:type="spellEnd"/>
+      <w:proofErr w:type="gramEnd"/>
+      <w:r>
+        <w:rPr>
+          <w:rFonts w:ascii="Arial" w:eastAsia="Arial" w:hAnsi="Arial" w:cs="Arial"/>
+          <w:sz w:val="24"/>
+          <w:szCs w:val="24"/>
+        </w:rPr>
+        <w:t xml:space="preserve"> para processar o arquivo da chave privada</w:t>
+      </w:r>
+      <w:r>
+        <w:rPr>
+          <w:rFonts w:ascii="Arial" w:eastAsia="Arial" w:hAnsi="Arial" w:cs="Arial"/>
           <w:sz w:val="24"/>
           <w:szCs w:val="24"/>
         </w:rPr>
@@ -2728,11 +3038,47 @@
       </w:r>
       <w:r>
         <w:rPr>
-          <w:rFonts w:ascii="Arial" w:hAnsi="Arial" w:eastAsia="Arial" w:cs="Arial"/>
-          <w:sz w:val="24"/>
-          <w:szCs w:val="24"/>
-        </w:rPr>
-        <w:t>e extrair o hash da passphrase em um formato que possa ser quebrado.</w:t>
+          <w:rFonts w:ascii="Arial" w:eastAsia="Arial" w:hAnsi="Arial" w:cs="Arial"/>
+          <w:sz w:val="24"/>
+          <w:szCs w:val="24"/>
+        </w:rPr>
+        <w:t xml:space="preserve">e extrair o </w:t>
+      </w:r>
+      <w:proofErr w:type="spellStart"/>
+      <w:r>
+        <w:rPr>
+          <w:rFonts w:ascii="Arial" w:eastAsia="Arial" w:hAnsi="Arial" w:cs="Arial"/>
+          <w:sz w:val="24"/>
+          <w:szCs w:val="24"/>
+        </w:rPr>
+        <w:t>hash</w:t>
+      </w:r>
+      <w:proofErr w:type="spellEnd"/>
+      <w:r>
+        <w:rPr>
+          <w:rFonts w:ascii="Arial" w:eastAsia="Arial" w:hAnsi="Arial" w:cs="Arial"/>
+          <w:sz w:val="24"/>
+          <w:szCs w:val="24"/>
+        </w:rPr>
+        <w:t xml:space="preserve"> da </w:t>
+      </w:r>
+      <w:proofErr w:type="spellStart"/>
+      <w:r>
+        <w:rPr>
+          <w:rFonts w:ascii="Arial" w:eastAsia="Arial" w:hAnsi="Arial" w:cs="Arial"/>
+          <w:sz w:val="24"/>
+          <w:szCs w:val="24"/>
+        </w:rPr>
+        <w:t>passphrase</w:t>
+      </w:r>
+      <w:proofErr w:type="spellEnd"/>
+      <w:r>
+        <w:rPr>
+          <w:rFonts w:ascii="Arial" w:eastAsia="Arial" w:hAnsi="Arial" w:cs="Arial"/>
+          <w:sz w:val="24"/>
+          <w:szCs w:val="24"/>
+        </w:rPr>
+        <w:t xml:space="preserve"> em um formato que possa ser quebrado.</w:t>
       </w:r>
     </w:p>
     <w:p>
@@ -2787,40 +3133,238 @@
     <w:p>
       <w:pPr>
         <w:rPr>
-          <w:rFonts w:ascii="Arial" w:hAnsi="Arial" w:eastAsia="Arial" w:cs="Arial"/>
+          <w:rFonts w:ascii="Arial" w:eastAsia="Arial" w:hAnsi="Arial" w:cs="Arial"/>
           <w:sz w:val="24"/>
           <w:szCs w:val="24"/>
         </w:rPr>
       </w:pPr>
       <w:r>
         <w:rPr>
-          <w:rFonts w:ascii="Arial" w:hAnsi="Arial" w:eastAsia="Arial" w:cs="Arial"/>
-          <w:sz w:val="24"/>
-          <w:szCs w:val="24"/>
-        </w:rPr>
-        <w:t xml:space="preserve">Com o hash da passphrase salvo no arquivo file.hash, foi executado o comando </w:t>
-      </w:r>
-      <w:r>
-        <w:rPr>
-          <w:rFonts w:ascii="Arial" w:hAnsi="Arial" w:eastAsia="Arial" w:cs="Arial"/>
-          <w:b/>
-          <w:bCs/>
-          <w:sz w:val="24"/>
-          <w:szCs w:val="24"/>
-        </w:rPr>
-        <w:t>john file.hash --wordlist=/usr/share/wordlists/rockyou.txt</w:t>
-      </w:r>
-      <w:r>
-        <w:rPr>
-          <w:rFonts w:ascii="Arial" w:hAnsi="Arial" w:eastAsia="Arial" w:cs="Arial"/>
-          <w:sz w:val="24"/>
-          <w:szCs w:val="24"/>
-        </w:rPr>
-        <w:t>. Esta ação utiliza a ferramenta de quebra de senhas John the Ripper para realizar um ataque de dicionário, testando cada senha da popular lista</w:t>
-      </w:r>
-      <w:r>
-        <w:rPr>
-          <w:rFonts w:ascii="Arial" w:hAnsi="Arial" w:eastAsia="Arial" w:cs="Arial"/>
+          <w:rFonts w:ascii="Arial" w:eastAsia="Arial" w:hAnsi="Arial" w:cs="Arial"/>
+          <w:sz w:val="24"/>
+          <w:szCs w:val="24"/>
+        </w:rPr>
+        <w:t xml:space="preserve">Com o </w:t>
+      </w:r>
+      <w:proofErr w:type="spellStart"/>
+      <w:r>
+        <w:rPr>
+          <w:rFonts w:ascii="Arial" w:eastAsia="Arial" w:hAnsi="Arial" w:cs="Arial"/>
+          <w:sz w:val="24"/>
+          <w:szCs w:val="24"/>
+        </w:rPr>
+        <w:t>hash</w:t>
+      </w:r>
+      <w:proofErr w:type="spellEnd"/>
+      <w:r>
+        <w:rPr>
+          <w:rFonts w:ascii="Arial" w:eastAsia="Arial" w:hAnsi="Arial" w:cs="Arial"/>
+          <w:sz w:val="24"/>
+          <w:szCs w:val="24"/>
+        </w:rPr>
+        <w:t xml:space="preserve"> da </w:t>
+      </w:r>
+      <w:proofErr w:type="spellStart"/>
+      <w:r>
+        <w:rPr>
+          <w:rFonts w:ascii="Arial" w:eastAsia="Arial" w:hAnsi="Arial" w:cs="Arial"/>
+          <w:sz w:val="24"/>
+          <w:szCs w:val="24"/>
+        </w:rPr>
+        <w:t>passphrase</w:t>
+      </w:r>
+      <w:proofErr w:type="spellEnd"/>
+      <w:r>
+        <w:rPr>
+          <w:rFonts w:ascii="Arial" w:eastAsia="Arial" w:hAnsi="Arial" w:cs="Arial"/>
+          <w:sz w:val="24"/>
+          <w:szCs w:val="24"/>
+        </w:rPr>
+        <w:t xml:space="preserve"> salvo no arquivo </w:t>
+      </w:r>
+      <w:proofErr w:type="spellStart"/>
+      <w:proofErr w:type="gramStart"/>
+      <w:r>
+        <w:rPr>
+          <w:rFonts w:ascii="Arial" w:eastAsia="Arial" w:hAnsi="Arial" w:cs="Arial"/>
+          <w:sz w:val="24"/>
+          <w:szCs w:val="24"/>
+        </w:rPr>
+        <w:t>file.hash</w:t>
+      </w:r>
+      <w:proofErr w:type="spellEnd"/>
+      <w:proofErr w:type="gramEnd"/>
+      <w:r>
+        <w:rPr>
+          <w:rFonts w:ascii="Arial" w:eastAsia="Arial" w:hAnsi="Arial" w:cs="Arial"/>
+          <w:sz w:val="24"/>
+          <w:szCs w:val="24"/>
+        </w:rPr>
+        <w:t xml:space="preserve">, foi executado o comando </w:t>
+      </w:r>
+      <w:proofErr w:type="spellStart"/>
+      <w:r>
+        <w:rPr>
+          <w:rFonts w:ascii="Arial" w:eastAsia="Arial" w:hAnsi="Arial" w:cs="Arial"/>
+          <w:b/>
+          <w:bCs/>
+          <w:sz w:val="24"/>
+          <w:szCs w:val="24"/>
+        </w:rPr>
+        <w:t>john</w:t>
+      </w:r>
+      <w:proofErr w:type="spellEnd"/>
+      <w:r>
+        <w:rPr>
+          <w:rFonts w:ascii="Arial" w:eastAsia="Arial" w:hAnsi="Arial" w:cs="Arial"/>
+          <w:b/>
+          <w:bCs/>
+          <w:sz w:val="24"/>
+          <w:szCs w:val="24"/>
+        </w:rPr>
+        <w:t xml:space="preserve"> </w:t>
+      </w:r>
+      <w:proofErr w:type="spellStart"/>
+      <w:proofErr w:type="gramStart"/>
+      <w:r>
+        <w:rPr>
+          <w:rFonts w:ascii="Arial" w:eastAsia="Arial" w:hAnsi="Arial" w:cs="Arial"/>
+          <w:b/>
+          <w:bCs/>
+          <w:sz w:val="24"/>
+          <w:szCs w:val="24"/>
+        </w:rPr>
+        <w:t>file.hash</w:t>
+      </w:r>
+      <w:proofErr w:type="spellEnd"/>
+      <w:proofErr w:type="gramEnd"/>
+      <w:r>
+        <w:rPr>
+          <w:rFonts w:ascii="Arial" w:eastAsia="Arial" w:hAnsi="Arial" w:cs="Arial"/>
+          <w:b/>
+          <w:bCs/>
+          <w:sz w:val="24"/>
+          <w:szCs w:val="24"/>
+        </w:rPr>
+        <w:t xml:space="preserve"> --</w:t>
+      </w:r>
+      <w:proofErr w:type="spellStart"/>
+      <w:r>
+        <w:rPr>
+          <w:rFonts w:ascii="Arial" w:eastAsia="Arial" w:hAnsi="Arial" w:cs="Arial"/>
+          <w:b/>
+          <w:bCs/>
+          <w:sz w:val="24"/>
+          <w:szCs w:val="24"/>
+        </w:rPr>
+        <w:t>wordlist</w:t>
+      </w:r>
+      <w:proofErr w:type="spellEnd"/>
+      <w:r>
+        <w:rPr>
+          <w:rFonts w:ascii="Arial" w:eastAsia="Arial" w:hAnsi="Arial" w:cs="Arial"/>
+          <w:b/>
+          <w:bCs/>
+          <w:sz w:val="24"/>
+          <w:szCs w:val="24"/>
+        </w:rPr>
+        <w:t>=/</w:t>
+      </w:r>
+      <w:proofErr w:type="spellStart"/>
+      <w:r>
+        <w:rPr>
+          <w:rFonts w:ascii="Arial" w:eastAsia="Arial" w:hAnsi="Arial" w:cs="Arial"/>
+          <w:b/>
+          <w:bCs/>
+          <w:sz w:val="24"/>
+          <w:szCs w:val="24"/>
+        </w:rPr>
+        <w:t>usr</w:t>
+      </w:r>
+      <w:proofErr w:type="spellEnd"/>
+      <w:r>
+        <w:rPr>
+          <w:rFonts w:ascii="Arial" w:eastAsia="Arial" w:hAnsi="Arial" w:cs="Arial"/>
+          <w:b/>
+          <w:bCs/>
+          <w:sz w:val="24"/>
+          <w:szCs w:val="24"/>
+        </w:rPr>
+        <w:t>/</w:t>
+      </w:r>
+      <w:proofErr w:type="spellStart"/>
+      <w:r>
+        <w:rPr>
+          <w:rFonts w:ascii="Arial" w:eastAsia="Arial" w:hAnsi="Arial" w:cs="Arial"/>
+          <w:b/>
+          <w:bCs/>
+          <w:sz w:val="24"/>
+          <w:szCs w:val="24"/>
+        </w:rPr>
+        <w:t>share</w:t>
+      </w:r>
+      <w:proofErr w:type="spellEnd"/>
+      <w:r>
+        <w:rPr>
+          <w:rFonts w:ascii="Arial" w:eastAsia="Arial" w:hAnsi="Arial" w:cs="Arial"/>
+          <w:b/>
+          <w:bCs/>
+          <w:sz w:val="24"/>
+          <w:szCs w:val="24"/>
+        </w:rPr>
+        <w:t>/</w:t>
+      </w:r>
+      <w:proofErr w:type="spellStart"/>
+      <w:r>
+        <w:rPr>
+          <w:rFonts w:ascii="Arial" w:eastAsia="Arial" w:hAnsi="Arial" w:cs="Arial"/>
+          <w:b/>
+          <w:bCs/>
+          <w:sz w:val="24"/>
+          <w:szCs w:val="24"/>
+        </w:rPr>
+        <w:t>wordlists</w:t>
+      </w:r>
+      <w:proofErr w:type="spellEnd"/>
+      <w:r>
+        <w:rPr>
+          <w:rFonts w:ascii="Arial" w:eastAsia="Arial" w:hAnsi="Arial" w:cs="Arial"/>
+          <w:b/>
+          <w:bCs/>
+          <w:sz w:val="24"/>
+          <w:szCs w:val="24"/>
+        </w:rPr>
+        <w:t>/rockyou.txt</w:t>
+      </w:r>
+      <w:r>
+        <w:rPr>
+          <w:rFonts w:ascii="Arial" w:eastAsia="Arial" w:hAnsi="Arial" w:cs="Arial"/>
+          <w:sz w:val="24"/>
+          <w:szCs w:val="24"/>
+        </w:rPr>
+        <w:t xml:space="preserve">. Esta ação utiliza a ferramenta de quebra de senhas John </w:t>
+      </w:r>
+      <w:proofErr w:type="spellStart"/>
+      <w:r>
+        <w:rPr>
+          <w:rFonts w:ascii="Arial" w:eastAsia="Arial" w:hAnsi="Arial" w:cs="Arial"/>
+          <w:sz w:val="24"/>
+          <w:szCs w:val="24"/>
+        </w:rPr>
+        <w:t>the</w:t>
+      </w:r>
+      <w:proofErr w:type="spellEnd"/>
+      <w:r>
+        <w:rPr>
+          <w:rFonts w:ascii="Arial" w:eastAsia="Arial" w:hAnsi="Arial" w:cs="Arial"/>
+          <w:sz w:val="24"/>
+          <w:szCs w:val="24"/>
+        </w:rPr>
+        <w:t xml:space="preserve"> Ripper para realizar um ataque de dicionário, testando cada senha da popular lista</w:t>
+      </w:r>
+      <w:r>
+        <w:rPr>
+          <w:rFonts w:ascii="Arial" w:eastAsia="Arial" w:hAnsi="Arial" w:cs="Arial"/>
           <w:sz w:val="24"/>
           <w:szCs w:val="24"/>
         </w:rPr>
@@ -2828,11 +3372,29 @@
       </w:r>
       <w:r>
         <w:rPr>
-          <w:rFonts w:ascii="Arial" w:hAnsi="Arial" w:eastAsia="Arial" w:cs="Arial"/>
-          <w:sz w:val="24"/>
-          <w:szCs w:val="24"/>
-        </w:rPr>
-        <w:t xml:space="preserve">contra o hash extraído da chave privada. </w:t>
+          <w:rFonts w:ascii="Arial" w:eastAsia="Arial" w:hAnsi="Arial" w:cs="Arial"/>
+          <w:sz w:val="24"/>
+          <w:szCs w:val="24"/>
+        </w:rPr>
+        <w:t xml:space="preserve">contra o </w:t>
+      </w:r>
+      <w:proofErr w:type="spellStart"/>
+      <w:r>
+        <w:rPr>
+          <w:rFonts w:ascii="Arial" w:eastAsia="Arial" w:hAnsi="Arial" w:cs="Arial"/>
+          <w:sz w:val="24"/>
+          <w:szCs w:val="24"/>
+        </w:rPr>
+        <w:t>hash</w:t>
+      </w:r>
+      <w:proofErr w:type="spellEnd"/>
+      <w:r>
+        <w:rPr>
+          <w:rFonts w:ascii="Arial" w:eastAsia="Arial" w:hAnsi="Arial" w:cs="Arial"/>
+          <w:sz w:val="24"/>
+          <w:szCs w:val="24"/>
+        </w:rPr>
+        <w:t xml:space="preserve"> extraído da chave privada. </w:t>
       </w:r>
     </w:p>
     <w:p>
@@ -2886,14 +3448,14 @@
     <w:p>
       <w:pPr>
         <w:rPr>
-          <w:rFonts w:ascii="Arial" w:hAnsi="Arial" w:eastAsia="Arial" w:cs="Arial"/>
+          <w:rFonts w:ascii="Arial" w:eastAsia="Arial" w:hAnsi="Arial" w:cs="Arial"/>
           <w:sz w:val="24"/>
           <w:szCs w:val="24"/>
         </w:rPr>
       </w:pPr>
       <w:r>
         <w:rPr>
-          <w:rFonts w:ascii="Arial" w:hAnsi="Arial" w:eastAsia="Arial" w:cs="Arial"/>
+          <w:rFonts w:ascii="Arial" w:eastAsia="Arial" w:hAnsi="Arial" w:cs="Arial"/>
           <w:sz w:val="24"/>
           <w:szCs w:val="24"/>
         </w:rPr>
@@ -2901,37 +3463,111 @@
       </w:r>
       <w:r>
         <w:rPr>
-          <w:rFonts w:ascii="Arial" w:hAnsi="Arial" w:eastAsia="Arial" w:cs="Arial"/>
+          <w:rFonts w:ascii="Arial" w:eastAsia="Arial" w:hAnsi="Arial" w:cs="Arial"/>
           <w:sz w:val="24"/>
           <w:szCs w:val="24"/>
         </w:rPr>
         <w:t xml:space="preserve">, foi utilizado o comando </w:t>
       </w:r>
-      <w:r>
-        <w:rPr>
-          <w:rFonts w:ascii="Arial" w:hAnsi="Arial" w:eastAsia="Arial" w:cs="Arial"/>
-          <w:b/>
-          <w:bCs/>
-          <w:sz w:val="24"/>
-          <w:szCs w:val="24"/>
-        </w:rPr>
-        <w:t xml:space="preserve">gpg –output backup.txt --decrypt backup.pgp </w:t>
-      </w:r>
-      <w:r>
-        <w:rPr>
-          <w:rFonts w:ascii="Arial" w:hAnsi="Arial" w:eastAsia="Arial" w:cs="Arial"/>
-          <w:sz w:val="24"/>
-          <w:szCs w:val="24"/>
-        </w:rPr>
-        <w:t>para descriptografar o arquivo backup</w:t>
-      </w:r>
-      <w:r>
-        <w:rPr>
-          <w:rFonts w:ascii="Arial" w:hAnsi="Arial" w:eastAsia="Arial" w:cs="Arial"/>
-          <w:sz w:val="24"/>
-          <w:szCs w:val="24"/>
-        </w:rPr>
-        <w:t>.pgp.</w:t>
+      <w:proofErr w:type="spellStart"/>
+      <w:r>
+        <w:rPr>
+          <w:rFonts w:ascii="Arial" w:eastAsia="Arial" w:hAnsi="Arial" w:cs="Arial"/>
+          <w:b/>
+          <w:bCs/>
+          <w:sz w:val="24"/>
+          <w:szCs w:val="24"/>
+        </w:rPr>
+        <w:t>gpg</w:t>
+      </w:r>
+      <w:proofErr w:type="spellEnd"/>
+      <w:r>
+        <w:rPr>
+          <w:rFonts w:ascii="Arial" w:eastAsia="Arial" w:hAnsi="Arial" w:cs="Arial"/>
+          <w:b/>
+          <w:bCs/>
+          <w:sz w:val="24"/>
+          <w:szCs w:val="24"/>
+        </w:rPr>
+        <w:t xml:space="preserve"> –output backup.txt --</w:t>
+      </w:r>
+      <w:proofErr w:type="spellStart"/>
+      <w:r>
+        <w:rPr>
+          <w:rFonts w:ascii="Arial" w:eastAsia="Arial" w:hAnsi="Arial" w:cs="Arial"/>
+          <w:b/>
+          <w:bCs/>
+          <w:sz w:val="24"/>
+          <w:szCs w:val="24"/>
+        </w:rPr>
+        <w:t>decrypt</w:t>
+      </w:r>
+      <w:proofErr w:type="spellEnd"/>
+      <w:r>
+        <w:rPr>
+          <w:rFonts w:ascii="Arial" w:eastAsia="Arial" w:hAnsi="Arial" w:cs="Arial"/>
+          <w:b/>
+          <w:bCs/>
+          <w:sz w:val="24"/>
+          <w:szCs w:val="24"/>
+        </w:rPr>
+        <w:t xml:space="preserve"> </w:t>
+      </w:r>
+      <w:proofErr w:type="spellStart"/>
+      <w:r>
+        <w:rPr>
+          <w:rFonts w:ascii="Arial" w:eastAsia="Arial" w:hAnsi="Arial" w:cs="Arial"/>
+          <w:b/>
+          <w:bCs/>
+          <w:sz w:val="24"/>
+          <w:szCs w:val="24"/>
+        </w:rPr>
+        <w:t>backup.pgp</w:t>
+      </w:r>
+      <w:proofErr w:type="spellEnd"/>
+      <w:r>
+        <w:rPr>
+          <w:rFonts w:ascii="Arial" w:eastAsia="Arial" w:hAnsi="Arial" w:cs="Arial"/>
+          <w:b/>
+          <w:bCs/>
+          <w:sz w:val="24"/>
+          <w:szCs w:val="24"/>
+        </w:rPr>
+        <w:t xml:space="preserve"> </w:t>
+      </w:r>
+      <w:r>
+        <w:rPr>
+          <w:rFonts w:ascii="Arial" w:eastAsia="Arial" w:hAnsi="Arial" w:cs="Arial"/>
+          <w:sz w:val="24"/>
+          <w:szCs w:val="24"/>
+        </w:rPr>
+        <w:t xml:space="preserve">para descriptografar o arquivo </w:t>
+      </w:r>
+      <w:proofErr w:type="spellStart"/>
+      <w:r>
+        <w:rPr>
+          <w:rFonts w:ascii="Arial" w:eastAsia="Arial" w:hAnsi="Arial" w:cs="Arial"/>
+          <w:sz w:val="24"/>
+          <w:szCs w:val="24"/>
+        </w:rPr>
+        <w:t>backup</w:t>
+      </w:r>
+      <w:r>
+        <w:rPr>
+          <w:rFonts w:ascii="Arial" w:eastAsia="Arial" w:hAnsi="Arial" w:cs="Arial"/>
+          <w:sz w:val="24"/>
+          <w:szCs w:val="24"/>
+        </w:rPr>
+        <w:t>.pgp</w:t>
+      </w:r>
+      <w:proofErr w:type="spellEnd"/>
+      <w:r>
+        <w:rPr>
+          <w:rFonts w:ascii="Arial" w:eastAsia="Arial" w:hAnsi="Arial" w:cs="Arial"/>
+          <w:sz w:val="24"/>
+          <w:szCs w:val="24"/>
+        </w:rPr>
+        <w:t>.</w:t>
       </w:r>
     </w:p>
     <w:p>
@@ -2985,7 +3621,7 @@
     <w:p>
       <w:r>
         <w:rPr>
-          <w:rFonts w:ascii="Arial" w:hAnsi="Arial" w:eastAsia="Arial" w:cs="Arial"/>
+          <w:rFonts w:ascii="Arial" w:eastAsia="Arial" w:hAnsi="Arial" w:cs="Arial"/>
           <w:sz w:val="24"/>
           <w:szCs w:val="24"/>
         </w:rPr>
@@ -2993,7 +3629,7 @@
       </w:r>
       <w:r>
         <w:rPr>
-          <w:rFonts w:ascii="Arial" w:hAnsi="Arial" w:eastAsia="Arial" w:cs="Arial"/>
+          <w:rFonts w:ascii="Arial" w:eastAsia="Arial" w:hAnsi="Arial" w:cs="Arial"/>
           <w:sz w:val="24"/>
           <w:szCs w:val="24"/>
         </w:rPr>
@@ -3001,7 +3637,7 @@
       </w:r>
       <w:r>
         <w:rPr>
-          <w:rFonts w:ascii="Arial" w:hAnsi="Arial" w:eastAsia="Arial" w:cs="Arial"/>
+          <w:rFonts w:ascii="Arial" w:eastAsia="Arial" w:hAnsi="Arial" w:cs="Arial"/>
           <w:sz w:val="24"/>
           <w:szCs w:val="24"/>
         </w:rPr>
@@ -3009,25 +3645,37 @@
       </w:r>
       <w:r>
         <w:rPr>
-          <w:rFonts w:ascii="Arial" w:hAnsi="Arial" w:eastAsia="Arial" w:cs="Arial"/>
+          <w:rFonts w:ascii="Arial" w:eastAsia="Arial" w:hAnsi="Arial" w:cs="Arial"/>
           <w:sz w:val="24"/>
           <w:szCs w:val="24"/>
         </w:rPr>
         <w:t xml:space="preserve">comando </w:t>
       </w:r>
-      <w:r>
-        <w:rPr>
-          <w:rFonts w:ascii="Arial" w:hAnsi="Arial" w:eastAsia="Arial" w:cs="Arial"/>
-          <w:b/>
-          <w:bCs/>
-          <w:sz w:val="24"/>
-          <w:szCs w:val="24"/>
-        </w:rPr>
-        <w:t xml:space="preserve">ls </w:t>
-      </w:r>
-      <w:r>
-        <w:rPr>
-          <w:rFonts w:ascii="Arial" w:hAnsi="Arial" w:eastAsia="Arial" w:cs="Arial"/>
+      <w:proofErr w:type="spellStart"/>
+      <w:r>
+        <w:rPr>
+          <w:rFonts w:ascii="Arial" w:eastAsia="Arial" w:hAnsi="Arial" w:cs="Arial"/>
+          <w:b/>
+          <w:bCs/>
+          <w:sz w:val="24"/>
+          <w:szCs w:val="24"/>
+        </w:rPr>
+        <w:t>ls</w:t>
+      </w:r>
+      <w:proofErr w:type="spellEnd"/>
+      <w:r>
+        <w:rPr>
+          <w:rFonts w:ascii="Arial" w:eastAsia="Arial" w:hAnsi="Arial" w:cs="Arial"/>
+          <w:b/>
+          <w:bCs/>
+          <w:sz w:val="24"/>
+          <w:szCs w:val="24"/>
+        </w:rPr>
+        <w:t xml:space="preserve"> </w:t>
+      </w:r>
+      <w:r>
+        <w:rPr>
+          <w:rFonts w:ascii="Arial" w:eastAsia="Arial" w:hAnsi="Arial" w:cs="Arial"/>
           <w:sz w:val="24"/>
           <w:szCs w:val="24"/>
         </w:rPr>
@@ -3035,7 +3683,7 @@
       </w:r>
       <w:r>
         <w:rPr>
-          <w:rFonts w:ascii="Arial" w:hAnsi="Arial" w:eastAsia="Arial" w:cs="Arial"/>
+          <w:rFonts w:ascii="Arial" w:eastAsia="Arial" w:hAnsi="Arial" w:cs="Arial"/>
           <w:sz w:val="24"/>
           <w:szCs w:val="24"/>
         </w:rPr>
@@ -3043,7 +3691,7 @@
       </w:r>
       <w:r>
         <w:rPr>
-          <w:rFonts w:ascii="Arial" w:hAnsi="Arial" w:eastAsia="Arial" w:cs="Arial"/>
+          <w:rFonts w:ascii="Arial" w:eastAsia="Arial" w:hAnsi="Arial" w:cs="Arial"/>
           <w:sz w:val="24"/>
           <w:szCs w:val="24"/>
         </w:rPr>
@@ -3051,7 +3699,7 @@
       </w:r>
       <w:r>
         <w:rPr>
-          <w:rFonts w:ascii="Arial" w:hAnsi="Arial" w:eastAsia="Arial" w:cs="Arial"/>
+          <w:rFonts w:ascii="Arial" w:eastAsia="Arial" w:hAnsi="Arial" w:cs="Arial"/>
           <w:sz w:val="24"/>
           <w:szCs w:val="24"/>
         </w:rPr>
@@ -3059,7 +3707,7 @@
       </w:r>
       <w:r>
         <w:rPr>
-          <w:rFonts w:ascii="Arial" w:hAnsi="Arial" w:eastAsia="Arial" w:cs="Arial"/>
+          <w:rFonts w:ascii="Arial" w:eastAsia="Arial" w:hAnsi="Arial" w:cs="Arial"/>
           <w:sz w:val="24"/>
           <w:szCs w:val="24"/>
         </w:rPr>
@@ -3067,7 +3715,7 @@
       </w:r>
       <w:r>
         <w:rPr>
-          <w:rFonts w:ascii="Arial" w:hAnsi="Arial" w:eastAsia="Arial" w:cs="Arial"/>
+          <w:rFonts w:ascii="Arial" w:eastAsia="Arial" w:hAnsi="Arial" w:cs="Arial"/>
           <w:sz w:val="24"/>
           <w:szCs w:val="24"/>
         </w:rPr>
@@ -3075,7 +3723,7 @@
       </w:r>
       <w:r>
         <w:rPr>
-          <w:rFonts w:ascii="Arial" w:hAnsi="Arial" w:eastAsia="Arial" w:cs="Arial"/>
+          <w:rFonts w:ascii="Arial" w:eastAsia="Arial" w:hAnsi="Arial" w:cs="Arial"/>
           <w:sz w:val="24"/>
           <w:szCs w:val="24"/>
         </w:rPr>
@@ -3083,25 +3731,37 @@
       </w:r>
       <w:r>
         <w:rPr>
-          <w:rFonts w:ascii="Arial" w:hAnsi="Arial" w:eastAsia="Arial" w:cs="Arial"/>
+          <w:rFonts w:ascii="Arial" w:eastAsia="Arial" w:hAnsi="Arial" w:cs="Arial"/>
           <w:sz w:val="24"/>
           <w:szCs w:val="24"/>
         </w:rPr>
         <w:t xml:space="preserve"> </w:t>
       </w:r>
-      <w:r>
-        <w:rPr>
-          <w:rFonts w:ascii="Arial" w:hAnsi="Arial" w:eastAsia="Arial" w:cs="Arial"/>
-          <w:b/>
-          <w:bCs/>
-          <w:sz w:val="24"/>
-          <w:szCs w:val="24"/>
-        </w:rPr>
-        <w:t>cat backup.txt</w:t>
-      </w:r>
-      <w:r>
-        <w:rPr>
-          <w:rFonts w:ascii="Arial" w:hAnsi="Arial" w:eastAsia="Arial" w:cs="Arial"/>
+      <w:proofErr w:type="spellStart"/>
+      <w:r>
+        <w:rPr>
+          <w:rFonts w:ascii="Arial" w:eastAsia="Arial" w:hAnsi="Arial" w:cs="Arial"/>
+          <w:b/>
+          <w:bCs/>
+          <w:sz w:val="24"/>
+          <w:szCs w:val="24"/>
+        </w:rPr>
+        <w:t>cat</w:t>
+      </w:r>
+      <w:proofErr w:type="spellEnd"/>
+      <w:r>
+        <w:rPr>
+          <w:rFonts w:ascii="Arial" w:eastAsia="Arial" w:hAnsi="Arial" w:cs="Arial"/>
+          <w:b/>
+          <w:bCs/>
+          <w:sz w:val="24"/>
+          <w:szCs w:val="24"/>
+        </w:rPr>
+        <w:t xml:space="preserve"> backup.txt</w:t>
+      </w:r>
+      <w:r>
+        <w:rPr>
+          <w:rFonts w:ascii="Arial" w:eastAsia="Arial" w:hAnsi="Arial" w:cs="Arial"/>
           <w:sz w:val="24"/>
           <w:szCs w:val="24"/>
         </w:rPr>
@@ -3109,7 +3769,7 @@
       </w:r>
       <w:r>
         <w:rPr>
-          <w:rFonts w:ascii="Arial" w:hAnsi="Arial" w:eastAsia="Arial" w:cs="Arial"/>
+          <w:rFonts w:ascii="Arial" w:eastAsia="Arial" w:hAnsi="Arial" w:cs="Arial"/>
           <w:sz w:val="24"/>
           <w:szCs w:val="24"/>
         </w:rPr>
@@ -3117,23 +3777,77 @@
       </w:r>
       <w:r>
         <w:rPr>
-          <w:rFonts w:ascii="Arial" w:hAnsi="Arial" w:eastAsia="Arial" w:cs="Arial"/>
-          <w:sz w:val="24"/>
-          <w:szCs w:val="24"/>
-        </w:rPr>
-        <w:t xml:space="preserve"> /etc/shadow </w:t>
-      </w:r>
-      <w:r>
-        <w:rPr>
-          <w:rFonts w:ascii="Arial" w:hAnsi="Arial" w:eastAsia="Arial" w:cs="Arial"/>
-          <w:sz w:val="24"/>
-          <w:szCs w:val="24"/>
-        </w:rPr>
-        <w:t xml:space="preserve">do sistema alvo, expondo uma linha crucial: o hash </w:t>
-      </w:r>
-      <w:r>
-        <w:rPr>
-          <w:rFonts w:ascii="Arial" w:hAnsi="Arial" w:eastAsia="Arial" w:cs="Arial"/>
+          <w:rFonts w:ascii="Arial" w:eastAsia="Arial" w:hAnsi="Arial" w:cs="Arial"/>
+          <w:sz w:val="24"/>
+          <w:szCs w:val="24"/>
+        </w:rPr>
+        <w:t xml:space="preserve"> /</w:t>
+      </w:r>
+      <w:proofErr w:type="spellStart"/>
+      <w:r>
+        <w:rPr>
+          <w:rFonts w:ascii="Arial" w:eastAsia="Arial" w:hAnsi="Arial" w:cs="Arial"/>
+          <w:sz w:val="24"/>
+          <w:szCs w:val="24"/>
+        </w:rPr>
+        <w:t>etc</w:t>
+      </w:r>
+      <w:proofErr w:type="spellEnd"/>
+      <w:r>
+        <w:rPr>
+          <w:rFonts w:ascii="Arial" w:eastAsia="Arial" w:hAnsi="Arial" w:cs="Arial"/>
+          <w:sz w:val="24"/>
+          <w:szCs w:val="24"/>
+        </w:rPr>
+        <w:t>/</w:t>
+      </w:r>
+      <w:proofErr w:type="spellStart"/>
+      <w:r>
+        <w:rPr>
+          <w:rFonts w:ascii="Arial" w:eastAsia="Arial" w:hAnsi="Arial" w:cs="Arial"/>
+          <w:sz w:val="24"/>
+          <w:szCs w:val="24"/>
+        </w:rPr>
+        <w:t>shadow</w:t>
+      </w:r>
+      <w:proofErr w:type="spellEnd"/>
+      <w:r>
+        <w:rPr>
+          <w:rFonts w:ascii="Arial" w:eastAsia="Arial" w:hAnsi="Arial" w:cs="Arial"/>
+          <w:sz w:val="24"/>
+          <w:szCs w:val="24"/>
+        </w:rPr>
+        <w:t xml:space="preserve"> </w:t>
+      </w:r>
+      <w:r>
+        <w:rPr>
+          <w:rFonts w:ascii="Arial" w:eastAsia="Arial" w:hAnsi="Arial" w:cs="Arial"/>
+          <w:sz w:val="24"/>
+          <w:szCs w:val="24"/>
+        </w:rPr>
+        <w:t xml:space="preserve">do sistema alvo, expondo uma linha crucial: o </w:t>
+      </w:r>
+      <w:proofErr w:type="spellStart"/>
+      <w:r>
+        <w:rPr>
+          <w:rFonts w:ascii="Arial" w:eastAsia="Arial" w:hAnsi="Arial" w:cs="Arial"/>
+          <w:sz w:val="24"/>
+          <w:szCs w:val="24"/>
+        </w:rPr>
+        <w:t>hash</w:t>
+      </w:r>
+      <w:proofErr w:type="spellEnd"/>
+      <w:r>
+        <w:rPr>
+          <w:rFonts w:ascii="Arial" w:eastAsia="Arial" w:hAnsi="Arial" w:cs="Arial"/>
+          <w:sz w:val="24"/>
+          <w:szCs w:val="24"/>
+        </w:rPr>
+        <w:t xml:space="preserve"> </w:t>
+      </w:r>
+      <w:r>
+        <w:rPr>
+          <w:rFonts w:ascii="Arial" w:eastAsia="Arial" w:hAnsi="Arial" w:cs="Arial"/>
           <w:sz w:val="24"/>
           <w:szCs w:val="24"/>
         </w:rPr>
@@ -3141,7 +3855,7 @@
       </w:r>
       <w:r>
         <w:rPr>
-          <w:rFonts w:ascii="Arial" w:hAnsi="Arial" w:eastAsia="Arial" w:cs="Arial"/>
+          <w:rFonts w:ascii="Arial" w:eastAsia="Arial" w:hAnsi="Arial" w:cs="Arial"/>
           <w:sz w:val="24"/>
           <w:szCs w:val="24"/>
         </w:rPr>
@@ -3149,15 +3863,24 @@
       </w:r>
       <w:r>
         <w:rPr>
-          <w:rFonts w:ascii="Arial" w:hAnsi="Arial" w:eastAsia="Arial" w:cs="Arial"/>
-          <w:sz w:val="24"/>
-          <w:szCs w:val="24"/>
-        </w:rPr>
-        <w:t xml:space="preserve"> root</w:t>
-      </w:r>
-      <w:r>
-        <w:rPr>
-          <w:rFonts w:ascii="Arial" w:hAnsi="Arial" w:eastAsia="Arial" w:cs="Arial"/>
+          <w:rFonts w:ascii="Arial" w:eastAsia="Arial" w:hAnsi="Arial" w:cs="Arial"/>
+          <w:sz w:val="24"/>
+          <w:szCs w:val="24"/>
+        </w:rPr>
+        <w:t xml:space="preserve"> </w:t>
+      </w:r>
+      <w:r>
+        <w:rPr>
+          <w:rFonts w:ascii="Arial" w:eastAsia="Arial" w:hAnsi="Arial" w:cs="Arial"/>
+          <w:sz w:val="24"/>
+          <w:szCs w:val="24"/>
+        </w:rPr>
+        <w:lastRenderedPageBreak/>
+        <w:t>root</w:t>
+      </w:r>
+      <w:r>
+        <w:rPr>
+          <w:rFonts w:ascii="Arial" w:eastAsia="Arial" w:hAnsi="Arial" w:cs="Arial"/>
           <w:sz w:val="24"/>
           <w:szCs w:val="24"/>
         </w:rPr>
@@ -3213,25 +3936,65 @@
     <w:p>
       <w:r>
         <w:rPr>
-          <w:rFonts w:ascii="Arial" w:hAnsi="Arial" w:eastAsia="Arial" w:cs="Arial"/>
-          <w:sz w:val="24"/>
-          <w:szCs w:val="24"/>
-        </w:rPr>
-        <w:t xml:space="preserve">Com o hash da senha do usuário root extraído,foi executado o comando </w:t>
-      </w:r>
-      <w:r>
-        <w:rPr>
-          <w:rFonts w:ascii="Arial" w:hAnsi="Arial" w:eastAsia="Arial" w:cs="Arial"/>
-          <w:b/>
-          <w:bCs/>
-          <w:sz w:val="24"/>
-          <w:szCs w:val="24"/>
-        </w:rPr>
-        <w:t>john password.hash --wordlist=/usr/share/wordlists/rockyou.txt</w:t>
-      </w:r>
-      <w:r>
-        <w:rPr>
-          <w:rFonts w:ascii="Arial" w:hAnsi="Arial" w:eastAsia="Arial" w:cs="Arial"/>
+          <w:rFonts w:ascii="Arial" w:eastAsia="Arial" w:hAnsi="Arial" w:cs="Arial"/>
+          <w:sz w:val="24"/>
+          <w:szCs w:val="24"/>
+        </w:rPr>
+        <w:t xml:space="preserve">Com o </w:t>
+      </w:r>
+      <w:proofErr w:type="spellStart"/>
+      <w:r>
+        <w:rPr>
+          <w:rFonts w:ascii="Arial" w:eastAsia="Arial" w:hAnsi="Arial" w:cs="Arial"/>
+          <w:sz w:val="24"/>
+          <w:szCs w:val="24"/>
+        </w:rPr>
+        <w:t>hash</w:t>
+      </w:r>
+      <w:proofErr w:type="spellEnd"/>
+      <w:r>
+        <w:rPr>
+          <w:rFonts w:ascii="Arial" w:eastAsia="Arial" w:hAnsi="Arial" w:cs="Arial"/>
+          <w:sz w:val="24"/>
+          <w:szCs w:val="24"/>
+        </w:rPr>
+        <w:t xml:space="preserve"> da senha do usuário root </w:t>
+      </w:r>
+      <w:proofErr w:type="spellStart"/>
+      <w:proofErr w:type="gramStart"/>
+      <w:r>
+        <w:rPr>
+          <w:rFonts w:ascii="Arial" w:eastAsia="Arial" w:hAnsi="Arial" w:cs="Arial"/>
+          <w:sz w:val="24"/>
+          <w:szCs w:val="24"/>
+        </w:rPr>
+        <w:t>extraído,foi</w:t>
+      </w:r>
+      <w:proofErr w:type="spellEnd"/>
+      <w:proofErr w:type="gramEnd"/>
+      <w:r>
+        <w:rPr>
+          <w:rFonts w:ascii="Arial" w:eastAsia="Arial" w:hAnsi="Arial" w:cs="Arial"/>
+          <w:sz w:val="24"/>
+          <w:szCs w:val="24"/>
+        </w:rPr>
+        <w:t xml:space="preserve"> executado o comando </w:t>
+      </w:r>
+      <w:proofErr w:type="spellStart"/>
+      <w:r>
+        <w:rPr>
+          <w:rFonts w:ascii="Arial" w:eastAsia="Arial" w:hAnsi="Arial" w:cs="Arial"/>
+          <w:b/>
+          <w:bCs/>
+          <w:sz w:val="24"/>
+          <w:szCs w:val="24"/>
+        </w:rPr>
+        <w:t>john</w:t>
+      </w:r>
+      <w:proofErr w:type="spellEnd"/>
+      <w:r>
+        <w:rPr>
+          <w:rFonts w:ascii="Arial" w:eastAsia="Arial" w:hAnsi="Arial" w:cs="Arial"/>
           <w:b/>
           <w:bCs/>
           <w:sz w:val="24"/>
@@ -3239,9 +4002,131 @@
         </w:rPr>
         <w:t xml:space="preserve"> </w:t>
       </w:r>
-      <w:r>
-        <w:rPr>
-          <w:rFonts w:ascii="Arial" w:hAnsi="Arial" w:eastAsia="Arial" w:cs="Arial"/>
+      <w:proofErr w:type="spellStart"/>
+      <w:proofErr w:type="gramStart"/>
+      <w:r>
+        <w:rPr>
+          <w:rFonts w:ascii="Arial" w:eastAsia="Arial" w:hAnsi="Arial" w:cs="Arial"/>
+          <w:b/>
+          <w:bCs/>
+          <w:sz w:val="24"/>
+          <w:szCs w:val="24"/>
+        </w:rPr>
+        <w:t>password.hash</w:t>
+      </w:r>
+      <w:proofErr w:type="spellEnd"/>
+      <w:proofErr w:type="gramEnd"/>
+      <w:r>
+        <w:rPr>
+          <w:rFonts w:ascii="Arial" w:eastAsia="Arial" w:hAnsi="Arial" w:cs="Arial"/>
+          <w:b/>
+          <w:bCs/>
+          <w:sz w:val="24"/>
+          <w:szCs w:val="24"/>
+        </w:rPr>
+        <w:t xml:space="preserve"> --</w:t>
+      </w:r>
+      <w:proofErr w:type="spellStart"/>
+      <w:r>
+        <w:rPr>
+          <w:rFonts w:ascii="Arial" w:eastAsia="Arial" w:hAnsi="Arial" w:cs="Arial"/>
+          <w:b/>
+          <w:bCs/>
+          <w:sz w:val="24"/>
+          <w:szCs w:val="24"/>
+        </w:rPr>
+        <w:t>wordlist</w:t>
+      </w:r>
+      <w:proofErr w:type="spellEnd"/>
+      <w:r>
+        <w:rPr>
+          <w:rFonts w:ascii="Arial" w:eastAsia="Arial" w:hAnsi="Arial" w:cs="Arial"/>
+          <w:b/>
+          <w:bCs/>
+          <w:sz w:val="24"/>
+          <w:szCs w:val="24"/>
+        </w:rPr>
+        <w:t>=/</w:t>
+      </w:r>
+      <w:proofErr w:type="spellStart"/>
+      <w:r>
+        <w:rPr>
+          <w:rFonts w:ascii="Arial" w:eastAsia="Arial" w:hAnsi="Arial" w:cs="Arial"/>
+          <w:b/>
+          <w:bCs/>
+          <w:sz w:val="24"/>
+          <w:szCs w:val="24"/>
+        </w:rPr>
+        <w:t>usr</w:t>
+      </w:r>
+      <w:proofErr w:type="spellEnd"/>
+      <w:r>
+        <w:rPr>
+          <w:rFonts w:ascii="Arial" w:eastAsia="Arial" w:hAnsi="Arial" w:cs="Arial"/>
+          <w:b/>
+          <w:bCs/>
+          <w:sz w:val="24"/>
+          <w:szCs w:val="24"/>
+        </w:rPr>
+        <w:t>/</w:t>
+      </w:r>
+      <w:proofErr w:type="spellStart"/>
+      <w:r>
+        <w:rPr>
+          <w:rFonts w:ascii="Arial" w:eastAsia="Arial" w:hAnsi="Arial" w:cs="Arial"/>
+          <w:b/>
+          <w:bCs/>
+          <w:sz w:val="24"/>
+          <w:szCs w:val="24"/>
+        </w:rPr>
+        <w:t>share</w:t>
+      </w:r>
+      <w:proofErr w:type="spellEnd"/>
+      <w:r>
+        <w:rPr>
+          <w:rFonts w:ascii="Arial" w:eastAsia="Arial" w:hAnsi="Arial" w:cs="Arial"/>
+          <w:b/>
+          <w:bCs/>
+          <w:sz w:val="24"/>
+          <w:szCs w:val="24"/>
+        </w:rPr>
+        <w:t>/</w:t>
+      </w:r>
+      <w:proofErr w:type="spellStart"/>
+      <w:r>
+        <w:rPr>
+          <w:rFonts w:ascii="Arial" w:eastAsia="Arial" w:hAnsi="Arial" w:cs="Arial"/>
+          <w:b/>
+          <w:bCs/>
+          <w:sz w:val="24"/>
+          <w:szCs w:val="24"/>
+        </w:rPr>
+        <w:t>wordlists</w:t>
+      </w:r>
+      <w:proofErr w:type="spellEnd"/>
+      <w:r>
+        <w:rPr>
+          <w:rFonts w:ascii="Arial" w:eastAsia="Arial" w:hAnsi="Arial" w:cs="Arial"/>
+          <w:b/>
+          <w:bCs/>
+          <w:sz w:val="24"/>
+          <w:szCs w:val="24"/>
+        </w:rPr>
+        <w:t>/rockyou.txt</w:t>
+      </w:r>
+      <w:r>
+        <w:rPr>
+          <w:rFonts w:ascii="Arial" w:eastAsia="Arial" w:hAnsi="Arial" w:cs="Arial"/>
+          <w:b/>
+          <w:bCs/>
+          <w:sz w:val="24"/>
+          <w:szCs w:val="24"/>
+        </w:rPr>
+        <w:t xml:space="preserve"> </w:t>
+      </w:r>
+      <w:r>
+        <w:rPr>
+          <w:rFonts w:ascii="Arial" w:eastAsia="Arial" w:hAnsi="Arial" w:cs="Arial"/>
           <w:sz w:val="24"/>
           <w:szCs w:val="24"/>
         </w:rPr>
@@ -3249,7 +4134,7 @@
       </w:r>
       <w:r>
         <w:rPr>
-          <w:rFonts w:ascii="Arial" w:hAnsi="Arial" w:eastAsia="Arial" w:cs="Arial"/>
+          <w:rFonts w:ascii="Arial" w:eastAsia="Arial" w:hAnsi="Arial" w:cs="Arial"/>
           <w:sz w:val="24"/>
           <w:szCs w:val="24"/>
         </w:rPr>
@@ -3257,7 +4142,7 @@
       </w:r>
       <w:r>
         <w:rPr>
-          <w:rFonts w:ascii="Arial" w:hAnsi="Arial" w:eastAsia="Arial" w:cs="Arial"/>
+          <w:rFonts w:ascii="Arial" w:eastAsia="Arial" w:hAnsi="Arial" w:cs="Arial"/>
           <w:sz w:val="24"/>
           <w:szCs w:val="24"/>
         </w:rPr>
@@ -3265,7 +4150,7 @@
       </w:r>
       <w:r>
         <w:rPr>
-          <w:rFonts w:ascii="Arial" w:hAnsi="Arial" w:eastAsia="Arial" w:cs="Arial"/>
+          <w:rFonts w:ascii="Arial" w:eastAsia="Arial" w:hAnsi="Arial" w:cs="Arial"/>
           <w:sz w:val="24"/>
           <w:szCs w:val="24"/>
         </w:rPr>
@@ -3273,7 +4158,7 @@
       </w:r>
       <w:r>
         <w:rPr>
-          <w:rFonts w:ascii="Arial" w:hAnsi="Arial" w:eastAsia="Arial" w:cs="Arial"/>
+          <w:rFonts w:ascii="Arial" w:eastAsia="Arial" w:hAnsi="Arial" w:cs="Arial"/>
           <w:sz w:val="24"/>
           <w:szCs w:val="24"/>
         </w:rPr>
@@ -3281,15 +4166,25 @@
       </w:r>
       <w:r>
         <w:rPr>
-          <w:rFonts w:ascii="Arial" w:hAnsi="Arial" w:eastAsia="Arial" w:cs="Arial"/>
-          <w:sz w:val="24"/>
-          <w:szCs w:val="24"/>
-        </w:rPr>
-        <w:t xml:space="preserve"> root é hikari</w:t>
-      </w:r>
-      <w:r>
-        <w:rPr>
-          <w:rFonts w:ascii="Arial" w:hAnsi="Arial" w:eastAsia="Arial" w:cs="Arial"/>
+          <w:rFonts w:ascii="Arial" w:eastAsia="Arial" w:hAnsi="Arial" w:cs="Arial"/>
+          <w:sz w:val="24"/>
+          <w:szCs w:val="24"/>
+        </w:rPr>
+        <w:t xml:space="preserve"> root é </w:t>
+      </w:r>
+      <w:proofErr w:type="spellStart"/>
+      <w:r>
+        <w:rPr>
+          <w:rFonts w:ascii="Arial" w:eastAsia="Arial" w:hAnsi="Arial" w:cs="Arial"/>
+          <w:sz w:val="24"/>
+          <w:szCs w:val="24"/>
+        </w:rPr>
+        <w:t>hikari</w:t>
+      </w:r>
+      <w:proofErr w:type="spellEnd"/>
+      <w:r>
+        <w:rPr>
+          <w:rFonts w:ascii="Arial" w:eastAsia="Arial" w:hAnsi="Arial" w:cs="Arial"/>
           <w:sz w:val="24"/>
           <w:szCs w:val="24"/>
         </w:rPr>
@@ -3347,14 +4242,14 @@
     <w:p>
       <w:pPr>
         <w:rPr>
-          <w:rFonts w:ascii="Arial" w:hAnsi="Arial" w:eastAsia="Arial" w:cs="Arial"/>
+          <w:rFonts w:ascii="Arial" w:eastAsia="Arial" w:hAnsi="Arial" w:cs="Arial"/>
           <w:sz w:val="24"/>
           <w:szCs w:val="24"/>
         </w:rPr>
       </w:pPr>
       <w:r>
         <w:rPr>
-          <w:rFonts w:ascii="Arial" w:hAnsi="Arial" w:eastAsia="Arial" w:cs="Arial"/>
+          <w:rFonts w:ascii="Arial" w:eastAsia="Arial" w:hAnsi="Arial" w:cs="Arial"/>
           <w:sz w:val="24"/>
           <w:szCs w:val="24"/>
         </w:rPr>
@@ -3362,7 +4257,7 @@
       </w:r>
       <w:r>
         <w:rPr>
-          <w:rFonts w:ascii="Arial" w:hAnsi="Arial" w:eastAsia="Arial" w:cs="Arial"/>
+          <w:rFonts w:ascii="Arial" w:eastAsia="Arial" w:hAnsi="Arial" w:cs="Arial"/>
           <w:sz w:val="24"/>
           <w:szCs w:val="24"/>
         </w:rPr>
@@ -3370,25 +4265,37 @@
       </w:r>
       <w:r>
         <w:rPr>
-          <w:rFonts w:ascii="Arial" w:hAnsi="Arial" w:eastAsia="Arial" w:cs="Arial"/>
+          <w:rFonts w:ascii="Arial" w:eastAsia="Arial" w:hAnsi="Arial" w:cs="Arial"/>
           <w:sz w:val="24"/>
           <w:szCs w:val="24"/>
         </w:rPr>
         <w:t xml:space="preserve"> o comando </w:t>
       </w:r>
-      <w:r>
-        <w:rPr>
-          <w:rFonts w:ascii="Arial" w:hAnsi="Arial" w:eastAsia="Arial" w:cs="Arial"/>
-          <w:b/>
-          <w:bCs/>
-          <w:sz w:val="24"/>
-          <w:szCs w:val="24"/>
-        </w:rPr>
-        <w:t xml:space="preserve">ssh root@&lt;IP&gt; </w:t>
-      </w:r>
-      <w:r>
-        <w:rPr>
-          <w:rFonts w:ascii="Arial" w:hAnsi="Arial" w:eastAsia="Arial" w:cs="Arial"/>
+      <w:proofErr w:type="spellStart"/>
+      <w:r>
+        <w:rPr>
+          <w:rFonts w:ascii="Arial" w:eastAsia="Arial" w:hAnsi="Arial" w:cs="Arial"/>
+          <w:b/>
+          <w:bCs/>
+          <w:sz w:val="24"/>
+          <w:szCs w:val="24"/>
+        </w:rPr>
+        <w:t>ssh</w:t>
+      </w:r>
+      <w:proofErr w:type="spellEnd"/>
+      <w:r>
+        <w:rPr>
+          <w:rFonts w:ascii="Arial" w:eastAsia="Arial" w:hAnsi="Arial" w:cs="Arial"/>
+          <w:b/>
+          <w:bCs/>
+          <w:sz w:val="24"/>
+          <w:szCs w:val="24"/>
+        </w:rPr>
+        <w:t xml:space="preserve"> root@&lt;IP&gt; </w:t>
+      </w:r>
+      <w:r>
+        <w:rPr>
+          <w:rFonts w:ascii="Arial" w:eastAsia="Arial" w:hAnsi="Arial" w:cs="Arial"/>
           <w:sz w:val="24"/>
           <w:szCs w:val="24"/>
         </w:rPr>
@@ -3396,7 +4303,7 @@
       </w:r>
       <w:r>
         <w:rPr>
-          <w:rFonts w:ascii="Arial" w:hAnsi="Arial" w:eastAsia="Arial" w:cs="Arial"/>
+          <w:rFonts w:ascii="Arial" w:eastAsia="Arial" w:hAnsi="Arial" w:cs="Arial"/>
           <w:sz w:val="24"/>
           <w:szCs w:val="24"/>
         </w:rPr>
@@ -3404,7 +4311,7 @@
       </w:r>
       <w:r>
         <w:rPr>
-          <w:rFonts w:ascii="Arial" w:hAnsi="Arial" w:eastAsia="Arial" w:cs="Arial"/>
+          <w:rFonts w:ascii="Arial" w:eastAsia="Arial" w:hAnsi="Arial" w:cs="Arial"/>
           <w:sz w:val="24"/>
           <w:szCs w:val="24"/>
         </w:rPr>
@@ -3412,7 +4319,7 @@
       </w:r>
       <w:r>
         <w:rPr>
-          <w:rFonts w:ascii="Arial" w:hAnsi="Arial" w:eastAsia="Arial" w:cs="Arial"/>
+          <w:rFonts w:ascii="Arial" w:eastAsia="Arial" w:hAnsi="Arial" w:cs="Arial"/>
           <w:sz w:val="24"/>
           <w:szCs w:val="24"/>
         </w:rPr>
@@ -3420,19 +4327,55 @@
       </w:r>
       <w:r>
         <w:rPr>
-          <w:rFonts w:ascii="Arial" w:hAnsi="Arial" w:eastAsia="Arial" w:cs="Arial"/>
-          <w:sz w:val="24"/>
-          <w:szCs w:val="24"/>
-        </w:rPr>
-        <w:t xml:space="preserve">onde foi inserido a senha ncontrada </w:t>
-      </w:r>
-      <w:r>
-        <w:rPr>
-          <w:rFonts w:ascii="Arial" w:hAnsi="Arial" w:eastAsia="Arial" w:cs="Arial"/>
-          <w:sz w:val="24"/>
-          <w:szCs w:val="24"/>
-        </w:rPr>
-        <w:t>para obter um shell de root e completar o desafio.</w:t>
+          <w:rFonts w:ascii="Arial" w:eastAsia="Arial" w:hAnsi="Arial" w:cs="Arial"/>
+          <w:sz w:val="24"/>
+          <w:szCs w:val="24"/>
+        </w:rPr>
+        <w:t xml:space="preserve">onde foi inserido a senha </w:t>
+      </w:r>
+      <w:proofErr w:type="spellStart"/>
+      <w:r>
+        <w:rPr>
+          <w:rFonts w:ascii="Arial" w:eastAsia="Arial" w:hAnsi="Arial" w:cs="Arial"/>
+          <w:sz w:val="24"/>
+          <w:szCs w:val="24"/>
+        </w:rPr>
+        <w:t>ncontrada</w:t>
+      </w:r>
+      <w:proofErr w:type="spellEnd"/>
+      <w:r>
+        <w:rPr>
+          <w:rFonts w:ascii="Arial" w:eastAsia="Arial" w:hAnsi="Arial" w:cs="Arial"/>
+          <w:sz w:val="24"/>
+          <w:szCs w:val="24"/>
+        </w:rPr>
+        <w:t xml:space="preserve"> </w:t>
+      </w:r>
+      <w:r>
+        <w:rPr>
+          <w:rFonts w:ascii="Arial" w:eastAsia="Arial" w:hAnsi="Arial" w:cs="Arial"/>
+          <w:sz w:val="24"/>
+          <w:szCs w:val="24"/>
+        </w:rPr>
+        <w:t xml:space="preserve">para obter um </w:t>
+      </w:r>
+      <w:proofErr w:type="spellStart"/>
+      <w:r>
+        <w:rPr>
+          <w:rFonts w:ascii="Arial" w:eastAsia="Arial" w:hAnsi="Arial" w:cs="Arial"/>
+          <w:sz w:val="24"/>
+          <w:szCs w:val="24"/>
+        </w:rPr>
+        <w:t>shell</w:t>
+      </w:r>
+      <w:proofErr w:type="spellEnd"/>
+      <w:r>
+        <w:rPr>
+          <w:rFonts w:ascii="Arial" w:eastAsia="Arial" w:hAnsi="Arial" w:cs="Arial"/>
+          <w:sz w:val="24"/>
+          <w:szCs w:val="24"/>
+        </w:rPr>
+        <w:t xml:space="preserve"> de root e completar o desafio.</w:t>
       </w:r>
     </w:p>
     <w:p>
@@ -3486,22 +4429,23 @@
     <w:p>
       <w:pPr>
         <w:rPr>
-          <w:rFonts w:ascii="Arial" w:hAnsi="Arial" w:eastAsia="Arial" w:cs="Arial"/>
+          <w:rFonts w:ascii="Arial" w:eastAsia="Arial" w:hAnsi="Arial" w:cs="Arial"/>
           <w:sz w:val="24"/>
           <w:szCs w:val="24"/>
         </w:rPr>
       </w:pPr>
       <w:r>
         <w:rPr>
-          <w:rFonts w:ascii="Arial" w:hAnsi="Arial" w:eastAsia="Arial" w:cs="Arial"/>
+          <w:rFonts w:ascii="Arial" w:eastAsia="Arial" w:hAnsi="Arial" w:cs="Arial"/>
           <w:sz w:val="24"/>
           <w:szCs w:val="24"/>
         </w:rPr>
         <w:t xml:space="preserve">Após se autenticar com sucesso via SSH com a senha de roo, foi executado o comando </w:t>
       </w:r>
-      <w:r>
-        <w:rPr>
-          <w:rFonts w:ascii="Arial" w:hAnsi="Arial" w:eastAsia="Arial" w:cs="Arial"/>
+      <w:proofErr w:type="spellStart"/>
+      <w:r>
+        <w:rPr>
+          <w:rFonts w:ascii="Arial" w:eastAsia="Arial" w:hAnsi="Arial" w:cs="Arial"/>
           <w:b/>
           <w:bCs/>
           <w:sz w:val="24"/>
@@ -3509,9 +4453,10 @@
         </w:rPr>
         <w:t>whoami</w:t>
       </w:r>
-      <w:r>
-        <w:rPr>
-          <w:rFonts w:ascii="Arial" w:hAnsi="Arial" w:eastAsia="Arial" w:cs="Arial"/>
+      <w:proofErr w:type="spellEnd"/>
+      <w:r>
+        <w:rPr>
+          <w:rFonts w:ascii="Arial" w:eastAsia="Arial" w:hAnsi="Arial" w:cs="Arial"/>
           <w:sz w:val="24"/>
           <w:szCs w:val="24"/>
         </w:rPr>
@@ -3519,7 +4464,7 @@
       </w:r>
       <w:r>
         <w:rPr>
-          <w:rFonts w:ascii="Arial" w:hAnsi="Arial" w:eastAsia="Arial" w:cs="Arial"/>
+          <w:rFonts w:ascii="Arial" w:eastAsia="Arial" w:hAnsi="Arial" w:cs="Arial"/>
           <w:sz w:val="24"/>
           <w:szCs w:val="24"/>
         </w:rPr>
@@ -3527,7 +4472,7 @@
       </w:r>
       <w:r>
         <w:rPr>
-          <w:rFonts w:ascii="Arial" w:hAnsi="Arial" w:eastAsia="Arial" w:cs="Arial"/>
+          <w:rFonts w:ascii="Arial" w:eastAsia="Arial" w:hAnsi="Arial" w:cs="Arial"/>
           <w:sz w:val="24"/>
           <w:szCs w:val="24"/>
         </w:rPr>
@@ -3535,7 +4480,7 @@
       </w:r>
       <w:r>
         <w:rPr>
-          <w:rFonts w:ascii="Arial" w:hAnsi="Arial" w:eastAsia="Arial" w:cs="Arial"/>
+          <w:rFonts w:ascii="Arial" w:eastAsia="Arial" w:hAnsi="Arial" w:cs="Arial"/>
           <w:sz w:val="24"/>
           <w:szCs w:val="24"/>
         </w:rPr>
@@ -3543,7 +4488,7 @@
       </w:r>
       <w:r>
         <w:rPr>
-          <w:rFonts w:ascii="Arial" w:hAnsi="Arial" w:eastAsia="Arial" w:cs="Arial"/>
+          <w:rFonts w:ascii="Arial" w:eastAsia="Arial" w:hAnsi="Arial" w:cs="Arial"/>
           <w:sz w:val="24"/>
           <w:szCs w:val="24"/>
         </w:rPr>
@@ -3551,25 +4496,37 @@
       </w:r>
       <w:r>
         <w:rPr>
-          <w:rFonts w:ascii="Arial" w:hAnsi="Arial" w:eastAsia="Arial" w:cs="Arial"/>
+          <w:rFonts w:ascii="Arial" w:eastAsia="Arial" w:hAnsi="Arial" w:cs="Arial"/>
           <w:sz w:val="24"/>
           <w:szCs w:val="24"/>
         </w:rPr>
         <w:t xml:space="preserve"> o comando </w:t>
       </w:r>
-      <w:r>
-        <w:rPr>
-          <w:rFonts w:ascii="Arial" w:hAnsi="Arial" w:eastAsia="Arial" w:cs="Arial"/>
-          <w:b/>
-          <w:bCs/>
-          <w:sz w:val="24"/>
-          <w:szCs w:val="24"/>
-        </w:rPr>
-        <w:t>cd /root</w:t>
-      </w:r>
-      <w:r>
-        <w:rPr>
-          <w:rFonts w:ascii="Arial" w:hAnsi="Arial" w:eastAsia="Arial" w:cs="Arial"/>
+      <w:proofErr w:type="spellStart"/>
+      <w:r>
+        <w:rPr>
+          <w:rFonts w:ascii="Arial" w:eastAsia="Arial" w:hAnsi="Arial" w:cs="Arial"/>
+          <w:b/>
+          <w:bCs/>
+          <w:sz w:val="24"/>
+          <w:szCs w:val="24"/>
+        </w:rPr>
+        <w:t>cd</w:t>
+      </w:r>
+      <w:proofErr w:type="spellEnd"/>
+      <w:r>
+        <w:rPr>
+          <w:rFonts w:ascii="Arial" w:eastAsia="Arial" w:hAnsi="Arial" w:cs="Arial"/>
+          <w:b/>
+          <w:bCs/>
+          <w:sz w:val="24"/>
+          <w:szCs w:val="24"/>
+        </w:rPr>
+        <w:t xml:space="preserve"> /root</w:t>
+      </w:r>
+      <w:r>
+        <w:rPr>
+          <w:rFonts w:ascii="Arial" w:eastAsia="Arial" w:hAnsi="Arial" w:cs="Arial"/>
           <w:sz w:val="24"/>
           <w:szCs w:val="24"/>
         </w:rPr>
@@ -3577,7 +4534,7 @@
       </w:r>
       <w:r>
         <w:rPr>
-          <w:rFonts w:ascii="Arial" w:hAnsi="Arial" w:eastAsia="Arial" w:cs="Arial"/>
+          <w:rFonts w:ascii="Arial" w:eastAsia="Arial" w:hAnsi="Arial" w:cs="Arial"/>
           <w:sz w:val="24"/>
           <w:szCs w:val="24"/>
         </w:rPr>
@@ -3585,15 +4542,16 @@
       </w:r>
       <w:r>
         <w:rPr>
-          <w:rFonts w:ascii="Arial" w:hAnsi="Arial" w:eastAsia="Arial" w:cs="Arial"/>
+          <w:rFonts w:ascii="Arial" w:eastAsia="Arial" w:hAnsi="Arial" w:cs="Arial"/>
           <w:sz w:val="24"/>
           <w:szCs w:val="24"/>
         </w:rPr>
         <w:t xml:space="preserve"> </w:t>
       </w:r>
-      <w:r>
-        <w:rPr>
-          <w:rFonts w:ascii="Arial" w:hAnsi="Arial" w:eastAsia="Arial" w:cs="Arial"/>
+      <w:proofErr w:type="spellStart"/>
+      <w:r>
+        <w:rPr>
+          <w:rFonts w:ascii="Arial" w:eastAsia="Arial" w:hAnsi="Arial" w:cs="Arial"/>
           <w:b/>
           <w:bCs/>
           <w:sz w:val="24"/>
@@ -3601,9 +4559,10 @@
         </w:rPr>
         <w:t>ls</w:t>
       </w:r>
-      <w:r>
-        <w:rPr>
-          <w:rFonts w:ascii="Arial" w:hAnsi="Arial" w:eastAsia="Arial" w:cs="Arial"/>
+      <w:proofErr w:type="spellEnd"/>
+      <w:r>
+        <w:rPr>
+          <w:rFonts w:ascii="Arial" w:eastAsia="Arial" w:hAnsi="Arial" w:cs="Arial"/>
           <w:sz w:val="24"/>
           <w:szCs w:val="24"/>
         </w:rPr>
@@ -3611,7 +4570,7 @@
       </w:r>
       <w:r>
         <w:rPr>
-          <w:rFonts w:ascii="Arial" w:hAnsi="Arial" w:eastAsia="Arial" w:cs="Arial"/>
+          <w:rFonts w:ascii="Arial" w:eastAsia="Arial" w:hAnsi="Arial" w:cs="Arial"/>
           <w:sz w:val="24"/>
           <w:szCs w:val="24"/>
         </w:rPr>
@@ -3619,7 +4578,7 @@
       </w:r>
       <w:r>
         <w:rPr>
-          <w:rFonts w:ascii="Arial" w:hAnsi="Arial" w:eastAsia="Arial" w:cs="Arial"/>
+          <w:rFonts w:ascii="Arial" w:eastAsia="Arial" w:hAnsi="Arial" w:cs="Arial"/>
           <w:sz w:val="24"/>
           <w:szCs w:val="24"/>
         </w:rPr>
@@ -3627,7 +4586,7 @@
       </w:r>
       <w:r>
         <w:rPr>
-          <w:rFonts w:ascii="Arial" w:hAnsi="Arial" w:eastAsia="Arial" w:cs="Arial"/>
+          <w:rFonts w:ascii="Arial" w:eastAsia="Arial" w:hAnsi="Arial" w:cs="Arial"/>
           <w:sz w:val="24"/>
           <w:szCs w:val="24"/>
         </w:rPr>
@@ -3635,7 +4594,7 @@
       </w:r>
       <w:r>
         <w:rPr>
-          <w:rFonts w:ascii="Arial" w:hAnsi="Arial" w:eastAsia="Arial" w:cs="Arial"/>
+          <w:rFonts w:ascii="Arial" w:eastAsia="Arial" w:hAnsi="Arial" w:cs="Arial"/>
           <w:sz w:val="24"/>
           <w:szCs w:val="24"/>
         </w:rPr>
@@ -3643,7 +4602,7 @@
       </w:r>
       <w:r>
         <w:rPr>
-          <w:rFonts w:ascii="Arial" w:hAnsi="Arial" w:eastAsia="Arial" w:cs="Arial"/>
+          <w:rFonts w:ascii="Arial" w:eastAsia="Arial" w:hAnsi="Arial" w:cs="Arial"/>
           <w:sz w:val="24"/>
           <w:szCs w:val="24"/>
         </w:rPr>
@@ -3651,7 +4610,7 @@
       </w:r>
       <w:r>
         <w:rPr>
-          <w:rFonts w:ascii="Arial" w:hAnsi="Arial" w:eastAsia="Arial" w:cs="Arial"/>
+          <w:rFonts w:ascii="Arial" w:eastAsia="Arial" w:hAnsi="Arial" w:cs="Arial"/>
           <w:sz w:val="24"/>
           <w:szCs w:val="24"/>
         </w:rPr>
@@ -3659,7 +4618,7 @@
       </w:r>
       <w:r>
         <w:rPr>
-          <w:rFonts w:ascii="Arial" w:hAnsi="Arial" w:eastAsia="Arial" w:cs="Arial"/>
+          <w:rFonts w:ascii="Arial" w:eastAsia="Arial" w:hAnsi="Arial" w:cs="Arial"/>
           <w:sz w:val="24"/>
           <w:szCs w:val="24"/>
         </w:rPr>
@@ -3667,25 +4626,37 @@
       </w:r>
       <w:r>
         <w:rPr>
-          <w:rFonts w:ascii="Arial" w:hAnsi="Arial" w:eastAsia="Arial" w:cs="Arial"/>
+          <w:rFonts w:ascii="Arial" w:eastAsia="Arial" w:hAnsi="Arial" w:cs="Arial"/>
           <w:sz w:val="24"/>
           <w:szCs w:val="24"/>
         </w:rPr>
         <w:t xml:space="preserve"> </w:t>
       </w:r>
-      <w:r>
-        <w:rPr>
-          <w:rFonts w:ascii="Arial" w:hAnsi="Arial" w:eastAsia="Arial" w:cs="Arial"/>
-          <w:b/>
-          <w:bCs/>
-          <w:sz w:val="24"/>
-          <w:szCs w:val="24"/>
-        </w:rPr>
-        <w:t>cat root.txt</w:t>
-      </w:r>
-      <w:r>
-        <w:rPr>
-          <w:rFonts w:ascii="Arial" w:hAnsi="Arial" w:eastAsia="Arial" w:cs="Arial"/>
+      <w:proofErr w:type="spellStart"/>
+      <w:r>
+        <w:rPr>
+          <w:rFonts w:ascii="Arial" w:eastAsia="Arial" w:hAnsi="Arial" w:cs="Arial"/>
+          <w:b/>
+          <w:bCs/>
+          <w:sz w:val="24"/>
+          <w:szCs w:val="24"/>
+        </w:rPr>
+        <w:t>cat</w:t>
+      </w:r>
+      <w:proofErr w:type="spellEnd"/>
+      <w:r>
+        <w:rPr>
+          <w:rFonts w:ascii="Arial" w:eastAsia="Arial" w:hAnsi="Arial" w:cs="Arial"/>
+          <w:b/>
+          <w:bCs/>
+          <w:sz w:val="24"/>
+          <w:szCs w:val="24"/>
+        </w:rPr>
+        <w:t xml:space="preserve"> root.txt</w:t>
+      </w:r>
+      <w:r>
+        <w:rPr>
+          <w:rFonts w:ascii="Arial" w:eastAsia="Arial" w:hAnsi="Arial" w:cs="Arial"/>
           <w:b/>
           <w:bCs/>
           <w:sz w:val="24"/>
@@ -3695,7 +4666,7 @@
       </w:r>
       <w:r>
         <w:rPr>
-          <w:rFonts w:ascii="Arial" w:hAnsi="Arial" w:eastAsia="Arial" w:cs="Arial"/>
+          <w:rFonts w:ascii="Arial" w:eastAsia="Arial" w:hAnsi="Arial" w:cs="Arial"/>
           <w:sz w:val="24"/>
           <w:szCs w:val="24"/>
         </w:rPr>
@@ -3703,7 +4674,7 @@
       </w:r>
       <w:r>
         <w:rPr>
-          <w:rFonts w:ascii="Arial" w:hAnsi="Arial" w:eastAsia="Arial" w:cs="Arial"/>
+          <w:rFonts w:ascii="Arial" w:eastAsia="Arial" w:hAnsi="Arial" w:cs="Arial"/>
           <w:sz w:val="24"/>
           <w:szCs w:val="24"/>
         </w:rPr>
@@ -3715,6 +4686,7 @@
         <w:rPr>
           <w:noProof/>
         </w:rPr>
+        <w:lastRenderedPageBreak/>
         <w:drawing>
           <wp:inline distT="0" distB="0" distL="0" distR="0" wp14:anchorId="3E008481" wp14:editId="43F8BB98">
             <wp:extent cx="5400675" cy="2190750"/>
@@ -3769,7 +4741,7 @@
         </w:pBdr>
         <w:spacing w:after="0" w:line="360" w:lineRule="auto"/>
         <w:rPr>
-          <w:rFonts w:ascii="Arial" w:hAnsi="Arial" w:eastAsia="Arial" w:cs="Arial"/>
+          <w:rFonts w:ascii="Arial" w:eastAsia="Arial" w:hAnsi="Arial" w:cs="Arial"/>
           <w:b/>
           <w:smallCaps/>
           <w:color w:val="000000"/>
@@ -3779,7 +4751,7 @@
       </w:pPr>
       <w:r>
         <w:rPr>
-          <w:rFonts w:ascii="Arial" w:hAnsi="Arial" w:eastAsia="Arial" w:cs="Arial"/>
+          <w:rFonts w:ascii="Arial" w:eastAsia="Arial" w:hAnsi="Arial" w:cs="Arial"/>
           <w:b/>
           <w:smallCaps/>
           <w:color w:val="000000"/>
@@ -3792,14 +4764,14 @@
     <w:p>
       <w:pPr>
         <w:rPr>
-          <w:rFonts w:ascii="Arial" w:hAnsi="Arial" w:eastAsia="Arial" w:cs="Arial"/>
+          <w:rFonts w:ascii="Arial" w:eastAsia="Arial" w:hAnsi="Arial" w:cs="Arial"/>
           <w:sz w:val="24"/>
           <w:szCs w:val="24"/>
         </w:rPr>
       </w:pPr>
       <w:r>
         <w:rPr>
-          <w:rFonts w:ascii="Arial" w:hAnsi="Arial" w:eastAsia="Arial" w:cs="Arial"/>
+          <w:rFonts w:ascii="Arial" w:eastAsia="Arial" w:hAnsi="Arial" w:cs="Arial"/>
           <w:sz w:val="24"/>
           <w:szCs w:val="24"/>
         </w:rPr>
@@ -3807,17 +4779,53 @@
       </w:r>
       <w:r>
         <w:rPr>
-          <w:rFonts w:ascii="Arial" w:hAnsi="Arial" w:eastAsia="Arial" w:cs="Arial"/>
-          <w:sz w:val="24"/>
-          <w:szCs w:val="24"/>
-        </w:rPr>
-        <w:t>a aplicação direta de técnicas como enumeração de diretórios, exploração de FTP via login anônimo e ataques de brute force contra serviços como SSH, utilizando ferramentas específicas como o John the Ripper. Desse modo, o CTF cumpre o papel de desenvolver e aprimorar competências e instrumentos essenciais para a atuação na área.</w:t>
+          <w:rFonts w:ascii="Arial" w:eastAsia="Arial" w:hAnsi="Arial" w:cs="Arial"/>
+          <w:sz w:val="24"/>
+          <w:szCs w:val="24"/>
+        </w:rPr>
+        <w:t xml:space="preserve">a aplicação direta de técnicas como enumeração de diretórios, exploração de FTP via login anônimo e ataques de </w:t>
+      </w:r>
+      <w:proofErr w:type="spellStart"/>
+      <w:r>
+        <w:rPr>
+          <w:rFonts w:ascii="Arial" w:eastAsia="Arial" w:hAnsi="Arial" w:cs="Arial"/>
+          <w:sz w:val="24"/>
+          <w:szCs w:val="24"/>
+        </w:rPr>
+        <w:t>brute</w:t>
+      </w:r>
+      <w:proofErr w:type="spellEnd"/>
+      <w:r>
+        <w:rPr>
+          <w:rFonts w:ascii="Arial" w:eastAsia="Arial" w:hAnsi="Arial" w:cs="Arial"/>
+          <w:sz w:val="24"/>
+          <w:szCs w:val="24"/>
+        </w:rPr>
+        <w:t xml:space="preserve"> force contra serviços como SSH, utilizando ferramentas específicas como o John </w:t>
+      </w:r>
+      <w:proofErr w:type="spellStart"/>
+      <w:r>
+        <w:rPr>
+          <w:rFonts w:ascii="Arial" w:eastAsia="Arial" w:hAnsi="Arial" w:cs="Arial"/>
+          <w:sz w:val="24"/>
+          <w:szCs w:val="24"/>
+        </w:rPr>
+        <w:t>the</w:t>
+      </w:r>
+      <w:proofErr w:type="spellEnd"/>
+      <w:r>
+        <w:rPr>
+          <w:rFonts w:ascii="Arial" w:eastAsia="Arial" w:hAnsi="Arial" w:cs="Arial"/>
+          <w:sz w:val="24"/>
+          <w:szCs w:val="24"/>
+        </w:rPr>
+        <w:t xml:space="preserve"> Ripper. Desse modo, o CTF cumpre o papel de desenvolver e aprimorar competências e instrumentos essenciais para a atuação na área.</w:t>
       </w:r>
     </w:p>
     <w:p>
       <w:pPr>
         <w:rPr>
-          <w:rFonts w:ascii="Arial" w:hAnsi="Arial" w:eastAsia="Arial" w:cs="Arial"/>
+          <w:rFonts w:ascii="Arial" w:eastAsia="Arial" w:hAnsi="Arial" w:cs="Arial"/>
           <w:sz w:val="24"/>
           <w:szCs w:val="24"/>
         </w:rPr>
@@ -3834,7 +4842,7 @@
         </w:pBdr>
         <w:spacing w:after="0" w:line="360" w:lineRule="auto"/>
         <w:rPr>
-          <w:rFonts w:ascii="Arial" w:hAnsi="Arial" w:eastAsia="Arial" w:cs="Arial"/>
+          <w:rFonts w:ascii="Arial" w:eastAsia="Arial" w:hAnsi="Arial" w:cs="Arial"/>
           <w:b/>
           <w:smallCaps/>
           <w:color w:val="000000"/>
@@ -3844,7 +4852,7 @@
       </w:pPr>
       <w:r>
         <w:rPr>
-          <w:rFonts w:ascii="Arial" w:hAnsi="Arial" w:eastAsia="Arial" w:cs="Arial"/>
+          <w:rFonts w:ascii="Arial" w:eastAsia="Arial" w:hAnsi="Arial" w:cs="Arial"/>
           <w:b/>
           <w:smallCaps/>
           <w:color w:val="000000"/>
@@ -3862,42 +4870,194 @@
           <w:numId w:val="1"/>
         </w:numPr>
         <w:rPr>
-          <w:rFonts w:ascii="Arial" w:hAnsi="Arial" w:eastAsia="Arial" w:cs="Arial"/>
+          <w:rFonts w:ascii="Arial" w:eastAsia="Arial" w:hAnsi="Arial" w:cs="Arial"/>
           <w:sz w:val="24"/>
           <w:szCs w:val="24"/>
         </w:rPr>
       </w:pPr>
       <w:r>
         <w:rPr>
-          <w:rFonts w:ascii="Arial" w:hAnsi="Arial" w:eastAsia="Arial" w:cs="Arial"/>
+          <w:rFonts w:ascii="Arial" w:eastAsia="Arial" w:hAnsi="Arial" w:cs="Arial"/>
           <w:sz w:val="24"/>
           <w:szCs w:val="24"/>
         </w:rPr>
         <w:t xml:space="preserve">FORTINET. </w:t>
       </w:r>
-      <w:r>
-        <w:rPr>
-          <w:rFonts w:ascii="Arial" w:hAnsi="Arial" w:eastAsia="Arial" w:cs="Arial"/>
-          <w:b/>
-          <w:bCs/>
-          <w:sz w:val="24"/>
-          <w:szCs w:val="24"/>
-        </w:rPr>
-        <w:t>What Is PGP Encryption? Pretty Good Privacy Explained</w:t>
-      </w:r>
-      <w:r>
-        <w:rPr>
-          <w:rFonts w:ascii="Arial" w:hAnsi="Arial" w:eastAsia="Arial" w:cs="Arial"/>
-          <w:sz w:val="24"/>
-          <w:szCs w:val="24"/>
-        </w:rPr>
-        <w:t xml:space="preserve">. [S.l.], [s.d.]. Disponível em: </w:t>
-      </w:r>
-      <w:hyperlink w:tgtFrame="_blank" w:history="1" r:id="rId27">
+      <w:proofErr w:type="spellStart"/>
+      <w:r>
+        <w:rPr>
+          <w:rFonts w:ascii="Arial" w:eastAsia="Arial" w:hAnsi="Arial" w:cs="Arial"/>
+          <w:b/>
+          <w:bCs/>
+          <w:sz w:val="24"/>
+          <w:szCs w:val="24"/>
+        </w:rPr>
+        <w:t>What</w:t>
+      </w:r>
+      <w:proofErr w:type="spellEnd"/>
+      <w:r>
+        <w:rPr>
+          <w:rFonts w:ascii="Arial" w:eastAsia="Arial" w:hAnsi="Arial" w:cs="Arial"/>
+          <w:b/>
+          <w:bCs/>
+          <w:sz w:val="24"/>
+          <w:szCs w:val="24"/>
+        </w:rPr>
+        <w:t xml:space="preserve"> </w:t>
+      </w:r>
+      <w:proofErr w:type="spellStart"/>
+      <w:r>
+        <w:rPr>
+          <w:rFonts w:ascii="Arial" w:eastAsia="Arial" w:hAnsi="Arial" w:cs="Arial"/>
+          <w:b/>
+          <w:bCs/>
+          <w:sz w:val="24"/>
+          <w:szCs w:val="24"/>
+        </w:rPr>
+        <w:t>Is</w:t>
+      </w:r>
+      <w:proofErr w:type="spellEnd"/>
+      <w:r>
+        <w:rPr>
+          <w:rFonts w:ascii="Arial" w:eastAsia="Arial" w:hAnsi="Arial" w:cs="Arial"/>
+          <w:b/>
+          <w:bCs/>
+          <w:sz w:val="24"/>
+          <w:szCs w:val="24"/>
+        </w:rPr>
+        <w:t xml:space="preserve"> PGP </w:t>
+      </w:r>
+      <w:proofErr w:type="spellStart"/>
+      <w:r>
+        <w:rPr>
+          <w:rFonts w:ascii="Arial" w:eastAsia="Arial" w:hAnsi="Arial" w:cs="Arial"/>
+          <w:b/>
+          <w:bCs/>
+          <w:sz w:val="24"/>
+          <w:szCs w:val="24"/>
+        </w:rPr>
+        <w:t>Encryption</w:t>
+      </w:r>
+      <w:proofErr w:type="spellEnd"/>
+      <w:r>
+        <w:rPr>
+          <w:rFonts w:ascii="Arial" w:eastAsia="Arial" w:hAnsi="Arial" w:cs="Arial"/>
+          <w:b/>
+          <w:bCs/>
+          <w:sz w:val="24"/>
+          <w:szCs w:val="24"/>
+        </w:rPr>
+        <w:t xml:space="preserve">? </w:t>
+      </w:r>
+      <w:proofErr w:type="spellStart"/>
+      <w:r>
+        <w:rPr>
+          <w:rFonts w:ascii="Arial" w:eastAsia="Arial" w:hAnsi="Arial" w:cs="Arial"/>
+          <w:b/>
+          <w:bCs/>
+          <w:sz w:val="24"/>
+          <w:szCs w:val="24"/>
+        </w:rPr>
+        <w:t>Pretty</w:t>
+      </w:r>
+      <w:proofErr w:type="spellEnd"/>
+      <w:r>
+        <w:rPr>
+          <w:rFonts w:ascii="Arial" w:eastAsia="Arial" w:hAnsi="Arial" w:cs="Arial"/>
+          <w:b/>
+          <w:bCs/>
+          <w:sz w:val="24"/>
+          <w:szCs w:val="24"/>
+        </w:rPr>
+        <w:t xml:space="preserve"> </w:t>
+      </w:r>
+      <w:proofErr w:type="spellStart"/>
+      <w:r>
+        <w:rPr>
+          <w:rFonts w:ascii="Arial" w:eastAsia="Arial" w:hAnsi="Arial" w:cs="Arial"/>
+          <w:b/>
+          <w:bCs/>
+          <w:sz w:val="24"/>
+          <w:szCs w:val="24"/>
+        </w:rPr>
+        <w:t>Good</w:t>
+      </w:r>
+      <w:proofErr w:type="spellEnd"/>
+      <w:r>
+        <w:rPr>
+          <w:rFonts w:ascii="Arial" w:eastAsia="Arial" w:hAnsi="Arial" w:cs="Arial"/>
+          <w:b/>
+          <w:bCs/>
+          <w:sz w:val="24"/>
+          <w:szCs w:val="24"/>
+        </w:rPr>
+        <w:t xml:space="preserve"> </w:t>
+      </w:r>
+      <w:proofErr w:type="spellStart"/>
+      <w:r>
+        <w:rPr>
+          <w:rFonts w:ascii="Arial" w:eastAsia="Arial" w:hAnsi="Arial" w:cs="Arial"/>
+          <w:b/>
+          <w:bCs/>
+          <w:sz w:val="24"/>
+          <w:szCs w:val="24"/>
+        </w:rPr>
+        <w:t>Privacy</w:t>
+      </w:r>
+      <w:proofErr w:type="spellEnd"/>
+      <w:r>
+        <w:rPr>
+          <w:rFonts w:ascii="Arial" w:eastAsia="Arial" w:hAnsi="Arial" w:cs="Arial"/>
+          <w:b/>
+          <w:bCs/>
+          <w:sz w:val="24"/>
+          <w:szCs w:val="24"/>
+        </w:rPr>
+        <w:t xml:space="preserve"> </w:t>
+      </w:r>
+      <w:proofErr w:type="spellStart"/>
+      <w:r>
+        <w:rPr>
+          <w:rFonts w:ascii="Arial" w:eastAsia="Arial" w:hAnsi="Arial" w:cs="Arial"/>
+          <w:b/>
+          <w:bCs/>
+          <w:sz w:val="24"/>
+          <w:szCs w:val="24"/>
+        </w:rPr>
+        <w:t>Explained</w:t>
+      </w:r>
+      <w:proofErr w:type="spellEnd"/>
+      <w:r>
+        <w:rPr>
+          <w:rFonts w:ascii="Arial" w:eastAsia="Arial" w:hAnsi="Arial" w:cs="Arial"/>
+          <w:sz w:val="24"/>
+          <w:szCs w:val="24"/>
+        </w:rPr>
+        <w:t>. [</w:t>
+      </w:r>
+      <w:proofErr w:type="spellStart"/>
+      <w:r>
+        <w:rPr>
+          <w:rFonts w:ascii="Arial" w:eastAsia="Arial" w:hAnsi="Arial" w:cs="Arial"/>
+          <w:sz w:val="24"/>
+          <w:szCs w:val="24"/>
+        </w:rPr>
+        <w:t>S.l</w:t>
+      </w:r>
+      <w:proofErr w:type="spellEnd"/>
+      <w:r>
+        <w:rPr>
+          <w:rFonts w:ascii="Arial" w:eastAsia="Arial" w:hAnsi="Arial" w:cs="Arial"/>
+          <w:sz w:val="24"/>
+          <w:szCs w:val="24"/>
+        </w:rPr>
+        <w:t xml:space="preserve">.], [s.d.]. Disponível em: </w:t>
+      </w:r>
+      <w:hyperlink r:id="rId27" w:tgtFrame="_blank" w:history="1">
         <w:r>
           <w:rPr>
             <w:rStyle w:val="Hyperlink"/>
-            <w:rFonts w:ascii="Arial" w:hAnsi="Arial" w:eastAsia="Arial" w:cs="Arial"/>
+            <w:rFonts w:ascii="Arial" w:eastAsia="Arial" w:hAnsi="Arial" w:cs="Arial"/>
             <w:sz w:val="24"/>
             <w:szCs w:val="24"/>
           </w:rPr>
@@ -3906,7 +5066,7 @@
       </w:hyperlink>
       <w:r>
         <w:rPr>
-          <w:rFonts w:ascii="Arial" w:hAnsi="Arial" w:eastAsia="Arial" w:cs="Arial"/>
+          <w:rFonts w:ascii="Arial" w:eastAsia="Arial" w:hAnsi="Arial" w:cs="Arial"/>
           <w:sz w:val="24"/>
           <w:szCs w:val="24"/>
         </w:rPr>
@@ -3921,14 +5081,14 @@
           <w:numId w:val="1"/>
         </w:numPr>
         <w:rPr>
-          <w:rFonts w:ascii="Arial" w:hAnsi="Arial" w:eastAsia="Arial" w:cs="Arial"/>
+          <w:rFonts w:ascii="Arial" w:eastAsia="Arial" w:hAnsi="Arial" w:cs="Arial"/>
           <w:sz w:val="24"/>
           <w:szCs w:val="24"/>
         </w:rPr>
       </w:pPr>
       <w:r>
         <w:rPr>
-          <w:rFonts w:ascii="Arial" w:hAnsi="Arial" w:eastAsia="Arial" w:cs="Arial"/>
+          <w:rFonts w:ascii="Arial" w:eastAsia="Arial" w:hAnsi="Arial" w:cs="Arial"/>
           <w:sz w:val="24"/>
           <w:szCs w:val="24"/>
         </w:rPr>
@@ -3936,7 +5096,7 @@
       </w:r>
       <w:r>
         <w:rPr>
-          <w:rFonts w:ascii="Arial" w:hAnsi="Arial" w:eastAsia="Arial" w:cs="Arial"/>
+          <w:rFonts w:ascii="Arial" w:eastAsia="Arial" w:hAnsi="Arial" w:cs="Arial"/>
           <w:i/>
           <w:iCs/>
           <w:sz w:val="24"/>
@@ -3946,17 +5106,35 @@
       </w:r>
       <w:r>
         <w:rPr>
-          <w:rFonts w:ascii="Arial" w:hAnsi="Arial" w:eastAsia="Arial" w:cs="Arial"/>
-          <w:sz w:val="24"/>
-          <w:szCs w:val="24"/>
-        </w:rPr>
-        <w:t xml:space="preserve">: HACKTRICKS. [S.l.], [s.d.]. Disponível em: </w:t>
-      </w:r>
-      <w:hyperlink w:tgtFrame="_blank" w:history="1" r:id="rId28">
+          <w:rFonts w:ascii="Arial" w:eastAsia="Arial" w:hAnsi="Arial" w:cs="Arial"/>
+          <w:sz w:val="24"/>
+          <w:szCs w:val="24"/>
+        </w:rPr>
+        <w:t>: HACKTRICKS. [</w:t>
+      </w:r>
+      <w:proofErr w:type="spellStart"/>
+      <w:r>
+        <w:rPr>
+          <w:rFonts w:ascii="Arial" w:eastAsia="Arial" w:hAnsi="Arial" w:cs="Arial"/>
+          <w:sz w:val="24"/>
+          <w:szCs w:val="24"/>
+        </w:rPr>
+        <w:t>S.l</w:t>
+      </w:r>
+      <w:proofErr w:type="spellEnd"/>
+      <w:r>
+        <w:rPr>
+          <w:rFonts w:ascii="Arial" w:eastAsia="Arial" w:hAnsi="Arial" w:cs="Arial"/>
+          <w:sz w:val="24"/>
+          <w:szCs w:val="24"/>
+        </w:rPr>
+        <w:t xml:space="preserve">.], [s.d.]. Disponível em: </w:t>
+      </w:r>
+      <w:hyperlink r:id="rId28" w:tgtFrame="_blank" w:history="1">
         <w:r>
           <w:rPr>
             <w:rStyle w:val="Hyperlink"/>
-            <w:rFonts w:ascii="Arial" w:hAnsi="Arial" w:eastAsia="Arial" w:cs="Arial"/>
+            <w:rFonts w:ascii="Arial" w:eastAsia="Arial" w:hAnsi="Arial" w:cs="Arial"/>
             <w:sz w:val="24"/>
             <w:szCs w:val="24"/>
           </w:rPr>
@@ -3965,7 +5143,7 @@
       </w:hyperlink>
       <w:r>
         <w:rPr>
-          <w:rFonts w:ascii="Arial" w:hAnsi="Arial" w:eastAsia="Arial" w:cs="Arial"/>
+          <w:rFonts w:ascii="Arial" w:eastAsia="Arial" w:hAnsi="Arial" w:cs="Arial"/>
           <w:sz w:val="24"/>
           <w:szCs w:val="24"/>
         </w:rPr>
@@ -3975,7 +5153,7 @@
     <w:sectPr>
       <w:headerReference w:type="default" r:id="rId29"/>
       <w:footerReference w:type="default" r:id="rId30"/>
-      <w:pgSz w:w="11906" w:h="16838" w:orient="portrait"/>
+      <w:pgSz w:w="11906" w:h="16838"/>
       <w:pgMar w:top="1417" w:right="1701" w:bottom="1417" w:left="1701" w:header="708" w:footer="261" w:gutter="0"/>
       <w:pgNumType w:start="1"/>
       <w:cols w:space="720"/>
@@ -4067,7 +5245,7 @@
 </file>
 
 <file path=word/header1.xml><?xml version="1.0" encoding="utf-8"?>
-<w:hdr xmlns:wpc="http://schemas.microsoft.com/office/word/2010/wordprocessingCanvas" xmlns:cx="http://schemas.microsoft.com/office/drawing/2014/chartex" xmlns:cx1="http://schemas.microsoft.com/office/drawing/2015/9/8/chartex" xmlns:cx2="http://schemas.microsoft.com/office/drawing/2015/10/21/chartex" xmlns:cx3="http://schemas.microsoft.com/office/drawing/2016/5/9/chartex" xmlns:cx4="http://schemas.microsoft.com/office/drawing/2016/5/10/chartex" xmlns:cx5="http://schemas.microsoft.com/office/drawing/2016/5/11/chartex" xmlns:cx6="http://schemas.microsoft.com/office/drawing/2016/5/12/chartex" xmlns:cx7="http://schemas.microsoft.com/office/drawing/2016/5/13/chartex" xmlns:cx8="http://schemas.microsoft.com/office/drawing/2016/5/14/chartex" xmlns:mc="http://schemas.openxmlformats.org/markup-compatibility/2006" xmlns:aink="http://schemas.microsoft.com/office/drawing/2016/ink" xmlns:am3d="http://schemas.microsoft.com/office/drawing/2017/model3d" xmlns:o="urn:schemas-microsoft-com:office:office" xmlns:oel="http://schemas.microsoft.com/office/2019/extlst" xmlns:r="http://schemas.openxmlformats.org/officeDocument/2006/relationships" xmlns:m="http://schemas.openxmlformats.org/officeDocument/2006/math" xmlns:v="urn:schemas-microsoft-com:vml" xmlns:wp14="http://schemas.microsoft.com/office/word/2010/wordprocessingDrawing" xmlns:wp="http://schemas.openxmlformats.org/drawingml/2006/wordprocessingDrawing" xmlns:w10="urn:schemas-microsoft-com:office:word" xmlns:w="http://schemas.openxmlformats.org/wordprocessingml/2006/main" xmlns:w14="http://schemas.microsoft.com/office/word/2010/wordml" xmlns:w15="http://schemas.microsoft.com/office/word/2012/wordml" xmlns:w16cex="http://schemas.microsoft.com/office/word/2018/wordml/cex" xmlns:w16cid="http://schemas.microsoft.com/office/word/2016/wordml/cid" xmlns:w16="http://schemas.microsoft.com/office/word/2018/wordml" xmlns:w16du="http://schemas.microsoft.com/office/word/2023/wordml/word16du" xmlns:w16sdtdh="http://schemas.microsoft.com/office/word/2020/wordml/sdtdatahash" xmlns:w16sdtfl="http://schemas.microsoft.com/office/word/2024/wordml/sdtformatlock" xmlns:w16se="http://schemas.microsoft.com/office/word/2015/wordml/symex" xmlns:wpg="http://schemas.microsoft.com/office/word/2010/wordprocessingGroup" xmlns:wpi="http://schemas.microsoft.com/office/word/2010/wordprocessingInk" xmlns:wne="http://schemas.microsoft.com/office/word/2006/wordml" xmlns:wps="http://schemas.microsoft.com/office/word/2010/wordprocessingShape" xmlns:a="http://schemas.openxmlformats.org/drawingml/2006/main" xmlns:pic="http://schemas.openxmlformats.org/drawingml/2006/picture" xmlns:a14="http://schemas.microsoft.com/office/drawing/2010/main" mc:Ignorable="w14 w15 w16se w16cid w16 w16cex w16sdtdh w16sdtfl w16du wp14">
+<w:hdr xmlns:wpc="http://schemas.microsoft.com/office/word/2010/wordprocessingCanvas" xmlns:cx="http://schemas.microsoft.com/office/drawing/2014/chartex" xmlns:cx1="http://schemas.microsoft.com/office/drawing/2015/9/8/chartex" xmlns:cx2="http://schemas.microsoft.com/office/drawing/2015/10/21/chartex" xmlns:cx3="http://schemas.microsoft.com/office/drawing/2016/5/9/chartex" xmlns:cx4="http://schemas.microsoft.com/office/drawing/2016/5/10/chartex" xmlns:cx5="http://schemas.microsoft.com/office/drawing/2016/5/11/chartex" xmlns:cx6="http://schemas.microsoft.com/office/drawing/2016/5/12/chartex" xmlns:cx7="http://schemas.microsoft.com/office/drawing/2016/5/13/chartex" xmlns:cx8="http://schemas.microsoft.com/office/drawing/2016/5/14/chartex" xmlns:mc="http://schemas.openxmlformats.org/markup-compatibility/2006" xmlns:aink="http://schemas.microsoft.com/office/drawing/2016/ink" xmlns:am3d="http://schemas.microsoft.com/office/drawing/2017/model3d" xmlns:o="urn:schemas-microsoft-com:office:office" xmlns:oel="http://schemas.microsoft.com/office/2019/extlst" xmlns:r="http://schemas.openxmlformats.org/officeDocument/2006/relationships" xmlns:m="http://schemas.openxmlformats.org/officeDocument/2006/math" xmlns:v="urn:schemas-microsoft-com:vml" xmlns:wp14="http://schemas.microsoft.com/office/word/2010/wordprocessingDrawing" xmlns:wp="http://schemas.openxmlformats.org/drawingml/2006/wordprocessingDrawing" xmlns:w10="urn:schemas-microsoft-com:office:word" xmlns:w="http://schemas.openxmlformats.org/wordprocessingml/2006/main" xmlns:w14="http://schemas.microsoft.com/office/word/2010/wordml" xmlns:w15="http://schemas.microsoft.com/office/word/2012/wordml" xmlns:w16cex="http://schemas.microsoft.com/office/word/2018/wordml/cex" xmlns:w16cid="http://schemas.microsoft.com/office/word/2016/wordml/cid" xmlns:w16="http://schemas.microsoft.com/office/word/2018/wordml" xmlns:w16du="http://schemas.microsoft.com/office/word/2023/wordml/word16du" xmlns:w16sdtdh="http://schemas.microsoft.com/office/word/2020/wordml/sdtdatahash" xmlns:w16sdtfl="http://schemas.microsoft.com/office/word/2024/wordml/sdtformatlock" xmlns:w16se="http://schemas.microsoft.com/office/word/2015/wordml/symex" xmlns:wpg="http://schemas.microsoft.com/office/word/2010/wordprocessingGroup" xmlns:wpi="http://schemas.microsoft.com/office/word/2010/wordprocessingInk" xmlns:wne="http://schemas.microsoft.com/office/word/2006/wordml" xmlns:wps="http://schemas.microsoft.com/office/word/2010/wordprocessingShape" mc:Ignorable="w14 w15 w16se w16cid w16 w16cex w16sdtdh w16sdtfl w16du wp14">
   <w:p>
     <w:pPr>
       <w:keepNext/>
@@ -4078,7 +5256,7 @@
       </w:tabs>
       <w:spacing w:before="240" w:after="0"/>
       <w:rPr>
-        <w:rFonts w:ascii="Arial" w:hAnsi="Arial" w:eastAsia="Arial" w:cs="Arial"/>
+        <w:rFonts w:ascii="Arial" w:eastAsia="Arial" w:hAnsi="Arial" w:cs="Arial"/>
         <w:b/>
         <w:sz w:val="32"/>
         <w:szCs w:val="32"/>
@@ -4223,7 +5401,7 @@
         <w:ind w:left="720" w:hanging="360"/>
       </w:pPr>
       <w:rPr>
-        <w:rFonts w:hint="default" w:ascii="Symbol" w:hAnsi="Symbol"/>
+        <w:rFonts w:ascii="Symbol" w:hAnsi="Symbol" w:hint="default"/>
       </w:rPr>
     </w:lvl>
     <w:lvl w:ilvl="1" w:tplc="04160003" w:tentative="1">
@@ -4235,7 +5413,7 @@
         <w:ind w:left="1440" w:hanging="360"/>
       </w:pPr>
       <w:rPr>
-        <w:rFonts w:hint="default" w:ascii="Courier New" w:hAnsi="Courier New" w:cs="Courier New"/>
+        <w:rFonts w:ascii="Courier New" w:hAnsi="Courier New" w:cs="Courier New" w:hint="default"/>
       </w:rPr>
     </w:lvl>
     <w:lvl w:ilvl="2" w:tplc="04160005" w:tentative="1">
@@ -4247,7 +5425,7 @@
         <w:ind w:left="2160" w:hanging="360"/>
       </w:pPr>
       <w:rPr>
-        <w:rFonts w:hint="default" w:ascii="Wingdings" w:hAnsi="Wingdings"/>
+        <w:rFonts w:ascii="Wingdings" w:hAnsi="Wingdings" w:hint="default"/>
       </w:rPr>
     </w:lvl>
     <w:lvl w:ilvl="3" w:tplc="04160001" w:tentative="1">
@@ -4259,7 +5437,7 @@
         <w:ind w:left="2880" w:hanging="360"/>
       </w:pPr>
       <w:rPr>
-        <w:rFonts w:hint="default" w:ascii="Symbol" w:hAnsi="Symbol"/>
+        <w:rFonts w:ascii="Symbol" w:hAnsi="Symbol" w:hint="default"/>
       </w:rPr>
     </w:lvl>
     <w:lvl w:ilvl="4" w:tplc="04160003" w:tentative="1">
@@ -4271,7 +5449,7 @@
         <w:ind w:left="3600" w:hanging="360"/>
       </w:pPr>
       <w:rPr>
-        <w:rFonts w:hint="default" w:ascii="Courier New" w:hAnsi="Courier New" w:cs="Courier New"/>
+        <w:rFonts w:ascii="Courier New" w:hAnsi="Courier New" w:cs="Courier New" w:hint="default"/>
       </w:rPr>
     </w:lvl>
     <w:lvl w:ilvl="5" w:tplc="04160005" w:tentative="1">
@@ -4283,7 +5461,7 @@
         <w:ind w:left="4320" w:hanging="360"/>
       </w:pPr>
       <w:rPr>
-        <w:rFonts w:hint="default" w:ascii="Wingdings" w:hAnsi="Wingdings"/>
+        <w:rFonts w:ascii="Wingdings" w:hAnsi="Wingdings" w:hint="default"/>
       </w:rPr>
     </w:lvl>
     <w:lvl w:ilvl="6" w:tplc="04160001" w:tentative="1">
@@ -4295,7 +5473,7 @@
         <w:ind w:left="5040" w:hanging="360"/>
       </w:pPr>
       <w:rPr>
-        <w:rFonts w:hint="default" w:ascii="Symbol" w:hAnsi="Symbol"/>
+        <w:rFonts w:ascii="Symbol" w:hAnsi="Symbol" w:hint="default"/>
       </w:rPr>
     </w:lvl>
     <w:lvl w:ilvl="7" w:tplc="04160003" w:tentative="1">
@@ -4307,7 +5485,7 @@
         <w:ind w:left="5760" w:hanging="360"/>
       </w:pPr>
       <w:rPr>
-        <w:rFonts w:hint="default" w:ascii="Courier New" w:hAnsi="Courier New" w:cs="Courier New"/>
+        <w:rFonts w:ascii="Courier New" w:hAnsi="Courier New" w:cs="Courier New" w:hint="default"/>
       </w:rPr>
     </w:lvl>
     <w:lvl w:ilvl="8" w:tplc="04160005" w:tentative="1">
@@ -4319,7 +5497,7 @@
         <w:ind w:left="6480" w:hanging="360"/>
       </w:pPr>
       <w:rPr>
-        <w:rFonts w:hint="default" w:ascii="Wingdings" w:hAnsi="Wingdings"/>
+        <w:rFonts w:ascii="Wingdings" w:hAnsi="Wingdings" w:hint="default"/>
       </w:rPr>
     </w:lvl>
   </w:abstractNum>
@@ -4334,7 +5512,7 @@
   <w:docDefaults>
     <w:rPrDefault>
       <w:rPr>
-        <w:rFonts w:ascii="Aptos" w:hAnsi="Aptos" w:eastAsia="Aptos" w:cs="Aptos"/>
+        <w:rFonts w:ascii="Aptos" w:eastAsia="Aptos" w:hAnsi="Aptos" w:cs="Aptos"/>
         <w:sz w:val="22"/>
         <w:szCs w:val="22"/>
         <w:lang w:val="pt-BR" w:eastAsia="pt-BR" w:bidi="ar-SA"/>
@@ -4349,14 +5527,14 @@
   <w:latentStyles w:defLockedState="0" w:defUIPriority="99" w:defSemiHidden="0" w:defUnhideWhenUsed="0" w:defQFormat="0" w:count="376">
     <w:lsdException w:name="Normal" w:uiPriority="0" w:qFormat="1"/>
     <w:lsdException w:name="heading 1" w:uiPriority="9" w:qFormat="1"/>
-    <w:lsdException w:name="heading 2" w:uiPriority="9" w:semiHidden="1" w:unhideWhenUsed="1" w:qFormat="1"/>
-    <w:lsdException w:name="heading 3" w:uiPriority="9" w:semiHidden="1" w:unhideWhenUsed="1" w:qFormat="1"/>
-    <w:lsdException w:name="heading 4" w:uiPriority="9" w:semiHidden="1" w:unhideWhenUsed="1" w:qFormat="1"/>
-    <w:lsdException w:name="heading 5" w:uiPriority="9" w:semiHidden="1" w:unhideWhenUsed="1" w:qFormat="1"/>
-    <w:lsdException w:name="heading 6" w:uiPriority="9" w:semiHidden="1" w:unhideWhenUsed="1" w:qFormat="1"/>
-    <w:lsdException w:name="heading 7" w:uiPriority="9" w:semiHidden="1" w:unhideWhenUsed="1" w:qFormat="1"/>
-    <w:lsdException w:name="heading 8" w:uiPriority="9" w:semiHidden="1" w:unhideWhenUsed="1" w:qFormat="1"/>
-    <w:lsdException w:name="heading 9" w:uiPriority="9" w:semiHidden="1" w:unhideWhenUsed="1" w:qFormat="1"/>
+    <w:lsdException w:name="heading 2" w:semiHidden="1" w:uiPriority="9" w:unhideWhenUsed="1" w:qFormat="1"/>
+    <w:lsdException w:name="heading 3" w:semiHidden="1" w:uiPriority="9" w:unhideWhenUsed="1" w:qFormat="1"/>
+    <w:lsdException w:name="heading 4" w:semiHidden="1" w:uiPriority="9" w:unhideWhenUsed="1" w:qFormat="1"/>
+    <w:lsdException w:name="heading 5" w:semiHidden="1" w:uiPriority="9" w:unhideWhenUsed="1" w:qFormat="1"/>
+    <w:lsdException w:name="heading 6" w:semiHidden="1" w:uiPriority="9" w:unhideWhenUsed="1" w:qFormat="1"/>
+    <w:lsdException w:name="heading 7" w:semiHidden="1" w:uiPriority="9" w:unhideWhenUsed="1" w:qFormat="1"/>
+    <w:lsdException w:name="heading 8" w:semiHidden="1" w:uiPriority="9" w:unhideWhenUsed="1" w:qFormat="1"/>
+    <w:lsdException w:name="heading 9" w:semiHidden="1" w:uiPriority="9" w:unhideWhenUsed="1" w:qFormat="1"/>
     <w:lsdException w:name="index 1" w:semiHidden="1" w:unhideWhenUsed="1"/>
     <w:lsdException w:name="index 2" w:semiHidden="1" w:unhideWhenUsed="1"/>
     <w:lsdException w:name="index 3" w:semiHidden="1" w:unhideWhenUsed="1"/>
@@ -4366,22 +5544,22 @@
     <w:lsdException w:name="index 7" w:semiHidden="1" w:unhideWhenUsed="1"/>
     <w:lsdException w:name="index 8" w:semiHidden="1" w:unhideWhenUsed="1"/>
     <w:lsdException w:name="index 9" w:semiHidden="1" w:unhideWhenUsed="1"/>
-    <w:lsdException w:name="toc 1" w:uiPriority="39" w:semiHidden="1" w:unhideWhenUsed="1"/>
-    <w:lsdException w:name="toc 2" w:uiPriority="39" w:semiHidden="1" w:unhideWhenUsed="1"/>
-    <w:lsdException w:name="toc 3" w:uiPriority="39" w:semiHidden="1" w:unhideWhenUsed="1"/>
-    <w:lsdException w:name="toc 4" w:uiPriority="39" w:semiHidden="1" w:unhideWhenUsed="1"/>
-    <w:lsdException w:name="toc 5" w:uiPriority="39" w:semiHidden="1" w:unhideWhenUsed="1"/>
-    <w:lsdException w:name="toc 6" w:uiPriority="39" w:semiHidden="1" w:unhideWhenUsed="1"/>
-    <w:lsdException w:name="toc 7" w:uiPriority="39" w:semiHidden="1" w:unhideWhenUsed="1"/>
-    <w:lsdException w:name="toc 8" w:uiPriority="39" w:semiHidden="1" w:unhideWhenUsed="1"/>
-    <w:lsdException w:name="toc 9" w:uiPriority="39" w:semiHidden="1" w:unhideWhenUsed="1"/>
+    <w:lsdException w:name="toc 1" w:semiHidden="1" w:uiPriority="39" w:unhideWhenUsed="1"/>
+    <w:lsdException w:name="toc 2" w:semiHidden="1" w:uiPriority="39" w:unhideWhenUsed="1"/>
+    <w:lsdException w:name="toc 3" w:semiHidden="1" w:uiPriority="39" w:unhideWhenUsed="1"/>
+    <w:lsdException w:name="toc 4" w:semiHidden="1" w:uiPriority="39" w:unhideWhenUsed="1"/>
+    <w:lsdException w:name="toc 5" w:semiHidden="1" w:uiPriority="39" w:unhideWhenUsed="1"/>
+    <w:lsdException w:name="toc 6" w:semiHidden="1" w:uiPriority="39" w:unhideWhenUsed="1"/>
+    <w:lsdException w:name="toc 7" w:semiHidden="1" w:uiPriority="39" w:unhideWhenUsed="1"/>
+    <w:lsdException w:name="toc 8" w:semiHidden="1" w:uiPriority="39" w:unhideWhenUsed="1"/>
+    <w:lsdException w:name="toc 9" w:semiHidden="1" w:uiPriority="39" w:unhideWhenUsed="1"/>
     <w:lsdException w:name="Normal Indent" w:semiHidden="1" w:unhideWhenUsed="1"/>
     <w:lsdException w:name="footnote text" w:semiHidden="1" w:unhideWhenUsed="1"/>
     <w:lsdException w:name="annotation text" w:semiHidden="1" w:unhideWhenUsed="1"/>
     <w:lsdException w:name="header" w:semiHidden="1" w:unhideWhenUsed="1"/>
     <w:lsdException w:name="footer" w:semiHidden="1" w:unhideWhenUsed="1"/>
     <w:lsdException w:name="index heading" w:semiHidden="1" w:unhideWhenUsed="1"/>
-    <w:lsdException w:name="caption" w:uiPriority="35" w:semiHidden="1" w:unhideWhenUsed="1" w:qFormat="1"/>
+    <w:lsdException w:name="caption" w:semiHidden="1" w:uiPriority="35" w:unhideWhenUsed="1" w:qFormat="1"/>
     <w:lsdException w:name="table of figures" w:semiHidden="1" w:unhideWhenUsed="1"/>
     <w:lsdException w:name="envelope address" w:semiHidden="1" w:unhideWhenUsed="1"/>
     <w:lsdException w:name="envelope return" w:semiHidden="1" w:unhideWhenUsed="1"/>
@@ -4412,7 +5590,7 @@
     <w:lsdException w:name="Title" w:uiPriority="10" w:qFormat="1"/>
     <w:lsdException w:name="Closing" w:semiHidden="1" w:unhideWhenUsed="1"/>
     <w:lsdException w:name="Signature" w:semiHidden="1" w:unhideWhenUsed="1"/>
-    <w:lsdException w:name="Default Paragraph Font" w:uiPriority="1" w:semiHidden="1" w:unhideWhenUsed="1"/>
+    <w:lsdException w:name="Default Paragraph Font" w:semiHidden="1" w:uiPriority="1" w:unhideWhenUsed="1"/>
     <w:lsdException w:name="Body Text" w:semiHidden="1" w:unhideWhenUsed="1"/>
     <w:lsdException w:name="Body Text Indent" w:semiHidden="1" w:unhideWhenUsed="1"/>
     <w:lsdException w:name="List Continue" w:semiHidden="1" w:unhideWhenUsed="1"/>
@@ -4612,8 +5790,8 @@
     <w:lsdException w:name="Subtle Reference" w:uiPriority="31" w:qFormat="1"/>
     <w:lsdException w:name="Intense Reference" w:uiPriority="32" w:qFormat="1"/>
     <w:lsdException w:name="Book Title" w:uiPriority="33" w:qFormat="1"/>
-    <w:lsdException w:name="Bibliography" w:uiPriority="37" w:semiHidden="1" w:unhideWhenUsed="1"/>
-    <w:lsdException w:name="TOC Heading" w:uiPriority="39" w:semiHidden="1" w:unhideWhenUsed="1" w:qFormat="1"/>
+    <w:lsdException w:name="Bibliography" w:semiHidden="1" w:uiPriority="37" w:unhideWhenUsed="1"/>
+    <w:lsdException w:name="TOC Heading" w:semiHidden="1" w:uiPriority="39" w:unhideWhenUsed="1" w:qFormat="1"/>
     <w:lsdException w:name="Plain Table 1" w:uiPriority="41"/>
     <w:lsdException w:name="Plain Table 2" w:uiPriority="42"/>
     <w:lsdException w:name="Plain Table 3" w:uiPriority="43"/>
@@ -4724,7 +5902,7 @@
     <w:lsdException w:name="Unresolved Mention" w:semiHidden="1" w:unhideWhenUsed="1"/>
     <w:lsdException w:name="Smart Link" w:semiHidden="1" w:unhideWhenUsed="1"/>
   </w:latentStyles>
-  <w:style w:type="paragraph" w:styleId="Normal" w:default="1">
+  <w:style w:type="paragraph" w:default="1" w:styleId="Normal">
     <w:name w:val="Normal"/>
     <w:qFormat/>
     <w:rsid w:val="006D2886"/>
@@ -4744,7 +5922,7 @@
       <w:outlineLvl w:val="0"/>
     </w:pPr>
     <w:rPr>
-      <w:rFonts w:asciiTheme="majorHAnsi" w:hAnsiTheme="majorHAnsi" w:eastAsiaTheme="majorEastAsia" w:cstheme="majorBidi"/>
+      <w:rFonts w:asciiTheme="majorHAnsi" w:eastAsiaTheme="majorEastAsia" w:hAnsiTheme="majorHAnsi" w:cstheme="majorBidi"/>
       <w:color w:val="0F4761" w:themeColor="accent1" w:themeShade="BF"/>
       <w:sz w:val="40"/>
       <w:szCs w:val="40"/>
@@ -4767,7 +5945,7 @@
       <w:outlineLvl w:val="1"/>
     </w:pPr>
     <w:rPr>
-      <w:rFonts w:asciiTheme="majorHAnsi" w:hAnsiTheme="majorHAnsi" w:eastAsiaTheme="majorEastAsia" w:cstheme="majorBidi"/>
+      <w:rFonts w:asciiTheme="majorHAnsi" w:eastAsiaTheme="majorEastAsia" w:hAnsiTheme="majorHAnsi" w:cstheme="majorBidi"/>
       <w:color w:val="0F4761" w:themeColor="accent1" w:themeShade="BF"/>
       <w:sz w:val="32"/>
       <w:szCs w:val="32"/>
@@ -4928,13 +6106,13 @@
       <w:color w:val="272727" w:themeColor="text1" w:themeTint="D8"/>
     </w:rPr>
   </w:style>
-  <w:style w:type="character" w:styleId="Fontepargpadro" w:default="1">
+  <w:style w:type="character" w:default="1" w:styleId="Fontepargpadro">
     <w:name w:val="Default Paragraph Font"/>
     <w:uiPriority w:val="1"/>
     <w:semiHidden/>
     <w:unhideWhenUsed/>
   </w:style>
-  <w:style w:type="table" w:styleId="Tabelanormal" w:default="1">
+  <w:style w:type="table" w:default="1" w:styleId="Tabelanormal">
     <w:name w:val="Normal Table"/>
     <w:uiPriority w:val="99"/>
     <w:semiHidden/>
@@ -4949,13 +6127,13 @@
       </w:tblCellMar>
     </w:tblPr>
   </w:style>
-  <w:style w:type="numbering" w:styleId="Semlista" w:default="1">
+  <w:style w:type="numbering" w:default="1" w:styleId="Semlista">
     <w:name w:val="No List"/>
     <w:uiPriority w:val="99"/>
     <w:semiHidden/>
     <w:unhideWhenUsed/>
   </w:style>
-  <w:style w:type="table" w:styleId="TableNormal" w:customStyle="1">
+  <w:style w:type="table" w:customStyle="1" w:styleId="TableNormal">
     <w:name w:val="Table Normal"/>
     <w:tblPr>
       <w:tblCellMar>
@@ -4979,27 +6157,27 @@
       <w:contextualSpacing/>
     </w:pPr>
     <w:rPr>
-      <w:rFonts w:asciiTheme="majorHAnsi" w:hAnsiTheme="majorHAnsi" w:eastAsiaTheme="majorEastAsia" w:cstheme="majorBidi"/>
+      <w:rFonts w:asciiTheme="majorHAnsi" w:eastAsiaTheme="majorEastAsia" w:hAnsiTheme="majorHAnsi" w:cstheme="majorBidi"/>
       <w:spacing w:val="-10"/>
       <w:kern w:val="28"/>
       <w:sz w:val="56"/>
       <w:szCs w:val="56"/>
     </w:rPr>
   </w:style>
-  <w:style w:type="character" w:styleId="Ttulo1Char" w:customStyle="1">
+  <w:style w:type="character" w:customStyle="1" w:styleId="Ttulo1Char">
     <w:name w:val="Título 1 Char"/>
     <w:basedOn w:val="Fontepargpadro"/>
     <w:link w:val="Ttulo1"/>
     <w:uiPriority w:val="9"/>
     <w:rsid w:val="00C82D7E"/>
     <w:rPr>
-      <w:rFonts w:asciiTheme="majorHAnsi" w:hAnsiTheme="majorHAnsi" w:eastAsiaTheme="majorEastAsia" w:cstheme="majorBidi"/>
+      <w:rFonts w:asciiTheme="majorHAnsi" w:eastAsiaTheme="majorEastAsia" w:hAnsiTheme="majorHAnsi" w:cstheme="majorBidi"/>
       <w:color w:val="0F4761" w:themeColor="accent1" w:themeShade="BF"/>
       <w:sz w:val="40"/>
       <w:szCs w:val="40"/>
     </w:rPr>
   </w:style>
-  <w:style w:type="character" w:styleId="Ttulo2Char" w:customStyle="1">
+  <w:style w:type="character" w:customStyle="1" w:styleId="Ttulo2Char">
     <w:name w:val="Título 2 Char"/>
     <w:basedOn w:val="Fontepargpadro"/>
     <w:link w:val="Ttulo2"/>
@@ -5007,13 +6185,13 @@
     <w:semiHidden/>
     <w:rsid w:val="00C82D7E"/>
     <w:rPr>
-      <w:rFonts w:asciiTheme="majorHAnsi" w:hAnsiTheme="majorHAnsi" w:eastAsiaTheme="majorEastAsia" w:cstheme="majorBidi"/>
+      <w:rFonts w:asciiTheme="majorHAnsi" w:eastAsiaTheme="majorEastAsia" w:hAnsiTheme="majorHAnsi" w:cstheme="majorBidi"/>
       <w:color w:val="0F4761" w:themeColor="accent1" w:themeShade="BF"/>
       <w:sz w:val="32"/>
       <w:szCs w:val="32"/>
     </w:rPr>
   </w:style>
-  <w:style w:type="character" w:styleId="Ttulo3Char" w:customStyle="1">
+  <w:style w:type="character" w:customStyle="1" w:styleId="Ttulo3Char">
     <w:name w:val="Título 3 Char"/>
     <w:basedOn w:val="Fontepargpadro"/>
     <w:link w:val="Ttulo3"/>
@@ -5027,7 +6205,7 @@
       <w:szCs w:val="28"/>
     </w:rPr>
   </w:style>
-  <w:style w:type="character" w:styleId="Ttulo4Char" w:customStyle="1">
+  <w:style w:type="character" w:customStyle="1" w:styleId="Ttulo4Char">
     <w:name w:val="Título 4 Char"/>
     <w:basedOn w:val="Fontepargpadro"/>
     <w:link w:val="Ttulo4"/>
@@ -5041,7 +6219,7 @@
       <w:color w:val="0F4761" w:themeColor="accent1" w:themeShade="BF"/>
     </w:rPr>
   </w:style>
-  <w:style w:type="character" w:styleId="Ttulo5Char" w:customStyle="1">
+  <w:style w:type="character" w:customStyle="1" w:styleId="Ttulo5Char">
     <w:name w:val="Título 5 Char"/>
     <w:basedOn w:val="Fontepargpadro"/>
     <w:link w:val="Ttulo5"/>
@@ -5053,7 +6231,7 @@
       <w:color w:val="0F4761" w:themeColor="accent1" w:themeShade="BF"/>
     </w:rPr>
   </w:style>
-  <w:style w:type="character" w:styleId="Ttulo6Char" w:customStyle="1">
+  <w:style w:type="character" w:customStyle="1" w:styleId="Ttulo6Char">
     <w:name w:val="Título 6 Char"/>
     <w:basedOn w:val="Fontepargpadro"/>
     <w:link w:val="Ttulo6"/>
@@ -5067,7 +6245,7 @@
       <w:color w:val="595959" w:themeColor="text1" w:themeTint="A6"/>
     </w:rPr>
   </w:style>
-  <w:style w:type="character" w:styleId="Ttulo7Char" w:customStyle="1">
+  <w:style w:type="character" w:customStyle="1" w:styleId="Ttulo7Char">
     <w:name w:val="Título 7 Char"/>
     <w:basedOn w:val="Fontepargpadro"/>
     <w:link w:val="Ttulo7"/>
@@ -5079,7 +6257,7 @@
       <w:color w:val="595959" w:themeColor="text1" w:themeTint="A6"/>
     </w:rPr>
   </w:style>
-  <w:style w:type="character" w:styleId="Ttulo8Char" w:customStyle="1">
+  <w:style w:type="character" w:customStyle="1" w:styleId="Ttulo8Char">
     <w:name w:val="Título 8 Char"/>
     <w:basedOn w:val="Fontepargpadro"/>
     <w:link w:val="Ttulo8"/>
@@ -5093,7 +6271,7 @@
       <w:color w:val="272727" w:themeColor="text1" w:themeTint="D8"/>
     </w:rPr>
   </w:style>
-  <w:style w:type="character" w:styleId="Ttulo9Char" w:customStyle="1">
+  <w:style w:type="character" w:customStyle="1" w:styleId="Ttulo9Char">
     <w:name w:val="Título 9 Char"/>
     <w:basedOn w:val="Fontepargpadro"/>
     <w:link w:val="Ttulo9"/>
@@ -5105,14 +6283,14 @@
       <w:color w:val="272727" w:themeColor="text1" w:themeTint="D8"/>
     </w:rPr>
   </w:style>
-  <w:style w:type="character" w:styleId="TtuloChar" w:customStyle="1">
+  <w:style w:type="character" w:customStyle="1" w:styleId="TtuloChar">
     <w:name w:val="Título Char"/>
     <w:basedOn w:val="Fontepargpadro"/>
     <w:link w:val="Ttulo"/>
     <w:uiPriority w:val="10"/>
     <w:rsid w:val="00C82D7E"/>
     <w:rPr>
-      <w:rFonts w:asciiTheme="majorHAnsi" w:hAnsiTheme="majorHAnsi" w:eastAsiaTheme="majorEastAsia" w:cstheme="majorBidi"/>
+      <w:rFonts w:asciiTheme="majorHAnsi" w:eastAsiaTheme="majorEastAsia" w:hAnsiTheme="majorHAnsi" w:cstheme="majorBidi"/>
       <w:spacing w:val="-10"/>
       <w:kern w:val="28"/>
       <w:sz w:val="56"/>
@@ -5132,7 +6310,7 @@
       <w:szCs w:val="28"/>
     </w:rPr>
   </w:style>
-  <w:style w:type="character" w:styleId="SubttuloChar" w:customStyle="1">
+  <w:style w:type="character" w:customStyle="1" w:styleId="SubttuloChar">
     <w:name w:val="Subtítulo Char"/>
     <w:basedOn w:val="Fontepargpadro"/>
     <w:link w:val="Subttulo"/>
@@ -5164,7 +6342,7 @@
       <w:color w:val="404040" w:themeColor="text1" w:themeTint="BF"/>
     </w:rPr>
   </w:style>
-  <w:style w:type="character" w:styleId="CitaoChar" w:customStyle="1">
+  <w:style w:type="character" w:customStyle="1" w:styleId="CitaoChar">
     <w:name w:val="Citação Char"/>
     <w:basedOn w:val="Fontepargpadro"/>
     <w:link w:val="Citao"/>
@@ -5209,8 +6387,8 @@
     <w:rsid w:val="00C82D7E"/>
     <w:pPr>
       <w:pBdr>
-        <w:top w:val="single" w:color="0F4761" w:themeColor="accent1" w:themeShade="BF" w:sz="4" w:space="10"/>
-        <w:bottom w:val="single" w:color="0F4761" w:themeColor="accent1" w:themeShade="BF" w:sz="4" w:space="10"/>
+        <w:top w:val="single" w:sz="4" w:space="10" w:color="0F4761" w:themeColor="accent1" w:themeShade="BF"/>
+        <w:bottom w:val="single" w:sz="4" w:space="10" w:color="0F4761" w:themeColor="accent1" w:themeShade="BF"/>
       </w:pBdr>
       <w:spacing w:before="360" w:after="360"/>
       <w:ind w:left="864" w:right="864"/>
@@ -5222,7 +6400,7 @@
       <w:color w:val="0F4761" w:themeColor="accent1" w:themeShade="BF"/>
     </w:rPr>
   </w:style>
-  <w:style w:type="character" w:styleId="CitaoIntensaChar" w:customStyle="1">
+  <w:style w:type="character" w:customStyle="1" w:styleId="CitaoIntensaChar">
     <w:name w:val="Citação Intensa Char"/>
     <w:basedOn w:val="Fontepargpadro"/>
     <w:link w:val="CitaoIntensa"/>
@@ -5258,12 +6436,12 @@
     </w:pPr>
     <w:tblPr>
       <w:tblBorders>
-        <w:top w:val="single" w:color="auto" w:sz="4" w:space="0"/>
-        <w:left w:val="single" w:color="auto" w:sz="4" w:space="0"/>
-        <w:bottom w:val="single" w:color="auto" w:sz="4" w:space="0"/>
-        <w:right w:val="single" w:color="auto" w:sz="4" w:space="0"/>
-        <w:insideH w:val="single" w:color="auto" w:sz="4" w:space="0"/>
-        <w:insideV w:val="single" w:color="auto" w:sz="4" w:space="0"/>
+        <w:top w:val="single" w:sz="4" w:space="0" w:color="auto"/>
+        <w:left w:val="single" w:sz="4" w:space="0" w:color="auto"/>
+        <w:bottom w:val="single" w:sz="4" w:space="0" w:color="auto"/>
+        <w:right w:val="single" w:sz="4" w:space="0" w:color="auto"/>
+        <w:insideH w:val="single" w:sz="4" w:space="0" w:color="auto"/>
+        <w:insideV w:val="single" w:sz="4" w:space="0" w:color="auto"/>
       </w:tblBorders>
     </w:tblPr>
   </w:style>
@@ -5282,7 +6460,7 @@
       <w:spacing w:after="0" w:line="240" w:lineRule="auto"/>
     </w:pPr>
   </w:style>
-  <w:style w:type="character" w:styleId="CabealhoChar" w:customStyle="1">
+  <w:style w:type="character" w:customStyle="1" w:styleId="CabealhoChar">
     <w:name w:val="Cabeçalho Char"/>
     <w:basedOn w:val="Fontepargpadro"/>
     <w:link w:val="Cabealho"/>
@@ -5304,7 +6482,7 @@
       <w:spacing w:after="0" w:line="240" w:lineRule="auto"/>
     </w:pPr>
   </w:style>
-  <w:style w:type="character" w:styleId="RodapChar" w:customStyle="1">
+  <w:style w:type="character" w:customStyle="1" w:styleId="RodapChar">
     <w:name w:val="Rodapé Char"/>
     <w:basedOn w:val="Fontepargpadro"/>
     <w:link w:val="Rodap"/>
@@ -5328,7 +6506,7 @@
       <w:szCs w:val="32"/>
     </w:rPr>
   </w:style>
-  <w:style w:type="paragraph" w:styleId="TtuloGuardian" w:customStyle="1">
+  <w:style w:type="paragraph" w:customStyle="1" w:styleId="TtuloGuardian">
     <w:name w:val="Título [Guardian]"/>
     <w:basedOn w:val="Normal"/>
     <w:link w:val="TtuloGuardianChar"/>
@@ -5347,7 +6525,7 @@
       <w:szCs w:val="32"/>
     </w:rPr>
   </w:style>
-  <w:style w:type="character" w:styleId="TtuloGuardianChar" w:customStyle="1">
+  <w:style w:type="character" w:customStyle="1" w:styleId="TtuloGuardianChar">
     <w:name w:val="Título [Guardian] Char"/>
     <w:basedOn w:val="Fontepargpadro"/>
     <w:link w:val="TtuloGuardian"/>
@@ -5384,7 +6562,7 @@
       <w:u w:val="single"/>
     </w:rPr>
   </w:style>
-  <w:style w:type="paragraph" w:styleId="SubttuloGuardian" w:customStyle="1">
+  <w:style w:type="paragraph" w:customStyle="1" w:styleId="SubttuloGuardian">
     <w:name w:val="Subtítulo [Guardian]"/>
     <w:basedOn w:val="TtuloGuardian"/>
     <w:link w:val="SubttuloGuardianChar"/>
@@ -5398,7 +6576,7 @@
       <w:szCs w:val="24"/>
     </w:rPr>
   </w:style>
-  <w:style w:type="character" w:styleId="SubttuloGuardianChar" w:customStyle="1">
+  <w:style w:type="character" w:customStyle="1" w:styleId="SubttuloGuardianChar">
     <w:name w:val="Subtítulo [Guardian] Char"/>
     <w:basedOn w:val="TtuloGuardianChar"/>
     <w:link w:val="SubttuloGuardian"/>
@@ -5425,7 +6603,7 @@
       <w:ind w:left="220"/>
     </w:pPr>
   </w:style>
-  <w:style w:type="table" w:styleId="a" w:customStyle="1">
+  <w:style w:type="table" w:customStyle="1" w:styleId="a">
     <w:basedOn w:val="TableNormal"/>
     <w:pPr>
       <w:spacing w:after="0" w:line="240" w:lineRule="auto"/>
@@ -5439,7 +6617,7 @@
       </w:tblCellMar>
     </w:tblPr>
   </w:style>
-  <w:style w:type="table" w:styleId="a0" w:customStyle="1">
+  <w:style w:type="table" w:customStyle="1" w:styleId="a0">
     <w:basedOn w:val="TableNormal"/>
     <w:pPr>
       <w:spacing w:after="0" w:line="240" w:lineRule="auto"/>
@@ -5453,7 +6631,7 @@
       </w:tblCellMar>
     </w:tblPr>
   </w:style>
-  <w:style w:type="table" w:styleId="a1" w:customStyle="1">
+  <w:style w:type="table" w:customStyle="1" w:styleId="a1">
     <w:basedOn w:val="TableNormal"/>
     <w:pPr>
       <w:spacing w:after="0" w:line="240" w:lineRule="auto"/>
@@ -5483,7 +6661,7 @@
 </file>
 
 <file path=word/theme/theme1.xml><?xml version="1.0" encoding="utf-8"?>
-<a:theme xmlns:a="http://schemas.openxmlformats.org/drawingml/2006/main" xmlns:thm15="http://schemas.microsoft.com/office/thememl/2012/main" name="Tema do Office">
+<a:theme xmlns:a="http://schemas.openxmlformats.org/drawingml/2006/main" name="Tema do Office">
   <a:themeElements>
     <a:clrScheme name="Office">
       <a:dk1>
@@ -5778,6 +6956,12 @@
 </file>
 
 <file path=customXml/item1.xml><?xml version="1.0" encoding="utf-8"?>
+<go:gDocsCustomXmlDataStorage xmlns:go="http://customooxmlschemas.google.com/" xmlns:r="http://schemas.openxmlformats.org/officeDocument/2006/relationships" uri="GoogleDocsCustomDataVersion2">
+  <go:docsCustomData xmlns:go="http://customooxmlschemas.google.com/" roundtripDataSignature="AMtx7mhSlTVZsyWrkFdEKKtcuEnqSwnTPQ==">CgMxLjAyCGguZ2pkZ3hzMgloLjMwajB6bGwyCWguMWZvYjl0ZTIJaC4zem55c2g3MgloLjJldDkycDAyCGgudHlqY3d0MgloLjNkeTZ2a20yCWguMXQzaDVzZjIJaC40ZDM0b2c4OAByITF3VU0tYUNsTFNUSGJrMW1NUEVrR0V5X2JBdkZOSThaMA==</go:docsCustomData>
+</go:gDocsCustomXmlDataStorage>
+</file>
+
+<file path=customXml/item2.xml><?xml version="1.0" encoding="utf-8"?>
 <p:properties xmlns:p="http://schemas.microsoft.com/office/2006/metadata/properties" xmlns:xsi="http://www.w3.org/2001/XMLSchema-instance" xmlns:pc="http://schemas.microsoft.com/office/infopath/2007/PartnerControls">
   <documentManagement>
     <_activity xmlns="2eba36f4-37f3-461d-bc9e-40760a50cd2a" xsi:nil="true"/>
@@ -5785,13 +6969,16 @@
 </p:properties>
 </file>
 
-<file path=customXml/item2.xml><?xml version="1.0" encoding="utf-8"?>
-<go:gDocsCustomXmlDataStorage xmlns:go="http://customooxmlschemas.google.com/" xmlns:r="http://schemas.openxmlformats.org/officeDocument/2006/relationships" uri="GoogleDocsCustomDataVersion2">
-  <go:docsCustomData xmlns:go="http://customooxmlschemas.google.com/" roundtripDataSignature="AMtx7mhSlTVZsyWrkFdEKKtcuEnqSwnTPQ==">CgMxLjAyCGguZ2pkZ3hzMgloLjMwajB6bGwyCWguMWZvYjl0ZTIJaC4zem55c2g3MgloLjJldDkycDAyCGgudHlqY3d0MgloLjNkeTZ2a20yCWguMXQzaDVzZjIJaC40ZDM0b2c4OAByITF3VU0tYUNsTFNUSGJrMW1NUEVrR0V5X2JBdkZOSThaMA==</go:docsCustomData>
-</go:gDocsCustomXmlDataStorage>
+<file path=customXml/item3.xml><?xml version="1.0" encoding="utf-8"?>
+<?mso-contentType ?>
+<FormTemplates xmlns="http://schemas.microsoft.com/sharepoint/v3/contenttype/forms">
+  <Display>DocumentLibraryForm</Display>
+  <Edit>DocumentLibraryForm</Edit>
+  <New>DocumentLibraryForm</New>
+</FormTemplates>
 </file>
 
-<file path=customXml/item3.xml><?xml version="1.0" encoding="utf-8"?>
+<file path=customXml/item4.xml><?xml version="1.0" encoding="utf-8"?>
 <ct:contentTypeSchema xmlns:ct="http://schemas.microsoft.com/office/2006/metadata/contentType" xmlns:ma="http://schemas.microsoft.com/office/2006/metadata/properties/metaAttributes" ct:_="" ma:_="" ma:contentTypeName="Documento" ma:contentTypeID="0x010100483CD529851E3249A7FABB08E17978AB" ma:contentTypeVersion="11" ma:contentTypeDescription="Crie um novo documento." ma:contentTypeScope="" ma:versionID="02293d1b8092e404100fbfb33949aace">
   <xsd:schema xmlns:xsd="http://www.w3.org/2001/XMLSchema" xmlns:xs="http://www.w3.org/2001/XMLSchema" xmlns:p="http://schemas.microsoft.com/office/2006/metadata/properties" xmlns:ns3="2eba36f4-37f3-461d-bc9e-40760a50cd2a" targetNamespace="http://schemas.microsoft.com/office/2006/metadata/properties" ma:root="true" ma:fieldsID="02dc5f4915ed96c66c3d4ece8dcb256b" ns3:_="">
     <xsd:import namespace="2eba36f4-37f3-461d-bc9e-40760a50cd2a"/>
@@ -5979,16 +7166,16 @@
 </ct:contentTypeSchema>
 </file>
 
-<file path=customXml/item4.xml><?xml version="1.0" encoding="utf-8"?>
-<?mso-contentType ?>
-<FormTemplates xmlns="http://schemas.microsoft.com/sharepoint/v3/contenttype/forms">
-  <Display>DocumentLibraryForm</Display>
-  <Edit>DocumentLibraryForm</Edit>
-  <New>DocumentLibraryForm</New>
-</FormTemplates>
+<file path=customXml/itemProps1.xml><?xml version="1.0" encoding="utf-8"?>
+<ds:datastoreItem xmlns:ds="http://schemas.openxmlformats.org/officeDocument/2006/customXml" ds:itemID="{11111111-1234-1234-1234-123412341234}">
+  <ds:schemaRefs>
+    <ds:schemaRef ds:uri="http://customooxmlschemas.google.com/"/>
+    <ds:schemaRef ds:uri="http://schemas.openxmlformats.org/officeDocument/2006/relationships"/>
+  </ds:schemaRefs>
+</ds:datastoreItem>
 </file>
 
-<file path=customXml/itemProps1.xml><?xml version="1.0" encoding="utf-8"?>
+<file path=customXml/itemProps2.xml><?xml version="1.0" encoding="utf-8"?>
 <ds:datastoreItem xmlns:ds="http://schemas.openxmlformats.org/officeDocument/2006/customXml" ds:itemID="{1F350AA2-ECFD-458D-8045-427469DBC6F9}">
   <ds:schemaRefs>
     <ds:schemaRef ds:uri="http://schemas.microsoft.com/office/2006/metadata/properties"/>
@@ -5998,16 +7185,15 @@
 </ds:datastoreItem>
 </file>
 
-<file path=customXml/itemProps2.xml><?xml version="1.0" encoding="utf-8"?>
-<ds:datastoreItem xmlns:ds="http://schemas.openxmlformats.org/officeDocument/2006/customXml" ds:itemID="{11111111-1234-1234-1234-123412341234}">
+<file path=customXml/itemProps3.xml><?xml version="1.0" encoding="utf-8"?>
+<ds:datastoreItem xmlns:ds="http://schemas.openxmlformats.org/officeDocument/2006/customXml" ds:itemID="{ADF2627C-4257-43C8-8A20-99960B6D70D6}">
   <ds:schemaRefs>
-    <ds:schemaRef ds:uri="http://customooxmlschemas.google.com/"/>
-    <ds:schemaRef ds:uri="http://schemas.openxmlformats.org/officeDocument/2006/relationships"/>
+    <ds:schemaRef ds:uri="http://schemas.microsoft.com/sharepoint/v3/contenttype/forms"/>
   </ds:schemaRefs>
 </ds:datastoreItem>
 </file>
 
-<file path=customXml/itemProps3.xml><?xml version="1.0" encoding="utf-8"?>
+<file path=customXml/itemProps4.xml><?xml version="1.0" encoding="utf-8"?>
 <ds:datastoreItem xmlns:ds="http://schemas.openxmlformats.org/officeDocument/2006/customXml" ds:itemID="{B4896957-101A-49B4-B026-A3871A9BC4DF}">
   <ds:schemaRefs>
     <ds:schemaRef ds:uri="http://schemas.microsoft.com/office/2006/metadata/contentType"/>
@@ -6023,12 +7209,4 @@
     <ds:schemaRef ds:uri="http://schemas.microsoft.com/internal/obd"/>
   </ds:schemaRefs>
 </ds:datastoreItem>
-</file>
-
-<file path=customXml/itemProps4.xml><?xml version="1.0" encoding="utf-8"?>
-<ds:datastoreItem xmlns:ds="http://schemas.openxmlformats.org/officeDocument/2006/customXml" ds:itemID="{ADF2627C-4257-43C8-8A20-99960B6D70D6}">
-  <ds:schemaRefs>
-    <ds:schemaRef ds:uri="http://schemas.microsoft.com/sharepoint/v3/contenttype/forms"/>
-  </ds:schemaRefs>
-</ds:datastoreItem>
 </file>